--- a/Madhu Satyakumar DSA .docx
+++ b/Madhu Satyakumar DSA .docx
@@ -1950,6 +1950,402 @@
           </w:p>
         </w:tc>
       </w:tr>
+      <w:tr>
+        <w:tc>
+          <w:tcPr>
+            <w:tcW w:type="dxa" w:w="805"/>
+            <w:tcW w:w="805" w:type="dxa"/>
+          </w:tcPr>
+          <w:p>
+            <w:r>
+              <w:rPr>
+                <w:rFonts w:ascii="Yu Gothic Light" w:hAnsi="Yu Gothic Light"/>
+                <w:sz w:val="22"/>
+              </w:rPr>
+              <w:t>4.</w:t>
+            </w:r>
+          </w:p>
+        </w:tc>
+        <w:tc>
+          <w:tcPr>
+            <w:tcW w:type="dxa" w:w="3999"/>
+            <w:tcW w:w="3999" w:type="dxa"/>
+          </w:tcPr>
+          <w:p>
+            <w:r>
+              <w:rPr>
+                <w:rFonts w:ascii="Yu Gothic Light" w:hAnsi="Yu Gothic Light"/>
+                <w:sz w:val="22"/>
+              </w:rPr>
+              <w:t>4(A) Aim:</w:t>
+              <w:br/>
+              <w:t>Write a python program to apply Merge Sort where input elements are taken from the user .</w:t>
+              <w:br/>
+              <w:br/>
+              <w:t>4(B) Aim:</w:t>
+              <w:br/>
+              <w:t>Write a python program to apply Quick Sort where input elements are taken from the user .</w:t>
+              <w:br/>
+            </w:r>
+          </w:p>
+        </w:tc>
+        <w:tc>
+          <w:tcPr>
+            <w:tcW w:type="dxa" w:w="2402"/>
+            <w:tcW w:w="2402" w:type="dxa"/>
+          </w:tcPr>
+          <w:p>
+            <w:r>
+              <w:rPr>
+                <w:rFonts w:ascii="Yu Gothic Light" w:hAnsi="Yu Gothic Light"/>
+                <w:sz w:val="22"/>
+              </w:rPr>
+              <w:br/>
+              <w:br/>
+              <w:br/>
+              <w:t>23-28</w:t>
+              <w:br/>
+            </w:r>
+          </w:p>
+        </w:tc>
+        <w:tc>
+          <w:tcPr>
+            <w:tcW w:type="dxa" w:w="2402"/>
+            <w:tcW w:w="2402" w:type="dxa"/>
+          </w:tcPr>
+          <w:p/>
+        </w:tc>
+      </w:tr>
+      <w:tr>
+        <w:tc>
+          <w:tcPr>
+            <w:tcW w:type="dxa" w:w="805"/>
+            <w:tcW w:w="805" w:type="dxa"/>
+          </w:tcPr>
+          <w:p>
+            <w:r>
+              <w:rPr>
+                <w:rFonts w:ascii="Yu Gothic Light" w:hAnsi="Yu Gothic Light"/>
+                <w:sz w:val="22"/>
+              </w:rPr>
+              <w:t>5.</w:t>
+            </w:r>
+          </w:p>
+        </w:tc>
+        <w:tc>
+          <w:tcPr>
+            <w:tcW w:type="dxa" w:w="3999"/>
+            <w:tcW w:w="3999" w:type="dxa"/>
+          </w:tcPr>
+          <w:p>
+            <w:r>
+              <w:rPr>
+                <w:rFonts w:ascii="Yu Gothic Light" w:hAnsi="Yu Gothic Light"/>
+                <w:sz w:val="22"/>
+              </w:rPr>
+              <w:t>5(A) Aim:</w:t>
+              <w:br/>
+              <w:t>Write a python program to implement Singly Linked List and perform various operations (Creation, Insertion, Deletion, and Traversal).</w:t>
+              <w:br/>
+              <w:br/>
+              <w:t>5(B) Aim:</w:t>
+              <w:br/>
+              <w:t>Write a python program to implement Circular Linked List and perform various operations (Insertion, Deletion, Traversal, and Display head/tail).</w:t>
+              <w:br/>
+            </w:r>
+          </w:p>
+        </w:tc>
+        <w:tc>
+          <w:tcPr>
+            <w:tcW w:type="dxa" w:w="2402"/>
+            <w:tcW w:w="2402" w:type="dxa"/>
+          </w:tcPr>
+          <w:p>
+            <w:r>
+              <w:rPr>
+                <w:rFonts w:ascii="Yu Gothic Light" w:hAnsi="Yu Gothic Light"/>
+                <w:sz w:val="22"/>
+              </w:rPr>
+              <w:br/>
+              <w:br/>
+              <w:br/>
+              <w:t>28-36</w:t>
+              <w:br/>
+            </w:r>
+          </w:p>
+        </w:tc>
+        <w:tc>
+          <w:tcPr>
+            <w:tcW w:type="dxa" w:w="2402"/>
+            <w:tcW w:w="2402" w:type="dxa"/>
+          </w:tcPr>
+          <w:p/>
+        </w:tc>
+      </w:tr>
+      <w:tr>
+        <w:tc>
+          <w:tcPr>
+            <w:tcW w:type="dxa" w:w="805"/>
+            <w:tcW w:w="805" w:type="dxa"/>
+          </w:tcPr>
+          <w:p>
+            <w:r>
+              <w:rPr>
+                <w:rFonts w:ascii="Yu Gothic Light" w:hAnsi="Yu Gothic Light"/>
+                <w:sz w:val="22"/>
+              </w:rPr>
+              <w:t>6.</w:t>
+            </w:r>
+          </w:p>
+        </w:tc>
+        <w:tc>
+          <w:tcPr>
+            <w:tcW w:type="dxa" w:w="3999"/>
+            <w:tcW w:w="3999" w:type="dxa"/>
+          </w:tcPr>
+          <w:p>
+            <w:r>
+              <w:rPr>
+                <w:rFonts w:ascii="Yu Gothic Light" w:hAnsi="Yu Gothic Light"/>
+                <w:sz w:val="22"/>
+              </w:rPr>
+              <w:t>6(A) Aim:</w:t>
+              <w:br/>
+              <w:t>Write a python program to implement Stack operations (Push, Pop, Peek, Display) using an Array / List .</w:t>
+              <w:br/>
+              <w:br/>
+              <w:t>6(B) Aim:</w:t>
+              <w:br/>
+              <w:t>Write a python program to implement Stack operations (Push, Pop, Peek, Display) using a Singly Linked List .</w:t>
+              <w:br/>
+            </w:r>
+          </w:p>
+        </w:tc>
+        <w:tc>
+          <w:tcPr>
+            <w:tcW w:type="dxa" w:w="2402"/>
+            <w:tcW w:w="2402" w:type="dxa"/>
+          </w:tcPr>
+          <w:p>
+            <w:r>
+              <w:rPr>
+                <w:rFonts w:ascii="Yu Gothic Light" w:hAnsi="Yu Gothic Light"/>
+                <w:sz w:val="22"/>
+              </w:rPr>
+              <w:br/>
+              <w:br/>
+              <w:br/>
+              <w:t>36-42</w:t>
+              <w:br/>
+            </w:r>
+          </w:p>
+        </w:tc>
+        <w:tc>
+          <w:tcPr>
+            <w:tcW w:type="dxa" w:w="2402"/>
+            <w:tcW w:w="2402" w:type="dxa"/>
+          </w:tcPr>
+          <w:p/>
+        </w:tc>
+      </w:tr>
+      <w:tr>
+        <w:tc>
+          <w:tcPr>
+            <w:tcW w:type="dxa" w:w="805"/>
+            <w:tcW w:w="805" w:type="dxa"/>
+          </w:tcPr>
+          <w:p>
+            <w:r>
+              <w:rPr>
+                <w:rFonts w:ascii="Yu Gothic Light" w:hAnsi="Yu Gothic Light"/>
+                <w:sz w:val="22"/>
+              </w:rPr>
+              <w:t>7.</w:t>
+            </w:r>
+          </w:p>
+        </w:tc>
+        <w:tc>
+          <w:tcPr>
+            <w:tcW w:type="dxa" w:w="3999"/>
+            <w:tcW w:w="3999" w:type="dxa"/>
+          </w:tcPr>
+          <w:p>
+            <w:r>
+              <w:rPr>
+                <w:rFonts w:ascii="Yu Gothic Light" w:hAnsi="Yu Gothic Light"/>
+                <w:sz w:val="22"/>
+              </w:rPr>
+              <w:t>7(A) Aim:</w:t>
+              <w:br/>
+              <w:t>Write a python program to implement Linear Queue operations (Enqueue, Dequeue, Peek, Display) using an Array / List .</w:t>
+              <w:br/>
+              <w:br/>
+              <w:t>7(B) Aim:</w:t>
+              <w:br/>
+              <w:t>Write a python program to implement Linear Queue operations (Enqueue, Dequeue, Peek, Display) using a Singly Linked List .</w:t>
+              <w:br/>
+              <w:br/>
+              <w:t>7(C) Aim:</w:t>
+              <w:br/>
+              <w:t>Write a python program to implement Circular Queue operations (Enqueue, Dequeue, Peek, Display) using an Array / List .</w:t>
+              <w:br/>
+            </w:r>
+          </w:p>
+        </w:tc>
+        <w:tc>
+          <w:tcPr>
+            <w:tcW w:type="dxa" w:w="2402"/>
+            <w:tcW w:w="2402" w:type="dxa"/>
+          </w:tcPr>
+          <w:p>
+            <w:r>
+              <w:rPr>
+                <w:rFonts w:ascii="Yu Gothic Light" w:hAnsi="Yu Gothic Light"/>
+                <w:sz w:val="22"/>
+              </w:rPr>
+              <w:br/>
+              <w:br/>
+              <w:br/>
+              <w:t>42-50</w:t>
+              <w:br/>
+            </w:r>
+          </w:p>
+        </w:tc>
+        <w:tc>
+          <w:tcPr>
+            <w:tcW w:type="dxa" w:w="2402"/>
+            <w:tcW w:w="2402" w:type="dxa"/>
+          </w:tcPr>
+          <w:p/>
+        </w:tc>
+      </w:tr>
+      <w:tr>
+        <w:tc>
+          <w:tcPr>
+            <w:tcW w:type="dxa" w:w="805"/>
+            <w:tcW w:w="805" w:type="dxa"/>
+          </w:tcPr>
+          <w:p>
+            <w:r>
+              <w:rPr>
+                <w:rFonts w:ascii="Yu Gothic Light" w:hAnsi="Yu Gothic Light"/>
+                <w:sz w:val="22"/>
+              </w:rPr>
+              <w:t>8.</w:t>
+            </w:r>
+          </w:p>
+        </w:tc>
+        <w:tc>
+          <w:tcPr>
+            <w:tcW w:type="dxa" w:w="3999"/>
+            <w:tcW w:w="3999" w:type="dxa"/>
+          </w:tcPr>
+          <w:p>
+            <w:r>
+              <w:rPr>
+                <w:rFonts w:ascii="Yu Gothic Light" w:hAnsi="Yu Gothic Light"/>
+                <w:sz w:val="22"/>
+              </w:rPr>
+              <w:t>8(A) Aim:</w:t>
+              <w:br/>
+              <w:t>Write a python program to implement Binary Tree representation and traversals (Preorder, Inorder, Postorder, Level-order) using an Array .</w:t>
+              <w:br/>
+              <w:br/>
+              <w:t>8(B) Aim:</w:t>
+              <w:br/>
+              <w:t>Write a python program to implement Binary Tree representation and traversals (Preorder, Inorder, Postorder, Level-order) using a Linked List .</w:t>
+              <w:br/>
+            </w:r>
+          </w:p>
+        </w:tc>
+        <w:tc>
+          <w:tcPr>
+            <w:tcW w:type="dxa" w:w="2402"/>
+            <w:tcW w:w="2402" w:type="dxa"/>
+          </w:tcPr>
+          <w:p>
+            <w:r>
+              <w:rPr>
+                <w:rFonts w:ascii="Yu Gothic Light" w:hAnsi="Yu Gothic Light"/>
+                <w:sz w:val="22"/>
+              </w:rPr>
+              <w:br/>
+              <w:br/>
+              <w:br/>
+              <w:t>50-56</w:t>
+              <w:br/>
+            </w:r>
+          </w:p>
+        </w:tc>
+        <w:tc>
+          <w:tcPr>
+            <w:tcW w:type="dxa" w:w="2402"/>
+            <w:tcW w:w="2402" w:type="dxa"/>
+          </w:tcPr>
+          <w:p/>
+        </w:tc>
+      </w:tr>
+      <w:tr>
+        <w:tc>
+          <w:tcPr>
+            <w:tcW w:type="dxa" w:w="805"/>
+            <w:tcW w:w="805" w:type="dxa"/>
+          </w:tcPr>
+          <w:p>
+            <w:r>
+              <w:rPr>
+                <w:rFonts w:ascii="Yu Gothic Light" w:hAnsi="Yu Gothic Light"/>
+                <w:sz w:val="22"/>
+              </w:rPr>
+              <w:t>9.</w:t>
+            </w:r>
+          </w:p>
+        </w:tc>
+        <w:tc>
+          <w:tcPr>
+            <w:tcW w:type="dxa" w:w="3999"/>
+            <w:tcW w:w="3999" w:type="dxa"/>
+          </w:tcPr>
+          <w:p>
+            <w:r>
+              <w:rPr>
+                <w:rFonts w:ascii="Yu Gothic Light" w:hAnsi="Yu Gothic Light"/>
+                <w:sz w:val="22"/>
+              </w:rPr>
+              <w:t>9(A) Aim:</w:t>
+              <w:br/>
+              <w:t>Write a python program to implement Binary Search Tree (BST) operations including Insertion, Search, Deletion, Finding Minimum/Maximum, Counting Nodes/Leaves/Internal Nodes, Calculating Height, and Tree Traversals (Inorder, Preorder, Postorder, Level Order) .</w:t>
+              <w:br/>
+            </w:r>
+          </w:p>
+        </w:tc>
+        <w:tc>
+          <w:tcPr>
+            <w:tcW w:type="dxa" w:w="2402"/>
+            <w:tcW w:w="2402" w:type="dxa"/>
+          </w:tcPr>
+          <w:p>
+            <w:r>
+              <w:rPr>
+                <w:rFonts w:ascii="Yu Gothic Light" w:hAnsi="Yu Gothic Light"/>
+                <w:sz w:val="22"/>
+              </w:rPr>
+              <w:br/>
+              <w:br/>
+              <w:br/>
+              <w:t>56-64</w:t>
+              <w:br/>
+            </w:r>
+          </w:p>
+        </w:tc>
+        <w:tc>
+          <w:tcPr>
+            <w:tcW w:type="dxa" w:w="2402"/>
+            <w:tcW w:w="2402" w:type="dxa"/>
+          </w:tcPr>
+          <w:p/>
+        </w:tc>
+      </w:tr>
     </w:tbl>
     <w:p>
       <w:pPr>
@@ -8268,112 +8664,9071 @@
         <w:t xml:space="preserve"> results in this type of Value Error.</w:t>
       </w:r>
     </w:p>
-    <w:p>
-      <w:pPr>
-        <w:rPr>
-          <w:rFonts w:ascii="Yu Gothic Light" w:hAnsi="Yu Gothic Light" w:eastAsia="Yu Gothic Light" w:cs="Yu Gothic Light"/>
-        </w:rPr>
-      </w:pPr>
-    </w:p>
-    <w:p>
-      <w:pPr>
-        <w:rPr>
-          <w:rFonts w:ascii="Yu Gothic Light" w:hAnsi="Yu Gothic Light" w:eastAsia="Yu Gothic Light" w:cs="Yu Gothic Light"/>
-          <w:b w:val="1"/>
-          <w:bCs w:val="1"/>
-          <w:u w:val="single"/>
-        </w:rPr>
-      </w:pPr>
-    </w:p>
-    <w:p>
-      <w:pPr>
-        <w:rPr>
-          <w:rFonts w:ascii="Yu Gothic Light" w:hAnsi="Yu Gothic Light" w:eastAsia="Yu Gothic Light" w:cs="Yu Gothic Light"/>
-          <w:b w:val="1"/>
-          <w:bCs w:val="1"/>
-          <w:u w:val="single"/>
-        </w:rPr>
-      </w:pPr>
-    </w:p>
-    <w:p>
-      <w:pPr>
-        <w:rPr>
-          <w:rFonts w:ascii="Yu Gothic Light" w:hAnsi="Yu Gothic Light" w:eastAsia="Yu Gothic Light" w:cs="Yu Gothic Light"/>
-          <w:b w:val="1"/>
-          <w:bCs w:val="1"/>
-          <w:u w:val="single"/>
-        </w:rPr>
-      </w:pPr>
-    </w:p>
-    <w:p>
-      <w:pPr>
-        <w:rPr>
-          <w:rFonts w:ascii="Yu Gothic Light" w:hAnsi="Yu Gothic Light" w:eastAsia="Yu Gothic Light" w:cs="Yu Gothic Light"/>
-          <w:b w:val="1"/>
-          <w:bCs w:val="1"/>
-          <w:u w:val="single"/>
-        </w:rPr>
-      </w:pPr>
-    </w:p>
-    <w:p>
-      <w:pPr>
-        <w:rPr>
-          <w:rFonts w:ascii="Yu Gothic Light" w:hAnsi="Yu Gothic Light" w:eastAsia="Yu Gothic Light" w:cs="Yu Gothic Light"/>
-          <w:b w:val="1"/>
-          <w:bCs w:val="1"/>
-          <w:u w:val="single"/>
-        </w:rPr>
-      </w:pPr>
-    </w:p>
-    <w:p>
-      <w:pPr>
-        <w:rPr>
-          <w:rFonts w:ascii="Yu Gothic Light" w:hAnsi="Yu Gothic Light" w:eastAsia="Yu Gothic Light" w:cs="Yu Gothic Light"/>
-          <w:b w:val="1"/>
-          <w:bCs w:val="1"/>
-          <w:u w:val="single"/>
-        </w:rPr>
-      </w:pPr>
-    </w:p>
-    <w:p>
-      <w:pPr>
-        <w:rPr>
-          <w:rFonts w:ascii="Yu Gothic Light" w:hAnsi="Yu Gothic Light" w:eastAsia="Yu Gothic Light" w:cs="Yu Gothic Light"/>
-          <w:b w:val="1"/>
-          <w:bCs w:val="1"/>
-          <w:u w:val="single"/>
-        </w:rPr>
-      </w:pPr>
-    </w:p>
-    <w:p>
-      <w:pPr>
-        <w:rPr>
-          <w:rFonts w:ascii="Yu Gothic Light" w:hAnsi="Yu Gothic Light" w:eastAsia="Yu Gothic Light" w:cs="Yu Gothic Light"/>
-          <w:b w:val="1"/>
-          <w:bCs w:val="1"/>
-          <w:u w:val="single"/>
-        </w:rPr>
-      </w:pPr>
-    </w:p>
-    <w:p>
-      <w:pPr>
-        <w:rPr>
-          <w:rFonts w:ascii="Yu Gothic Light" w:hAnsi="Yu Gothic Light" w:eastAsia="Yu Gothic Light" w:cs="Yu Gothic Light"/>
-        </w:rPr>
-      </w:pPr>
-    </w:p>
-    <w:p>
-      <w:pPr>
-        <w:rPr>
-          <w:rFonts w:ascii="Yu Gothic Light" w:hAnsi="Yu Gothic Light" w:eastAsia="Yu Gothic Light" w:cs="Yu Gothic Light"/>
-          <w:b w:val="1"/>
-          <w:bCs w:val="1"/>
+    <w:p/>
+    <w:p>
+      <w:r>
+        <w:rPr>
+          <w:rFonts w:ascii="Yu Gothic Light" w:hAnsi="Yu Gothic Light"/>
+          <w:b/>
           <w:sz w:val="32"/>
-          <w:szCs w:val="32"/>
-          <w:u w:val="single"/>
-        </w:rPr>
-      </w:pPr>
-    </w:p>
+        </w:rPr>
+        <w:t>LAB-4:</w:t>
+      </w:r>
+    </w:p>
+    <w:p>
+      <w:r>
+        <w:rPr>
+          <w:rFonts w:ascii="Yu Gothic Light" w:hAnsi="Yu Gothic Light"/>
+          <w:b/>
+          <w:sz w:val="32"/>
+        </w:rPr>
+        <w:t>1.)Applying Advanced Sorting Algorithms :</w:t>
+      </w:r>
+    </w:p>
+    <w:p>
+      <w:r>
+        <w:rPr>
+          <w:rFonts w:ascii="Yu Gothic Light" w:hAnsi="Yu Gothic Light"/>
+        </w:rPr>
+        <w:t xml:space="preserve">A.) </w:t>
+      </w:r>
+      <w:r>
+        <w:rPr>
+          <w:rFonts w:ascii="Yu Gothic Light" w:hAnsi="Yu Gothic Light"/>
+          <w:b/>
+        </w:rPr>
+        <w:t>Aim:</w:t>
+      </w:r>
+      <w:r>
+        <w:rPr>
+          <w:rFonts w:ascii="Yu Gothic Light" w:hAnsi="Yu Gothic Light"/>
+        </w:rPr>
+        <w:t xml:space="preserve">  Write a python program to apply Merge Sort where input elements are taken from the user .</w:t>
+      </w:r>
+    </w:p>
+    <w:p>
+      <w:r>
+        <w:rPr>
+          <w:rFonts w:ascii="Yu Gothic Light" w:hAnsi="Yu Gothic Light"/>
+          <w:b/>
+        </w:rPr>
+        <w:t>Program:</w:t>
+      </w:r>
+    </w:p>
+    <w:p>
+      <w:r>
+        <w:rPr>
+          <w:rFonts w:ascii="Yu Gothic Light" w:hAnsi="Yu Gothic Light"/>
+        </w:rPr>
+        <w:t>def merge_sort(arr):</w:t>
+      </w:r>
+    </w:p>
+    <w:p>
+      <w:r>
+        <w:rPr>
+          <w:rFonts w:ascii="Yu Gothic Light" w:hAnsi="Yu Gothic Light"/>
+        </w:rPr>
+        <w:t xml:space="preserve">    # Base Condition</w:t>
+      </w:r>
+    </w:p>
+    <w:p>
+      <w:r>
+        <w:rPr>
+          <w:rFonts w:ascii="Yu Gothic Light" w:hAnsi="Yu Gothic Light"/>
+        </w:rPr>
+        <w:t xml:space="preserve">    if len(arr) &lt;= 1:</w:t>
+      </w:r>
+    </w:p>
+    <w:p>
+      <w:r>
+        <w:rPr>
+          <w:rFonts w:ascii="Yu Gothic Light" w:hAnsi="Yu Gothic Light"/>
+        </w:rPr>
+        <w:t xml:space="preserve">        return arr</w:t>
+      </w:r>
+    </w:p>
+    <w:p/>
+    <w:p>
+      <w:r>
+        <w:rPr>
+          <w:rFonts w:ascii="Yu Gothic Light" w:hAnsi="Yu Gothic Light"/>
+        </w:rPr>
+        <w:t xml:space="preserve">    # Divide Array</w:t>
+      </w:r>
+    </w:p>
+    <w:p>
+      <w:r>
+        <w:rPr>
+          <w:rFonts w:ascii="Yu Gothic Light" w:hAnsi="Yu Gothic Light"/>
+        </w:rPr>
+        <w:t xml:space="preserve">    mid = len(arr) // 2</w:t>
+      </w:r>
+    </w:p>
+    <w:p>
+      <w:r>
+        <w:rPr>
+          <w:rFonts w:ascii="Yu Gothic Light" w:hAnsi="Yu Gothic Light"/>
+        </w:rPr>
+        <w:t xml:space="preserve">    left = arr[:mid]</w:t>
+      </w:r>
+    </w:p>
+    <w:p>
+      <w:r>
+        <w:rPr>
+          <w:rFonts w:ascii="Yu Gothic Light" w:hAnsi="Yu Gothic Light"/>
+        </w:rPr>
+        <w:t xml:space="preserve">    right = arr[mid:]</w:t>
+      </w:r>
+    </w:p>
+    <w:p/>
+    <w:p>
+      <w:r>
+        <w:rPr>
+          <w:rFonts w:ascii="Yu Gothic Light" w:hAnsi="Yu Gothic Light"/>
+        </w:rPr>
+        <w:t xml:space="preserve">    # Recursive calls</w:t>
+      </w:r>
+    </w:p>
+    <w:p>
+      <w:r>
+        <w:rPr>
+          <w:rFonts w:ascii="Yu Gothic Light" w:hAnsi="Yu Gothic Light"/>
+        </w:rPr>
+        <w:t xml:space="preserve">    merge_sort(left)</w:t>
+      </w:r>
+    </w:p>
+    <w:p>
+      <w:r>
+        <w:rPr>
+          <w:rFonts w:ascii="Yu Gothic Light" w:hAnsi="Yu Gothic Light"/>
+        </w:rPr>
+        <w:t xml:space="preserve">    merge_sort(right)</w:t>
+      </w:r>
+    </w:p>
+    <w:p/>
+    <w:p>
+      <w:r>
+        <w:rPr>
+          <w:rFonts w:ascii="Yu Gothic Light" w:hAnsi="Yu Gothic Light"/>
+        </w:rPr>
+        <w:t xml:space="preserve">    # Merge sorted halves</w:t>
+      </w:r>
+    </w:p>
+    <w:p>
+      <w:r>
+        <w:rPr>
+          <w:rFonts w:ascii="Yu Gothic Light" w:hAnsi="Yu Gothic Light"/>
+        </w:rPr>
+        <w:t xml:space="preserve">    i = j = k = 0</w:t>
+      </w:r>
+    </w:p>
+    <w:p/>
+    <w:p>
+      <w:r>
+        <w:rPr>
+          <w:rFonts w:ascii="Yu Gothic Light" w:hAnsi="Yu Gothic Light"/>
+        </w:rPr>
+        <w:t xml:space="preserve">    while i &lt; len(left) and j &lt; len(right):</w:t>
+      </w:r>
+    </w:p>
+    <w:p>
+      <w:r>
+        <w:rPr>
+          <w:rFonts w:ascii="Yu Gothic Light" w:hAnsi="Yu Gothic Light"/>
+        </w:rPr>
+        <w:t xml:space="preserve">        if left[i] &lt;= right[j]:</w:t>
+      </w:r>
+    </w:p>
+    <w:p>
+      <w:r>
+        <w:rPr>
+          <w:rFonts w:ascii="Yu Gothic Light" w:hAnsi="Yu Gothic Light"/>
+        </w:rPr>
+        <w:t xml:space="preserve">            arr[k] = left[i]</w:t>
+      </w:r>
+    </w:p>
+    <w:p>
+      <w:r>
+        <w:rPr>
+          <w:rFonts w:ascii="Yu Gothic Light" w:hAnsi="Yu Gothic Light"/>
+        </w:rPr>
+        <w:t xml:space="preserve">            i += 1</w:t>
+      </w:r>
+    </w:p>
+    <w:p>
+      <w:r>
+        <w:rPr>
+          <w:rFonts w:ascii="Yu Gothic Light" w:hAnsi="Yu Gothic Light"/>
+        </w:rPr>
+        <w:t xml:space="preserve">        else:</w:t>
+      </w:r>
+    </w:p>
+    <w:p>
+      <w:r>
+        <w:rPr>
+          <w:rFonts w:ascii="Yu Gothic Light" w:hAnsi="Yu Gothic Light"/>
+        </w:rPr>
+        <w:t xml:space="preserve">            arr[k] = right[j]</w:t>
+      </w:r>
+    </w:p>
+    <w:p>
+      <w:r>
+        <w:rPr>
+          <w:rFonts w:ascii="Yu Gothic Light" w:hAnsi="Yu Gothic Light"/>
+        </w:rPr>
+        <w:t xml:space="preserve">            j += 1</w:t>
+      </w:r>
+    </w:p>
+    <w:p>
+      <w:r>
+        <w:rPr>
+          <w:rFonts w:ascii="Yu Gothic Light" w:hAnsi="Yu Gothic Light"/>
+        </w:rPr>
+        <w:t xml:space="preserve">        k += 1</w:t>
+      </w:r>
+    </w:p>
+    <w:p/>
+    <w:p>
+      <w:r>
+        <w:rPr>
+          <w:rFonts w:ascii="Yu Gothic Light" w:hAnsi="Yu Gothic Light"/>
+        </w:rPr>
+        <w:t xml:space="preserve">    # Copy remaining elements from Left Array</w:t>
+      </w:r>
+    </w:p>
+    <w:p>
+      <w:r>
+        <w:rPr>
+          <w:rFonts w:ascii="Yu Gothic Light" w:hAnsi="Yu Gothic Light"/>
+        </w:rPr>
+        <w:t xml:space="preserve">    while i &lt; len(left):</w:t>
+      </w:r>
+    </w:p>
+    <w:p>
+      <w:r>
+        <w:rPr>
+          <w:rFonts w:ascii="Yu Gothic Light" w:hAnsi="Yu Gothic Light"/>
+        </w:rPr>
+        <w:t xml:space="preserve">        arr[k] = left[i]</w:t>
+      </w:r>
+    </w:p>
+    <w:p>
+      <w:r>
+        <w:rPr>
+          <w:rFonts w:ascii="Yu Gothic Light" w:hAnsi="Yu Gothic Light"/>
+        </w:rPr>
+        <w:t xml:space="preserve">        i += 1</w:t>
+      </w:r>
+    </w:p>
+    <w:p>
+      <w:r>
+        <w:rPr>
+          <w:rFonts w:ascii="Yu Gothic Light" w:hAnsi="Yu Gothic Light"/>
+        </w:rPr>
+        <w:t xml:space="preserve">        k += 1</w:t>
+      </w:r>
+    </w:p>
+    <w:p/>
+    <w:p>
+      <w:r>
+        <w:rPr>
+          <w:rFonts w:ascii="Yu Gothic Light" w:hAnsi="Yu Gothic Light"/>
+        </w:rPr>
+        <w:t xml:space="preserve">    # Copy remaining elements from Right Array</w:t>
+      </w:r>
+    </w:p>
+    <w:p>
+      <w:r>
+        <w:rPr>
+          <w:rFonts w:ascii="Yu Gothic Light" w:hAnsi="Yu Gothic Light"/>
+        </w:rPr>
+        <w:t xml:space="preserve">    while j &lt; len(right):</w:t>
+      </w:r>
+    </w:p>
+    <w:p>
+      <w:r>
+        <w:rPr>
+          <w:rFonts w:ascii="Yu Gothic Light" w:hAnsi="Yu Gothic Light"/>
+        </w:rPr>
+        <w:t xml:space="preserve">        arr[k] = right[j]</w:t>
+      </w:r>
+    </w:p>
+    <w:p>
+      <w:r>
+        <w:rPr>
+          <w:rFonts w:ascii="Yu Gothic Light" w:hAnsi="Yu Gothic Light"/>
+        </w:rPr>
+        <w:t xml:space="preserve">        j += 1</w:t>
+      </w:r>
+    </w:p>
+    <w:p>
+      <w:r>
+        <w:rPr>
+          <w:rFonts w:ascii="Yu Gothic Light" w:hAnsi="Yu Gothic Light"/>
+        </w:rPr>
+        <w:t xml:space="preserve">        k += 1</w:t>
+      </w:r>
+    </w:p>
+    <w:p/>
+    <w:p>
+      <w:r>
+        <w:rPr>
+          <w:rFonts w:ascii="Yu Gothic Light" w:hAnsi="Yu Gothic Light"/>
+        </w:rPr>
+        <w:t xml:space="preserve">    return arr</w:t>
+      </w:r>
+    </w:p>
+    <w:p/>
+    <w:p/>
+    <w:p>
+      <w:r>
+        <w:rPr>
+          <w:rFonts w:ascii="Yu Gothic Light" w:hAnsi="Yu Gothic Light"/>
+        </w:rPr>
+        <w:t>n = int(input("Enter the number of elements: "))</w:t>
+      </w:r>
+    </w:p>
+    <w:p/>
+    <w:p>
+      <w:r>
+        <w:rPr>
+          <w:rFonts w:ascii="Yu Gothic Light" w:hAnsi="Yu Gothic Light"/>
+        </w:rPr>
+        <w:t>arr = []</w:t>
+      </w:r>
+    </w:p>
+    <w:p/>
+    <w:p>
+      <w:r>
+        <w:rPr>
+          <w:rFonts w:ascii="Yu Gothic Light" w:hAnsi="Yu Gothic Light"/>
+        </w:rPr>
+        <w:t>print("Enter elements:")</w:t>
+      </w:r>
+    </w:p>
+    <w:p>
+      <w:r>
+        <w:rPr>
+          <w:rFonts w:ascii="Yu Gothic Light" w:hAnsi="Yu Gothic Light"/>
+        </w:rPr>
+        <w:t>for i in range(n):</w:t>
+      </w:r>
+    </w:p>
+    <w:p>
+      <w:r>
+        <w:rPr>
+          <w:rFonts w:ascii="Yu Gothic Light" w:hAnsi="Yu Gothic Light"/>
+        </w:rPr>
+        <w:t xml:space="preserve">    arr.append(int(input()))</w:t>
+      </w:r>
+    </w:p>
+    <w:p/>
+    <w:p>
+      <w:r>
+        <w:rPr>
+          <w:rFonts w:ascii="Yu Gothic Light" w:hAnsi="Yu Gothic Light"/>
+        </w:rPr>
+        <w:t>print("Sorted Array :.......")</w:t>
+      </w:r>
+    </w:p>
+    <w:p>
+      <w:r>
+        <w:rPr>
+          <w:rFonts w:ascii="Yu Gothic Light" w:hAnsi="Yu Gothic Light"/>
+        </w:rPr>
+        <w:t>print(merge_sort(arr))</w:t>
+      </w:r>
+    </w:p>
+    <w:p/>
+    <w:p>
+      <w:r>
+        <w:rPr>
+          <w:rFonts w:ascii="Yu Gothic Light" w:hAnsi="Yu Gothic Light"/>
+          <w:b/>
+        </w:rPr>
+        <w:t>Output(+Ve Case):</w:t>
+      </w:r>
+    </w:p>
+    <w:p/>
+    <w:p/>
+    <w:p/>
+    <w:p/>
+    <w:p/>
+    <w:p>
+      <w:r>
+        <w:rPr>
+          <w:rFonts w:ascii="Yu Gothic Light" w:hAnsi="Yu Gothic Light"/>
+          <w:b/>
+        </w:rPr>
+        <w:t>Output(-Ve Case):</w:t>
+      </w:r>
+    </w:p>
+    <w:p/>
+    <w:p/>
+    <w:p/>
+    <w:p/>
+    <w:p/>
+    <w:p>
+      <w:r>
+        <w:rPr>
+          <w:rFonts w:ascii="Yu Gothic Light" w:hAnsi="Yu Gothic Light"/>
+          <w:b/>
+        </w:rPr>
+        <w:t xml:space="preserve">Explanation : </w:t>
+      </w:r>
+      <w:r>
+        <w:rPr>
+          <w:rFonts w:ascii="Yu Gothic Light" w:hAnsi="Yu Gothic Light"/>
+        </w:rPr>
+        <w:t>In the positive scenario, Merge Sort follows the Divide and Conquer strategy, recursively splitting the list into single-element sub-arrays and merging them in sorted order with O(n log n) time complexity. In the negative scenario, entering a negative number of elements (such as -5) causes the input loop not to execute, producing an empty list [] without prompting for any elements. Furthermore, passing non-integer inputs (e.g., characters or floating-point values) triggers a ValueError during int() conversion.</w:t>
+      </w:r>
+    </w:p>
+    <w:p/>
+    <w:p/>
+    <w:p>
+      <w:r>
+        <w:rPr>
+          <w:rFonts w:ascii="Yu Gothic Light" w:hAnsi="Yu Gothic Light"/>
+        </w:rPr>
+        <w:t xml:space="preserve">B.) </w:t>
+      </w:r>
+      <w:r>
+        <w:rPr>
+          <w:rFonts w:ascii="Yu Gothic Light" w:hAnsi="Yu Gothic Light"/>
+          <w:b/>
+        </w:rPr>
+        <w:t>Aim:</w:t>
+      </w:r>
+      <w:r>
+        <w:rPr>
+          <w:rFonts w:ascii="Yu Gothic Light" w:hAnsi="Yu Gothic Light"/>
+        </w:rPr>
+        <w:t xml:space="preserve">  Write a python program to apply Quick Sort where input elements are taken from the user .</w:t>
+      </w:r>
+    </w:p>
+    <w:p>
+      <w:r>
+        <w:rPr>
+          <w:rFonts w:ascii="Yu Gothic Light" w:hAnsi="Yu Gothic Light"/>
+          <w:b/>
+        </w:rPr>
+        <w:t>Program:</w:t>
+      </w:r>
+    </w:p>
+    <w:p>
+      <w:r>
+        <w:rPr>
+          <w:rFonts w:ascii="Yu Gothic Light" w:hAnsi="Yu Gothic Light"/>
+        </w:rPr>
+        <w:t>def quicksort(a,low,high):</w:t>
+      </w:r>
+    </w:p>
+    <w:p>
+      <w:r>
+        <w:rPr>
+          <w:rFonts w:ascii="Yu Gothic Light" w:hAnsi="Yu Gothic Light"/>
+        </w:rPr>
+        <w:t xml:space="preserve">    if low &lt; high:</w:t>
+      </w:r>
+    </w:p>
+    <w:p>
+      <w:r>
+        <w:rPr>
+          <w:rFonts w:ascii="Yu Gothic Light" w:hAnsi="Yu Gothic Light"/>
+        </w:rPr>
+        <w:t xml:space="preserve">        i = low</w:t>
+      </w:r>
+    </w:p>
+    <w:p>
+      <w:r>
+        <w:rPr>
+          <w:rFonts w:ascii="Yu Gothic Light" w:hAnsi="Yu Gothic Light"/>
+        </w:rPr>
+        <w:t xml:space="preserve">        j = high</w:t>
+      </w:r>
+    </w:p>
+    <w:p>
+      <w:r>
+        <w:rPr>
+          <w:rFonts w:ascii="Yu Gothic Light" w:hAnsi="Yu Gothic Light"/>
+        </w:rPr>
+        <w:t xml:space="preserve">        pivot = low</w:t>
+      </w:r>
+    </w:p>
+    <w:p>
+      <w:r>
+        <w:rPr>
+          <w:rFonts w:ascii="Yu Gothic Light" w:hAnsi="Yu Gothic Light"/>
+        </w:rPr>
+        <w:t xml:space="preserve">        while i &lt; j:</w:t>
+      </w:r>
+    </w:p>
+    <w:p>
+      <w:r>
+        <w:rPr>
+          <w:rFonts w:ascii="Yu Gothic Light" w:hAnsi="Yu Gothic Light"/>
+        </w:rPr>
+        <w:t xml:space="preserve">            while i &lt; len(a) and a[i] &lt;= a[pivot]:</w:t>
+      </w:r>
+    </w:p>
+    <w:p>
+      <w:r>
+        <w:rPr>
+          <w:rFonts w:ascii="Yu Gothic Light" w:hAnsi="Yu Gothic Light"/>
+        </w:rPr>
+        <w:t xml:space="preserve">                i+=1</w:t>
+      </w:r>
+    </w:p>
+    <w:p>
+      <w:r>
+        <w:rPr>
+          <w:rFonts w:ascii="Yu Gothic Light" w:hAnsi="Yu Gothic Light"/>
+        </w:rPr>
+        <w:t xml:space="preserve">            while a[j] &gt; a[pivot]:</w:t>
+      </w:r>
+    </w:p>
+    <w:p>
+      <w:r>
+        <w:rPr>
+          <w:rFonts w:ascii="Yu Gothic Light" w:hAnsi="Yu Gothic Light"/>
+        </w:rPr>
+        <w:t xml:space="preserve">                j-=1</w:t>
+      </w:r>
+    </w:p>
+    <w:p>
+      <w:r>
+        <w:rPr>
+          <w:rFonts w:ascii="Yu Gothic Light" w:hAnsi="Yu Gothic Light"/>
+        </w:rPr>
+        <w:t xml:space="preserve">            if i &lt; j:</w:t>
+      </w:r>
+    </w:p>
+    <w:p>
+      <w:r>
+        <w:rPr>
+          <w:rFonts w:ascii="Yu Gothic Light" w:hAnsi="Yu Gothic Light"/>
+        </w:rPr>
+        <w:t xml:space="preserve">                a[i],a[j] = a[j],a[i]</w:t>
+      </w:r>
+    </w:p>
+    <w:p>
+      <w:r>
+        <w:rPr>
+          <w:rFonts w:ascii="Yu Gothic Light" w:hAnsi="Yu Gothic Light"/>
+        </w:rPr>
+        <w:t xml:space="preserve">        a[j],a[pivot] = a[pivot],a[j]</w:t>
+      </w:r>
+    </w:p>
+    <w:p>
+      <w:r>
+        <w:rPr>
+          <w:rFonts w:ascii="Yu Gothic Light" w:hAnsi="Yu Gothic Light"/>
+        </w:rPr>
+        <w:t xml:space="preserve">        quicksort(a,low,j-1)#Left Part</w:t>
+      </w:r>
+    </w:p>
+    <w:p>
+      <w:r>
+        <w:rPr>
+          <w:rFonts w:ascii="Yu Gothic Light" w:hAnsi="Yu Gothic Light"/>
+        </w:rPr>
+        <w:t xml:space="preserve">        quicksort(a,j+1,high)#Right Part</w:t>
+      </w:r>
+    </w:p>
+    <w:p/>
+    <w:p>
+      <w:r>
+        <w:rPr>
+          <w:rFonts w:ascii="Yu Gothic Light" w:hAnsi="Yu Gothic Light"/>
+        </w:rPr>
+        <w:t>#Entering the Elements</w:t>
+      </w:r>
+    </w:p>
+    <w:p>
+      <w:r>
+        <w:rPr>
+          <w:rFonts w:ascii="Yu Gothic Light" w:hAnsi="Yu Gothic Light"/>
+        </w:rPr>
+        <w:t>n = int(input("Enter the number of elements: "))</w:t>
+      </w:r>
+    </w:p>
+    <w:p>
+      <w:r>
+        <w:rPr>
+          <w:rFonts w:ascii="Yu Gothic Light" w:hAnsi="Yu Gothic Light"/>
+        </w:rPr>
+        <w:t>a = []</w:t>
+      </w:r>
+    </w:p>
+    <w:p/>
+    <w:p>
+      <w:r>
+        <w:rPr>
+          <w:rFonts w:ascii="Yu Gothic Light" w:hAnsi="Yu Gothic Light"/>
+        </w:rPr>
+        <w:t>print("Enter elements:")</w:t>
+      </w:r>
+    </w:p>
+    <w:p>
+      <w:r>
+        <w:rPr>
+          <w:rFonts w:ascii="Yu Gothic Light" w:hAnsi="Yu Gothic Light"/>
+        </w:rPr>
+        <w:t>for i in range(n):</w:t>
+      </w:r>
+    </w:p>
+    <w:p>
+      <w:r>
+        <w:rPr>
+          <w:rFonts w:ascii="Yu Gothic Light" w:hAnsi="Yu Gothic Light"/>
+        </w:rPr>
+        <w:t xml:space="preserve">    a.append(int(input()))</w:t>
+      </w:r>
+    </w:p>
+    <w:p/>
+    <w:p>
+      <w:r>
+        <w:rPr>
+          <w:rFonts w:ascii="Yu Gothic Light" w:hAnsi="Yu Gothic Light"/>
+        </w:rPr>
+        <w:t>quicksort(a, 0, n - 1)</w:t>
+      </w:r>
+    </w:p>
+    <w:p/>
+    <w:p>
+      <w:r>
+        <w:rPr>
+          <w:rFonts w:ascii="Yu Gothic Light" w:hAnsi="Yu Gothic Light"/>
+        </w:rPr>
+        <w:t>print("Sorted Array :.......")</w:t>
+      </w:r>
+    </w:p>
+    <w:p>
+      <w:r>
+        <w:rPr>
+          <w:rFonts w:ascii="Yu Gothic Light" w:hAnsi="Yu Gothic Light"/>
+        </w:rPr>
+        <w:t>print(a)</w:t>
+      </w:r>
+    </w:p>
+    <w:p/>
+    <w:p>
+      <w:r>
+        <w:rPr>
+          <w:rFonts w:ascii="Yu Gothic Light" w:hAnsi="Yu Gothic Light"/>
+          <w:b/>
+        </w:rPr>
+        <w:t>Output(+Ve Case):</w:t>
+      </w:r>
+    </w:p>
+    <w:p/>
+    <w:p/>
+    <w:p/>
+    <w:p/>
+    <w:p/>
+    <w:p>
+      <w:r>
+        <w:rPr>
+          <w:rFonts w:ascii="Yu Gothic Light" w:hAnsi="Yu Gothic Light"/>
+          <w:b/>
+        </w:rPr>
+        <w:t>Output(-Ve Case):</w:t>
+      </w:r>
+    </w:p>
+    <w:p/>
+    <w:p/>
+    <w:p/>
+    <w:p/>
+    <w:p/>
+    <w:p>
+      <w:r>
+        <w:rPr>
+          <w:rFonts w:ascii="Yu Gothic Light" w:hAnsi="Yu Gothic Light"/>
+          <w:b/>
+        </w:rPr>
+        <w:t xml:space="preserve">Explanation : </w:t>
+      </w:r>
+      <w:r>
+        <w:rPr>
+          <w:rFonts w:ascii="Yu Gothic Light" w:hAnsi="Yu Gothic Light"/>
+        </w:rPr>
+        <w:t>In the positive scenario, Quick Sort selects a pivot element, partitions the array such that elements smaller than or equal to the pivot are on the left and larger elements are on the right, and recursively sorts the sub-arrays with an average time complexity of O(n log n). In the negative scenario, entering a negative number of elements yields an empty array where the recursive boundary condition (low &lt; high) fails immediately, leaving an empty list without sorting. Additionally, non-integer inputs raise a ValueError.</w:t>
+      </w:r>
+    </w:p>
+    <w:p/>
+    <w:p/>
+    <w:p>
+      <w:r>
+        <w:rPr>
+          <w:rFonts w:ascii="Yu Gothic Light" w:hAnsi="Yu Gothic Light"/>
+          <w:b/>
+          <w:sz w:val="32"/>
+        </w:rPr>
+        <w:t>LAB-5:</w:t>
+      </w:r>
+    </w:p>
+    <w:p>
+      <w:r>
+        <w:rPr>
+          <w:rFonts w:ascii="Yu Gothic Light" w:hAnsi="Yu Gothic Light"/>
+          <w:b/>
+          <w:sz w:val="32"/>
+        </w:rPr>
+        <w:t>1.)Implementation of Linked Lists :</w:t>
+      </w:r>
+    </w:p>
+    <w:p>
+      <w:r>
+        <w:rPr>
+          <w:rFonts w:ascii="Yu Gothic Light" w:hAnsi="Yu Gothic Light"/>
+        </w:rPr>
+        <w:t xml:space="preserve">A.) </w:t>
+      </w:r>
+      <w:r>
+        <w:rPr>
+          <w:rFonts w:ascii="Yu Gothic Light" w:hAnsi="Yu Gothic Light"/>
+          <w:b/>
+        </w:rPr>
+        <w:t>Aim:</w:t>
+      </w:r>
+      <w:r>
+        <w:rPr>
+          <w:rFonts w:ascii="Yu Gothic Light" w:hAnsi="Yu Gothic Light"/>
+        </w:rPr>
+        <w:t xml:space="preserve">  Write a python program to implement Singly Linked List and perform various operations (Creation, Insertion at Beginning/End/Index, Deletion at Beginning/End/Value, Traversal, and Count) .</w:t>
+      </w:r>
+    </w:p>
+    <w:p>
+      <w:r>
+        <w:rPr>
+          <w:rFonts w:ascii="Yu Gothic Light" w:hAnsi="Yu Gothic Light"/>
+          <w:b/>
+        </w:rPr>
+        <w:t>Program:</w:t>
+      </w:r>
+    </w:p>
+    <w:p>
+      <w:r>
+        <w:rPr>
+          <w:rFonts w:ascii="Yu Gothic Light" w:hAnsi="Yu Gothic Light"/>
+        </w:rPr>
+        <w:t>class Node:</w:t>
+      </w:r>
+    </w:p>
+    <w:p>
+      <w:r>
+        <w:rPr>
+          <w:rFonts w:ascii="Yu Gothic Light" w:hAnsi="Yu Gothic Light"/>
+        </w:rPr>
+        <w:t xml:space="preserve">    def __init__(self, data):</w:t>
+      </w:r>
+    </w:p>
+    <w:p>
+      <w:r>
+        <w:rPr>
+          <w:rFonts w:ascii="Yu Gothic Light" w:hAnsi="Yu Gothic Light"/>
+        </w:rPr>
+        <w:t xml:space="preserve">        self.data = data</w:t>
+      </w:r>
+    </w:p>
+    <w:p>
+      <w:r>
+        <w:rPr>
+          <w:rFonts w:ascii="Yu Gothic Light" w:hAnsi="Yu Gothic Light"/>
+        </w:rPr>
+        <w:t xml:space="preserve">        self.next = None</w:t>
+      </w:r>
+    </w:p>
+    <w:p/>
+    <w:p>
+      <w:r>
+        <w:rPr>
+          <w:rFonts w:ascii="Yu Gothic Light" w:hAnsi="Yu Gothic Light"/>
+        </w:rPr>
+        <w:t>class SinglyLinkedList:</w:t>
+      </w:r>
+    </w:p>
+    <w:p>
+      <w:r>
+        <w:rPr>
+          <w:rFonts w:ascii="Yu Gothic Light" w:hAnsi="Yu Gothic Light"/>
+        </w:rPr>
+        <w:t xml:space="preserve">    def __init__(self):</w:t>
+      </w:r>
+    </w:p>
+    <w:p>
+      <w:r>
+        <w:rPr>
+          <w:rFonts w:ascii="Yu Gothic Light" w:hAnsi="Yu Gothic Light"/>
+        </w:rPr>
+        <w:t xml:space="preserve">        self.head = None</w:t>
+      </w:r>
+    </w:p>
+    <w:p/>
+    <w:p>
+      <w:r>
+        <w:rPr>
+          <w:rFonts w:ascii="Yu Gothic Light" w:hAnsi="Yu Gothic Light"/>
+        </w:rPr>
+        <w:t xml:space="preserve">    def create(self):</w:t>
+      </w:r>
+    </w:p>
+    <w:p>
+      <w:r>
+        <w:rPr>
+          <w:rFonts w:ascii="Yu Gothic Light" w:hAnsi="Yu Gothic Light"/>
+        </w:rPr>
+        <w:t xml:space="preserve">        n = int(input(("Enter number of elements:")))</w:t>
+      </w:r>
+    </w:p>
+    <w:p>
+      <w:r>
+        <w:rPr>
+          <w:rFonts w:ascii="Yu Gothic Light" w:hAnsi="Yu Gothic Light"/>
+        </w:rPr>
+        <w:t xml:space="preserve">        for i in range(n):</w:t>
+      </w:r>
+    </w:p>
+    <w:p>
+      <w:r>
+        <w:rPr>
+          <w:rFonts w:ascii="Yu Gothic Light" w:hAnsi="Yu Gothic Light"/>
+        </w:rPr>
+        <w:t xml:space="preserve">            x = int(input(("Enter value:")))</w:t>
+      </w:r>
+    </w:p>
+    <w:p>
+      <w:r>
+        <w:rPr>
+          <w:rFonts w:ascii="Yu Gothic Light" w:hAnsi="Yu Gothic Light"/>
+        </w:rPr>
+        <w:t xml:space="preserve">            new = Node(x)</w:t>
+      </w:r>
+    </w:p>
+    <w:p>
+      <w:r>
+        <w:rPr>
+          <w:rFonts w:ascii="Yu Gothic Light" w:hAnsi="Yu Gothic Light"/>
+        </w:rPr>
+        <w:t xml:space="preserve">            if self.head is None:</w:t>
+      </w:r>
+    </w:p>
+    <w:p>
+      <w:r>
+        <w:rPr>
+          <w:rFonts w:ascii="Yu Gothic Light" w:hAnsi="Yu Gothic Light"/>
+        </w:rPr>
+        <w:t xml:space="preserve">                self.head = new</w:t>
+      </w:r>
+    </w:p>
+    <w:p>
+      <w:r>
+        <w:rPr>
+          <w:rFonts w:ascii="Yu Gothic Light" w:hAnsi="Yu Gothic Light"/>
+        </w:rPr>
+        <w:t xml:space="preserve">            else:</w:t>
+      </w:r>
+    </w:p>
+    <w:p>
+      <w:r>
+        <w:rPr>
+          <w:rFonts w:ascii="Yu Gothic Light" w:hAnsi="Yu Gothic Light"/>
+        </w:rPr>
+        <w:t xml:space="preserve">                temp = self.head</w:t>
+      </w:r>
+    </w:p>
+    <w:p>
+      <w:r>
+        <w:rPr>
+          <w:rFonts w:ascii="Yu Gothic Light" w:hAnsi="Yu Gothic Light"/>
+        </w:rPr>
+        <w:t xml:space="preserve">                while temp.next:</w:t>
+      </w:r>
+    </w:p>
+    <w:p>
+      <w:r>
+        <w:rPr>
+          <w:rFonts w:ascii="Yu Gothic Light" w:hAnsi="Yu Gothic Light"/>
+        </w:rPr>
+        <w:t xml:space="preserve">                    temp = temp.next</w:t>
+      </w:r>
+    </w:p>
+    <w:p>
+      <w:r>
+        <w:rPr>
+          <w:rFonts w:ascii="Yu Gothic Light" w:hAnsi="Yu Gothic Light"/>
+        </w:rPr>
+        <w:t xml:space="preserve">                temp.next = new</w:t>
+      </w:r>
+    </w:p>
+    <w:p/>
+    <w:p>
+      <w:r>
+        <w:rPr>
+          <w:rFonts w:ascii="Yu Gothic Light" w:hAnsi="Yu Gothic Light"/>
+        </w:rPr>
+        <w:t xml:space="preserve">    def insert_begin(self, data):</w:t>
+      </w:r>
+    </w:p>
+    <w:p>
+      <w:r>
+        <w:rPr>
+          <w:rFonts w:ascii="Yu Gothic Light" w:hAnsi="Yu Gothic Light"/>
+        </w:rPr>
+        <w:t xml:space="preserve">        new = Node(data)</w:t>
+      </w:r>
+    </w:p>
+    <w:p>
+      <w:r>
+        <w:rPr>
+          <w:rFonts w:ascii="Yu Gothic Light" w:hAnsi="Yu Gothic Light"/>
+        </w:rPr>
+        <w:t xml:space="preserve">        new.next = self.head</w:t>
+      </w:r>
+    </w:p>
+    <w:p>
+      <w:r>
+        <w:rPr>
+          <w:rFonts w:ascii="Yu Gothic Light" w:hAnsi="Yu Gothic Light"/>
+        </w:rPr>
+        <w:t xml:space="preserve">        self.head = new</w:t>
+      </w:r>
+    </w:p>
+    <w:p/>
+    <w:p>
+      <w:r>
+        <w:rPr>
+          <w:rFonts w:ascii="Yu Gothic Light" w:hAnsi="Yu Gothic Light"/>
+        </w:rPr>
+        <w:t xml:space="preserve">    def insert_end(self, data):</w:t>
+      </w:r>
+    </w:p>
+    <w:p>
+      <w:r>
+        <w:rPr>
+          <w:rFonts w:ascii="Yu Gothic Light" w:hAnsi="Yu Gothic Light"/>
+        </w:rPr>
+        <w:t xml:space="preserve">        new = Node(data)</w:t>
+      </w:r>
+    </w:p>
+    <w:p>
+      <w:r>
+        <w:rPr>
+          <w:rFonts w:ascii="Yu Gothic Light" w:hAnsi="Yu Gothic Light"/>
+        </w:rPr>
+        <w:t xml:space="preserve">        if self.head is None:</w:t>
+      </w:r>
+    </w:p>
+    <w:p>
+      <w:r>
+        <w:rPr>
+          <w:rFonts w:ascii="Yu Gothic Light" w:hAnsi="Yu Gothic Light"/>
+        </w:rPr>
+        <w:t xml:space="preserve">            self.head = new</w:t>
+      </w:r>
+    </w:p>
+    <w:p>
+      <w:r>
+        <w:rPr>
+          <w:rFonts w:ascii="Yu Gothic Light" w:hAnsi="Yu Gothic Light"/>
+        </w:rPr>
+        <w:t xml:space="preserve">        else:</w:t>
+      </w:r>
+    </w:p>
+    <w:p>
+      <w:r>
+        <w:rPr>
+          <w:rFonts w:ascii="Yu Gothic Light" w:hAnsi="Yu Gothic Light"/>
+        </w:rPr>
+        <w:t xml:space="preserve">            temp = self.head</w:t>
+      </w:r>
+    </w:p>
+    <w:p>
+      <w:r>
+        <w:rPr>
+          <w:rFonts w:ascii="Yu Gothic Light" w:hAnsi="Yu Gothic Light"/>
+        </w:rPr>
+        <w:t xml:space="preserve">            while temp.next:</w:t>
+      </w:r>
+    </w:p>
+    <w:p>
+      <w:r>
+        <w:rPr>
+          <w:rFonts w:ascii="Yu Gothic Light" w:hAnsi="Yu Gothic Light"/>
+        </w:rPr>
+        <w:t xml:space="preserve">                temp = temp.next</w:t>
+      </w:r>
+    </w:p>
+    <w:p>
+      <w:r>
+        <w:rPr>
+          <w:rFonts w:ascii="Yu Gothic Light" w:hAnsi="Yu Gothic Light"/>
+        </w:rPr>
+        <w:t xml:space="preserve">            temp.next = new</w:t>
+      </w:r>
+    </w:p>
+    <w:p/>
+    <w:p>
+      <w:r>
+        <w:rPr>
+          <w:rFonts w:ascii="Yu Gothic Light" w:hAnsi="Yu Gothic Light"/>
+        </w:rPr>
+        <w:t xml:space="preserve">    def insert_index(self, index, data):</w:t>
+      </w:r>
+    </w:p>
+    <w:p>
+      <w:r>
+        <w:rPr>
+          <w:rFonts w:ascii="Yu Gothic Light" w:hAnsi="Yu Gothic Light"/>
+        </w:rPr>
+        <w:t xml:space="preserve">        if index == 0:</w:t>
+      </w:r>
+    </w:p>
+    <w:p>
+      <w:r>
+        <w:rPr>
+          <w:rFonts w:ascii="Yu Gothic Light" w:hAnsi="Yu Gothic Light"/>
+        </w:rPr>
+        <w:t xml:space="preserve">            self.insert_begin(data)</w:t>
+      </w:r>
+    </w:p>
+    <w:p>
+      <w:r>
+        <w:rPr>
+          <w:rFonts w:ascii="Yu Gothic Light" w:hAnsi="Yu Gothic Light"/>
+        </w:rPr>
+        <w:t xml:space="preserve">            return</w:t>
+      </w:r>
+    </w:p>
+    <w:p>
+      <w:r>
+        <w:rPr>
+          <w:rFonts w:ascii="Yu Gothic Light" w:hAnsi="Yu Gothic Light"/>
+        </w:rPr>
+        <w:t xml:space="preserve">        elif index &gt; self.count() or index &lt; 0:</w:t>
+      </w:r>
+    </w:p>
+    <w:p>
+      <w:r>
+        <w:rPr>
+          <w:rFonts w:ascii="Yu Gothic Light" w:hAnsi="Yu Gothic Light"/>
+        </w:rPr>
+        <w:t xml:space="preserve">            print("Invalid Index")</w:t>
+      </w:r>
+    </w:p>
+    <w:p>
+      <w:r>
+        <w:rPr>
+          <w:rFonts w:ascii="Yu Gothic Light" w:hAnsi="Yu Gothic Light"/>
+        </w:rPr>
+        <w:t xml:space="preserve">            return</w:t>
+      </w:r>
+    </w:p>
+    <w:p>
+      <w:r>
+        <w:rPr>
+          <w:rFonts w:ascii="Yu Gothic Light" w:hAnsi="Yu Gothic Light"/>
+        </w:rPr>
+        <w:t xml:space="preserve">        new = Node(data)</w:t>
+      </w:r>
+    </w:p>
+    <w:p>
+      <w:r>
+        <w:rPr>
+          <w:rFonts w:ascii="Yu Gothic Light" w:hAnsi="Yu Gothic Light"/>
+        </w:rPr>
+        <w:t xml:space="preserve">        temp = self.head</w:t>
+      </w:r>
+    </w:p>
+    <w:p>
+      <w:r>
+        <w:rPr>
+          <w:rFonts w:ascii="Yu Gothic Light" w:hAnsi="Yu Gothic Light"/>
+        </w:rPr>
+        <w:t xml:space="preserve">        for i in range(index - 1):</w:t>
+      </w:r>
+    </w:p>
+    <w:p>
+      <w:r>
+        <w:rPr>
+          <w:rFonts w:ascii="Yu Gothic Light" w:hAnsi="Yu Gothic Light"/>
+        </w:rPr>
+        <w:t xml:space="preserve">            temp = temp.next</w:t>
+      </w:r>
+    </w:p>
+    <w:p>
+      <w:r>
+        <w:rPr>
+          <w:rFonts w:ascii="Yu Gothic Light" w:hAnsi="Yu Gothic Light"/>
+        </w:rPr>
+        <w:t xml:space="preserve">        new.next = temp.next</w:t>
+      </w:r>
+    </w:p>
+    <w:p>
+      <w:r>
+        <w:rPr>
+          <w:rFonts w:ascii="Yu Gothic Light" w:hAnsi="Yu Gothic Light"/>
+        </w:rPr>
+        <w:t xml:space="preserve">        temp.next = new</w:t>
+      </w:r>
+    </w:p>
+    <w:p/>
+    <w:p>
+      <w:r>
+        <w:rPr>
+          <w:rFonts w:ascii="Yu Gothic Light" w:hAnsi="Yu Gothic Light"/>
+        </w:rPr>
+        <w:t xml:space="preserve">    def deleteAtBeg(self):</w:t>
+      </w:r>
+    </w:p>
+    <w:p>
+      <w:r>
+        <w:rPr>
+          <w:rFonts w:ascii="Yu Gothic Light" w:hAnsi="Yu Gothic Light"/>
+        </w:rPr>
+        <w:t xml:space="preserve">        if self.head is None:</w:t>
+      </w:r>
+    </w:p>
+    <w:p>
+      <w:r>
+        <w:rPr>
+          <w:rFonts w:ascii="Yu Gothic Light" w:hAnsi="Yu Gothic Light"/>
+        </w:rPr>
+        <w:t xml:space="preserve">            print("No Data to delete")</w:t>
+      </w:r>
+    </w:p>
+    <w:p>
+      <w:r>
+        <w:rPr>
+          <w:rFonts w:ascii="Yu Gothic Light" w:hAnsi="Yu Gothic Light"/>
+        </w:rPr>
+        <w:t xml:space="preserve">        else:</w:t>
+      </w:r>
+    </w:p>
+    <w:p>
+      <w:r>
+        <w:rPr>
+          <w:rFonts w:ascii="Yu Gothic Light" w:hAnsi="Yu Gothic Light"/>
+        </w:rPr>
+        <w:t xml:space="preserve">            temp = self.head</w:t>
+      </w:r>
+    </w:p>
+    <w:p>
+      <w:r>
+        <w:rPr>
+          <w:rFonts w:ascii="Yu Gothic Light" w:hAnsi="Yu Gothic Light"/>
+        </w:rPr>
+        <w:t xml:space="preserve">            self.head = temp.next</w:t>
+      </w:r>
+    </w:p>
+    <w:p>
+      <w:r>
+        <w:rPr>
+          <w:rFonts w:ascii="Yu Gothic Light" w:hAnsi="Yu Gothic Light"/>
+        </w:rPr>
+        <w:t xml:space="preserve">            print("Deleted Value = ",temp.data)</w:t>
+      </w:r>
+    </w:p>
+    <w:p/>
+    <w:p>
+      <w:r>
+        <w:rPr>
+          <w:rFonts w:ascii="Yu Gothic Light" w:hAnsi="Yu Gothic Light"/>
+        </w:rPr>
+        <w:t xml:space="preserve">    def deleteAtEnd(self):</w:t>
+      </w:r>
+    </w:p>
+    <w:p>
+      <w:r>
+        <w:rPr>
+          <w:rFonts w:ascii="Yu Gothic Light" w:hAnsi="Yu Gothic Light"/>
+        </w:rPr>
+        <w:t xml:space="preserve">        if self.head is None:</w:t>
+      </w:r>
+    </w:p>
+    <w:p>
+      <w:r>
+        <w:rPr>
+          <w:rFonts w:ascii="Yu Gothic Light" w:hAnsi="Yu Gothic Light"/>
+        </w:rPr>
+        <w:t xml:space="preserve">            print("No Data to delete")</w:t>
+      </w:r>
+    </w:p>
+    <w:p>
+      <w:r>
+        <w:rPr>
+          <w:rFonts w:ascii="Yu Gothic Light" w:hAnsi="Yu Gothic Light"/>
+        </w:rPr>
+        <w:t xml:space="preserve">        elif self.head.next is None:</w:t>
+      </w:r>
+    </w:p>
+    <w:p>
+      <w:r>
+        <w:rPr>
+          <w:rFonts w:ascii="Yu Gothic Light" w:hAnsi="Yu Gothic Light"/>
+        </w:rPr>
+        <w:t xml:space="preserve">            self.head = None</w:t>
+      </w:r>
+    </w:p>
+    <w:p>
+      <w:r>
+        <w:rPr>
+          <w:rFonts w:ascii="Yu Gothic Light" w:hAnsi="Yu Gothic Light"/>
+        </w:rPr>
+        <w:t xml:space="preserve">        else:</w:t>
+      </w:r>
+    </w:p>
+    <w:p>
+      <w:r>
+        <w:rPr>
+          <w:rFonts w:ascii="Yu Gothic Light" w:hAnsi="Yu Gothic Light"/>
+        </w:rPr>
+        <w:t xml:space="preserve">            temp = self.head</w:t>
+      </w:r>
+    </w:p>
+    <w:p>
+      <w:r>
+        <w:rPr>
+          <w:rFonts w:ascii="Yu Gothic Light" w:hAnsi="Yu Gothic Light"/>
+        </w:rPr>
+        <w:t xml:space="preserve">            temp1 = temp</w:t>
+      </w:r>
+    </w:p>
+    <w:p>
+      <w:r>
+        <w:rPr>
+          <w:rFonts w:ascii="Yu Gothic Light" w:hAnsi="Yu Gothic Light"/>
+        </w:rPr>
+        <w:t xml:space="preserve">            while temp.next:</w:t>
+      </w:r>
+    </w:p>
+    <w:p>
+      <w:r>
+        <w:rPr>
+          <w:rFonts w:ascii="Yu Gothic Light" w:hAnsi="Yu Gothic Light"/>
+        </w:rPr>
+        <w:t xml:space="preserve">                temp1 = temp</w:t>
+      </w:r>
+    </w:p>
+    <w:p>
+      <w:r>
+        <w:rPr>
+          <w:rFonts w:ascii="Yu Gothic Light" w:hAnsi="Yu Gothic Light"/>
+        </w:rPr>
+        <w:t xml:space="preserve">                temp = temp.next</w:t>
+      </w:r>
+    </w:p>
+    <w:p>
+      <w:r>
+        <w:rPr>
+          <w:rFonts w:ascii="Yu Gothic Light" w:hAnsi="Yu Gothic Light"/>
+        </w:rPr>
+        <w:t xml:space="preserve">            temp1.next = None</w:t>
+      </w:r>
+    </w:p>
+    <w:p/>
+    <w:p>
+      <w:r>
+        <w:rPr>
+          <w:rFonts w:ascii="Yu Gothic Light" w:hAnsi="Yu Gothic Light"/>
+        </w:rPr>
+        <w:t xml:space="preserve">    def delete(self, value):</w:t>
+      </w:r>
+    </w:p>
+    <w:p>
+      <w:r>
+        <w:rPr>
+          <w:rFonts w:ascii="Yu Gothic Light" w:hAnsi="Yu Gothic Light"/>
+        </w:rPr>
+        <w:t xml:space="preserve">        if self.head is None:</w:t>
+      </w:r>
+    </w:p>
+    <w:p>
+      <w:r>
+        <w:rPr>
+          <w:rFonts w:ascii="Yu Gothic Light" w:hAnsi="Yu Gothic Light"/>
+        </w:rPr>
+        <w:t xml:space="preserve">            print("No Data to delete")</w:t>
+      </w:r>
+    </w:p>
+    <w:p>
+      <w:r>
+        <w:rPr>
+          <w:rFonts w:ascii="Yu Gothic Light" w:hAnsi="Yu Gothic Light"/>
+        </w:rPr>
+        <w:t xml:space="preserve">        else:</w:t>
+      </w:r>
+    </w:p>
+    <w:p>
+      <w:r>
+        <w:rPr>
+          <w:rFonts w:ascii="Yu Gothic Light" w:hAnsi="Yu Gothic Light"/>
+        </w:rPr>
+        <w:t xml:space="preserve">            temp = self.head</w:t>
+      </w:r>
+    </w:p>
+    <w:p>
+      <w:r>
+        <w:rPr>
+          <w:rFonts w:ascii="Yu Gothic Light" w:hAnsi="Yu Gothic Light"/>
+        </w:rPr>
+        <w:t xml:space="preserve">            if temp and temp.data == value:</w:t>
+      </w:r>
+    </w:p>
+    <w:p>
+      <w:r>
+        <w:rPr>
+          <w:rFonts w:ascii="Yu Gothic Light" w:hAnsi="Yu Gothic Light"/>
+        </w:rPr>
+        <w:t xml:space="preserve">                self.head = temp.next</w:t>
+      </w:r>
+    </w:p>
+    <w:p>
+      <w:r>
+        <w:rPr>
+          <w:rFonts w:ascii="Yu Gothic Light" w:hAnsi="Yu Gothic Light"/>
+        </w:rPr>
+        <w:t xml:space="preserve">                print("Value deleted")</w:t>
+      </w:r>
+    </w:p>
+    <w:p>
+      <w:r>
+        <w:rPr>
+          <w:rFonts w:ascii="Yu Gothic Light" w:hAnsi="Yu Gothic Light"/>
+        </w:rPr>
+        <w:t xml:space="preserve">                return</w:t>
+      </w:r>
+    </w:p>
+    <w:p>
+      <w:r>
+        <w:rPr>
+          <w:rFonts w:ascii="Yu Gothic Light" w:hAnsi="Yu Gothic Light"/>
+        </w:rPr>
+        <w:t xml:space="preserve">            while temp.next and temp.next.data != value:</w:t>
+      </w:r>
+    </w:p>
+    <w:p>
+      <w:r>
+        <w:rPr>
+          <w:rFonts w:ascii="Yu Gothic Light" w:hAnsi="Yu Gothic Light"/>
+        </w:rPr>
+        <w:t xml:space="preserve">                temp = temp.next</w:t>
+      </w:r>
+    </w:p>
+    <w:p/>
+    <w:p>
+      <w:r>
+        <w:rPr>
+          <w:rFonts w:ascii="Yu Gothic Light" w:hAnsi="Yu Gothic Light"/>
+        </w:rPr>
+        <w:t xml:space="preserve">            if temp.next is None:</w:t>
+      </w:r>
+    </w:p>
+    <w:p>
+      <w:r>
+        <w:rPr>
+          <w:rFonts w:ascii="Yu Gothic Light" w:hAnsi="Yu Gothic Light"/>
+        </w:rPr>
+        <w:t xml:space="preserve">                print("Value not present")</w:t>
+      </w:r>
+    </w:p>
+    <w:p>
+      <w:r>
+        <w:rPr>
+          <w:rFonts w:ascii="Yu Gothic Light" w:hAnsi="Yu Gothic Light"/>
+        </w:rPr>
+        <w:t xml:space="preserve">            else:</w:t>
+      </w:r>
+    </w:p>
+    <w:p>
+      <w:r>
+        <w:rPr>
+          <w:rFonts w:ascii="Yu Gothic Light" w:hAnsi="Yu Gothic Light"/>
+        </w:rPr>
+        <w:t xml:space="preserve">                temp.next = temp.next.next</w:t>
+      </w:r>
+    </w:p>
+    <w:p>
+      <w:r>
+        <w:rPr>
+          <w:rFonts w:ascii="Yu Gothic Light" w:hAnsi="Yu Gothic Light"/>
+        </w:rPr>
+        <w:t xml:space="preserve">                print("Value deleted")</w:t>
+      </w:r>
+    </w:p>
+    <w:p/>
+    <w:p>
+      <w:r>
+        <w:rPr>
+          <w:rFonts w:ascii="Yu Gothic Light" w:hAnsi="Yu Gothic Light"/>
+        </w:rPr>
+        <w:t xml:space="preserve">    def display(self):</w:t>
+      </w:r>
+    </w:p>
+    <w:p>
+      <w:r>
+        <w:rPr>
+          <w:rFonts w:ascii="Yu Gothic Light" w:hAnsi="Yu Gothic Light"/>
+        </w:rPr>
+        <w:t xml:space="preserve">        if self.head is None:</w:t>
+      </w:r>
+    </w:p>
+    <w:p>
+      <w:r>
+        <w:rPr>
+          <w:rFonts w:ascii="Yu Gothic Light" w:hAnsi="Yu Gothic Light"/>
+        </w:rPr>
+        <w:t xml:space="preserve">            print("No Data")</w:t>
+      </w:r>
+    </w:p>
+    <w:p>
+      <w:r>
+        <w:rPr>
+          <w:rFonts w:ascii="Yu Gothic Light" w:hAnsi="Yu Gothic Light"/>
+        </w:rPr>
+        <w:t xml:space="preserve">        else:</w:t>
+      </w:r>
+    </w:p>
+    <w:p>
+      <w:r>
+        <w:rPr>
+          <w:rFonts w:ascii="Yu Gothic Light" w:hAnsi="Yu Gothic Light"/>
+        </w:rPr>
+        <w:t xml:space="preserve">            temp = self.head</w:t>
+      </w:r>
+    </w:p>
+    <w:p>
+      <w:r>
+        <w:rPr>
+          <w:rFonts w:ascii="Yu Gothic Light" w:hAnsi="Yu Gothic Light"/>
+        </w:rPr>
+        <w:t xml:space="preserve">            while temp:</w:t>
+      </w:r>
+    </w:p>
+    <w:p>
+      <w:r>
+        <w:rPr>
+          <w:rFonts w:ascii="Yu Gothic Light" w:hAnsi="Yu Gothic Light"/>
+        </w:rPr>
+        <w:t xml:space="preserve">                print(temp.data, end=" -&gt; ")</w:t>
+      </w:r>
+    </w:p>
+    <w:p>
+      <w:r>
+        <w:rPr>
+          <w:rFonts w:ascii="Yu Gothic Light" w:hAnsi="Yu Gothic Light"/>
+        </w:rPr>
+        <w:t xml:space="preserve">                temp = temp.next</w:t>
+      </w:r>
+    </w:p>
+    <w:p>
+      <w:r>
+        <w:rPr>
+          <w:rFonts w:ascii="Yu Gothic Light" w:hAnsi="Yu Gothic Light"/>
+        </w:rPr>
+        <w:t xml:space="preserve">            print("None")</w:t>
+      </w:r>
+    </w:p>
+    <w:p/>
+    <w:p>
+      <w:r>
+        <w:rPr>
+          <w:rFonts w:ascii="Yu Gothic Light" w:hAnsi="Yu Gothic Light"/>
+        </w:rPr>
+        <w:t xml:space="preserve">    def count(self):</w:t>
+      </w:r>
+    </w:p>
+    <w:p>
+      <w:r>
+        <w:rPr>
+          <w:rFonts w:ascii="Yu Gothic Light" w:hAnsi="Yu Gothic Light"/>
+        </w:rPr>
+        <w:t xml:space="preserve">        if self.head is None:</w:t>
+      </w:r>
+    </w:p>
+    <w:p>
+      <w:r>
+        <w:rPr>
+          <w:rFonts w:ascii="Yu Gothic Light" w:hAnsi="Yu Gothic Light"/>
+        </w:rPr>
+        <w:t xml:space="preserve">            print("No Linked List")</w:t>
+      </w:r>
+    </w:p>
+    <w:p>
+      <w:r>
+        <w:rPr>
+          <w:rFonts w:ascii="Yu Gothic Light" w:hAnsi="Yu Gothic Light"/>
+        </w:rPr>
+        <w:t xml:space="preserve">            return 0  </w:t>
+      </w:r>
+    </w:p>
+    <w:p>
+      <w:r>
+        <w:rPr>
+          <w:rFonts w:ascii="Yu Gothic Light" w:hAnsi="Yu Gothic Light"/>
+        </w:rPr>
+        <w:t xml:space="preserve">        else:</w:t>
+      </w:r>
+    </w:p>
+    <w:p>
+      <w:r>
+        <w:rPr>
+          <w:rFonts w:ascii="Yu Gothic Light" w:hAnsi="Yu Gothic Light"/>
+        </w:rPr>
+        <w:t xml:space="preserve">            c = 0</w:t>
+      </w:r>
+    </w:p>
+    <w:p>
+      <w:r>
+        <w:rPr>
+          <w:rFonts w:ascii="Yu Gothic Light" w:hAnsi="Yu Gothic Light"/>
+        </w:rPr>
+        <w:t xml:space="preserve">            temp = self.head</w:t>
+      </w:r>
+    </w:p>
+    <w:p>
+      <w:r>
+        <w:rPr>
+          <w:rFonts w:ascii="Yu Gothic Light" w:hAnsi="Yu Gothic Light"/>
+        </w:rPr>
+        <w:t xml:space="preserve">            while temp:</w:t>
+      </w:r>
+    </w:p>
+    <w:p>
+      <w:r>
+        <w:rPr>
+          <w:rFonts w:ascii="Yu Gothic Light" w:hAnsi="Yu Gothic Light"/>
+        </w:rPr>
+        <w:t xml:space="preserve">                c += 1</w:t>
+      </w:r>
+    </w:p>
+    <w:p>
+      <w:r>
+        <w:rPr>
+          <w:rFonts w:ascii="Yu Gothic Light" w:hAnsi="Yu Gothic Light"/>
+        </w:rPr>
+        <w:t xml:space="preserve">                temp = temp.next</w:t>
+      </w:r>
+    </w:p>
+    <w:p>
+      <w:r>
+        <w:rPr>
+          <w:rFonts w:ascii="Yu Gothic Light" w:hAnsi="Yu Gothic Light"/>
+        </w:rPr>
+        <w:t xml:space="preserve">            print(f"Number of nodes = {c}")</w:t>
+      </w:r>
+    </w:p>
+    <w:p>
+      <w:r>
+        <w:rPr>
+          <w:rFonts w:ascii="Yu Gothic Light" w:hAnsi="Yu Gothic Light"/>
+        </w:rPr>
+        <w:t xml:space="preserve">            return c  </w:t>
+      </w:r>
+    </w:p>
+    <w:p/>
+    <w:p/>
+    <w:p>
+      <w:r>
+        <w:rPr>
+          <w:rFonts w:ascii="Yu Gothic Light" w:hAnsi="Yu Gothic Light"/>
+        </w:rPr>
+        <w:t># Menu-driven implementation matching the provided snippet</w:t>
+      </w:r>
+    </w:p>
+    <w:p>
+      <w:r>
+        <w:rPr>
+          <w:rFonts w:ascii="Yu Gothic Light" w:hAnsi="Yu Gothic Light"/>
+        </w:rPr>
+        <w:t>if __name__ == "__main__":</w:t>
+      </w:r>
+    </w:p>
+    <w:p>
+      <w:r>
+        <w:rPr>
+          <w:rFonts w:ascii="Yu Gothic Light" w:hAnsi="Yu Gothic Light"/>
+        </w:rPr>
+        <w:t xml:space="preserve">    sll = SinglyLinkedList()</w:t>
+      </w:r>
+    </w:p>
+    <w:p/>
+    <w:p>
+      <w:r>
+        <w:rPr>
+          <w:rFonts w:ascii="Yu Gothic Light" w:hAnsi="Yu Gothic Light"/>
+        </w:rPr>
+        <w:t xml:space="preserve">    while True:</w:t>
+      </w:r>
+    </w:p>
+    <w:p>
+      <w:r>
+        <w:rPr>
+          <w:rFonts w:ascii="Yu Gothic Light" w:hAnsi="Yu Gothic Light"/>
+        </w:rPr>
+        <w:t xml:space="preserve">        print("\n1. Create\n2. Insert at Beginning\n3. Insert at End\n4. Insert at Index\n5. Delete Value\n6. Delete at Beginning\n7. Delete at End\n8. Count\n9. Display\n10. Exit")</w:t>
+      </w:r>
+    </w:p>
+    <w:p>
+      <w:r>
+        <w:rPr>
+          <w:rFonts w:ascii="Yu Gothic Light" w:hAnsi="Yu Gothic Light"/>
+        </w:rPr>
+        <w:t xml:space="preserve">        ch = int(input("Enter choice: "))</w:t>
+      </w:r>
+    </w:p>
+    <w:p/>
+    <w:p>
+      <w:r>
+        <w:rPr>
+          <w:rFonts w:ascii="Yu Gothic Light" w:hAnsi="Yu Gothic Light"/>
+        </w:rPr>
+        <w:t xml:space="preserve">        if ch == 1:</w:t>
+      </w:r>
+    </w:p>
+    <w:p>
+      <w:r>
+        <w:rPr>
+          <w:rFonts w:ascii="Yu Gothic Light" w:hAnsi="Yu Gothic Light"/>
+        </w:rPr>
+        <w:t xml:space="preserve">            sll.create()</w:t>
+      </w:r>
+    </w:p>
+    <w:p>
+      <w:r>
+        <w:rPr>
+          <w:rFonts w:ascii="Yu Gothic Light" w:hAnsi="Yu Gothic Light"/>
+        </w:rPr>
+        <w:t xml:space="preserve">        elif ch == 2:</w:t>
+      </w:r>
+    </w:p>
+    <w:p>
+      <w:r>
+        <w:rPr>
+          <w:rFonts w:ascii="Yu Gothic Light" w:hAnsi="Yu Gothic Light"/>
+        </w:rPr>
+        <w:t xml:space="preserve">            x = int(input("Value: "))</w:t>
+      </w:r>
+    </w:p>
+    <w:p>
+      <w:r>
+        <w:rPr>
+          <w:rFonts w:ascii="Yu Gothic Light" w:hAnsi="Yu Gothic Light"/>
+        </w:rPr>
+        <w:t xml:space="preserve">            sll.insert_begin(x)</w:t>
+      </w:r>
+    </w:p>
+    <w:p>
+      <w:r>
+        <w:rPr>
+          <w:rFonts w:ascii="Yu Gothic Light" w:hAnsi="Yu Gothic Light"/>
+        </w:rPr>
+        <w:t xml:space="preserve">        elif ch == 3:</w:t>
+      </w:r>
+    </w:p>
+    <w:p>
+      <w:r>
+        <w:rPr>
+          <w:rFonts w:ascii="Yu Gothic Light" w:hAnsi="Yu Gothic Light"/>
+        </w:rPr>
+        <w:t xml:space="preserve">            x = int(input("Value: "))</w:t>
+      </w:r>
+    </w:p>
+    <w:p>
+      <w:r>
+        <w:rPr>
+          <w:rFonts w:ascii="Yu Gothic Light" w:hAnsi="Yu Gothic Light"/>
+        </w:rPr>
+        <w:t xml:space="preserve">            sll.insert_end(x)</w:t>
+      </w:r>
+    </w:p>
+    <w:p>
+      <w:r>
+        <w:rPr>
+          <w:rFonts w:ascii="Yu Gothic Light" w:hAnsi="Yu Gothic Light"/>
+        </w:rPr>
+        <w:t xml:space="preserve">        elif ch == 4:</w:t>
+      </w:r>
+    </w:p>
+    <w:p>
+      <w:r>
+        <w:rPr>
+          <w:rFonts w:ascii="Yu Gothic Light" w:hAnsi="Yu Gothic Light"/>
+        </w:rPr>
+        <w:t xml:space="preserve">            idx = int(input("Index: "))</w:t>
+      </w:r>
+    </w:p>
+    <w:p>
+      <w:r>
+        <w:rPr>
+          <w:rFonts w:ascii="Yu Gothic Light" w:hAnsi="Yu Gothic Light"/>
+        </w:rPr>
+        <w:t xml:space="preserve">            x = int(input("Value: "))</w:t>
+      </w:r>
+    </w:p>
+    <w:p>
+      <w:r>
+        <w:rPr>
+          <w:rFonts w:ascii="Yu Gothic Light" w:hAnsi="Yu Gothic Light"/>
+        </w:rPr>
+        <w:t xml:space="preserve">            sll.insert_index(idx, x)</w:t>
+      </w:r>
+    </w:p>
+    <w:p>
+      <w:r>
+        <w:rPr>
+          <w:rFonts w:ascii="Yu Gothic Light" w:hAnsi="Yu Gothic Light"/>
+        </w:rPr>
+        <w:t xml:space="preserve">        elif ch == 5:</w:t>
+      </w:r>
+    </w:p>
+    <w:p>
+      <w:r>
+        <w:rPr>
+          <w:rFonts w:ascii="Yu Gothic Light" w:hAnsi="Yu Gothic Light"/>
+        </w:rPr>
+        <w:t xml:space="preserve">            x = int(input("Delete value: "))</w:t>
+      </w:r>
+    </w:p>
+    <w:p>
+      <w:r>
+        <w:rPr>
+          <w:rFonts w:ascii="Yu Gothic Light" w:hAnsi="Yu Gothic Light"/>
+        </w:rPr>
+        <w:t xml:space="preserve">            sll.delete(x)</w:t>
+      </w:r>
+    </w:p>
+    <w:p>
+      <w:r>
+        <w:rPr>
+          <w:rFonts w:ascii="Yu Gothic Light" w:hAnsi="Yu Gothic Light"/>
+        </w:rPr>
+        <w:t xml:space="preserve">        elif ch == 6:</w:t>
+      </w:r>
+    </w:p>
+    <w:p>
+      <w:r>
+        <w:rPr>
+          <w:rFonts w:ascii="Yu Gothic Light" w:hAnsi="Yu Gothic Light"/>
+        </w:rPr>
+        <w:t xml:space="preserve">            sll.deleteAtBeg()</w:t>
+      </w:r>
+    </w:p>
+    <w:p>
+      <w:r>
+        <w:rPr>
+          <w:rFonts w:ascii="Yu Gothic Light" w:hAnsi="Yu Gothic Light"/>
+        </w:rPr>
+        <w:t xml:space="preserve">        elif ch == 7:</w:t>
+      </w:r>
+    </w:p>
+    <w:p>
+      <w:r>
+        <w:rPr>
+          <w:rFonts w:ascii="Yu Gothic Light" w:hAnsi="Yu Gothic Light"/>
+        </w:rPr>
+        <w:t xml:space="preserve">            sll.deleteAtEnd()</w:t>
+      </w:r>
+    </w:p>
+    <w:p>
+      <w:r>
+        <w:rPr>
+          <w:rFonts w:ascii="Yu Gothic Light" w:hAnsi="Yu Gothic Light"/>
+        </w:rPr>
+        <w:t xml:space="preserve">        elif ch == 8:</w:t>
+      </w:r>
+    </w:p>
+    <w:p>
+      <w:r>
+        <w:rPr>
+          <w:rFonts w:ascii="Yu Gothic Light" w:hAnsi="Yu Gothic Light"/>
+        </w:rPr>
+        <w:t xml:space="preserve">            sll.count()</w:t>
+      </w:r>
+    </w:p>
+    <w:p>
+      <w:r>
+        <w:rPr>
+          <w:rFonts w:ascii="Yu Gothic Light" w:hAnsi="Yu Gothic Light"/>
+        </w:rPr>
+        <w:t xml:space="preserve">        elif ch == 9:</w:t>
+      </w:r>
+    </w:p>
+    <w:p>
+      <w:r>
+        <w:rPr>
+          <w:rFonts w:ascii="Yu Gothic Light" w:hAnsi="Yu Gothic Light"/>
+        </w:rPr>
+        <w:t xml:space="preserve">            sll.display()</w:t>
+      </w:r>
+    </w:p>
+    <w:p>
+      <w:r>
+        <w:rPr>
+          <w:rFonts w:ascii="Yu Gothic Light" w:hAnsi="Yu Gothic Light"/>
+        </w:rPr>
+        <w:t xml:space="preserve">        elif ch == 10:</w:t>
+      </w:r>
+    </w:p>
+    <w:p>
+      <w:r>
+        <w:rPr>
+          <w:rFonts w:ascii="Yu Gothic Light" w:hAnsi="Yu Gothic Light"/>
+        </w:rPr>
+        <w:t xml:space="preserve">            break</w:t>
+      </w:r>
+    </w:p>
+    <w:p/>
+    <w:p>
+      <w:r>
+        <w:rPr>
+          <w:rFonts w:ascii="Yu Gothic Light" w:hAnsi="Yu Gothic Light"/>
+          <w:b/>
+        </w:rPr>
+        <w:t>Output(+Ve Case):</w:t>
+      </w:r>
+    </w:p>
+    <w:p/>
+    <w:p/>
+    <w:p/>
+    <w:p/>
+    <w:p/>
+    <w:p>
+      <w:r>
+        <w:rPr>
+          <w:rFonts w:ascii="Yu Gothic Light" w:hAnsi="Yu Gothic Light"/>
+          <w:b/>
+        </w:rPr>
+        <w:t>Output(-Ve Case):</w:t>
+      </w:r>
+    </w:p>
+    <w:p/>
+    <w:p/>
+    <w:p/>
+    <w:p/>
+    <w:p/>
+    <w:p>
+      <w:r>
+        <w:rPr>
+          <w:rFonts w:ascii="Yu Gothic Light" w:hAnsi="Yu Gothic Light"/>
+          <w:b/>
+        </w:rPr>
+        <w:t xml:space="preserve">Explanation : </w:t>
+      </w:r>
+      <w:r>
+        <w:rPr>
+          <w:rFonts w:ascii="Yu Gothic Light" w:hAnsi="Yu Gothic Light"/>
+        </w:rPr>
+        <w:t>In the positive scenario, elements are dynamically allocated into Node objects connected via next pointers, enabling efficient insertion at the beginning, end, and specific positions, as well as deletion and traversal with proper pointer reassignments. In the negative scenario, edge cases such as attempting to delete from an empty list output 'No Data to delete', deleting a non-existent value outputs 'Value not present', and inserting at a negative or out-of-bounds index outputs 'Invalid Index', preventing null-pointer reference errors.</w:t>
+      </w:r>
+    </w:p>
+    <w:p/>
+    <w:p/>
+    <w:p>
+      <w:r>
+        <w:rPr>
+          <w:rFonts w:ascii="Yu Gothic Light" w:hAnsi="Yu Gothic Light"/>
+        </w:rPr>
+        <w:t xml:space="preserve">B.) </w:t>
+      </w:r>
+      <w:r>
+        <w:rPr>
+          <w:rFonts w:ascii="Yu Gothic Light" w:hAnsi="Yu Gothic Light"/>
+          <w:b/>
+        </w:rPr>
+        <w:t>Aim:</w:t>
+      </w:r>
+      <w:r>
+        <w:rPr>
+          <w:rFonts w:ascii="Yu Gothic Light" w:hAnsi="Yu Gothic Light"/>
+        </w:rPr>
+        <w:t xml:space="preserve">  Write a python program to implement Circular Linked List and perform various operations (Insertion at Beginning/End/Position, Deletion at Beginning/End, Traversal, and Display Head/Tail) .</w:t>
+      </w:r>
+    </w:p>
+    <w:p>
+      <w:r>
+        <w:rPr>
+          <w:rFonts w:ascii="Yu Gothic Light" w:hAnsi="Yu Gothic Light"/>
+          <w:b/>
+        </w:rPr>
+        <w:t>Program:</w:t>
+      </w:r>
+    </w:p>
+    <w:p>
+      <w:r>
+        <w:rPr>
+          <w:rFonts w:ascii="Yu Gothic Light" w:hAnsi="Yu Gothic Light"/>
+        </w:rPr>
+        <w:t>class Node:</w:t>
+      </w:r>
+    </w:p>
+    <w:p>
+      <w:r>
+        <w:rPr>
+          <w:rFonts w:ascii="Yu Gothic Light" w:hAnsi="Yu Gothic Light"/>
+        </w:rPr>
+        <w:t xml:space="preserve">    def __init__(self, data):</w:t>
+      </w:r>
+    </w:p>
+    <w:p>
+      <w:r>
+        <w:rPr>
+          <w:rFonts w:ascii="Yu Gothic Light" w:hAnsi="Yu Gothic Light"/>
+        </w:rPr>
+        <w:t xml:space="preserve">        self.data = data</w:t>
+      </w:r>
+    </w:p>
+    <w:p>
+      <w:r>
+        <w:rPr>
+          <w:rFonts w:ascii="Yu Gothic Light" w:hAnsi="Yu Gothic Light"/>
+        </w:rPr>
+        <w:t xml:space="preserve">        self.next = None</w:t>
+      </w:r>
+    </w:p>
+    <w:p/>
+    <w:p>
+      <w:r>
+        <w:rPr>
+          <w:rFonts w:ascii="Yu Gothic Light" w:hAnsi="Yu Gothic Light"/>
+        </w:rPr>
+        <w:t>class CircularLinkedList:</w:t>
+      </w:r>
+    </w:p>
+    <w:p>
+      <w:r>
+        <w:rPr>
+          <w:rFonts w:ascii="Yu Gothic Light" w:hAnsi="Yu Gothic Light"/>
+        </w:rPr>
+        <w:t xml:space="preserve">    def __init__(self):</w:t>
+      </w:r>
+    </w:p>
+    <w:p>
+      <w:r>
+        <w:rPr>
+          <w:rFonts w:ascii="Yu Gothic Light" w:hAnsi="Yu Gothic Light"/>
+        </w:rPr>
+        <w:t xml:space="preserve">        self.head = None</w:t>
+      </w:r>
+    </w:p>
+    <w:p>
+      <w:r>
+        <w:rPr>
+          <w:rFonts w:ascii="Yu Gothic Light" w:hAnsi="Yu Gothic Light"/>
+        </w:rPr>
+        <w:t xml:space="preserve">        self.tail = None</w:t>
+      </w:r>
+    </w:p>
+    <w:p/>
+    <w:p>
+      <w:r>
+        <w:rPr>
+          <w:rFonts w:ascii="Yu Gothic Light" w:hAnsi="Yu Gothic Light"/>
+        </w:rPr>
+        <w:t xml:space="preserve">    # Insert at Beginning[cite: 13]</w:t>
+      </w:r>
+    </w:p>
+    <w:p>
+      <w:r>
+        <w:rPr>
+          <w:rFonts w:ascii="Yu Gothic Light" w:hAnsi="Yu Gothic Light"/>
+        </w:rPr>
+        <w:t xml:space="preserve">    def insert_begin(self, data):</w:t>
+      </w:r>
+    </w:p>
+    <w:p>
+      <w:r>
+        <w:rPr>
+          <w:rFonts w:ascii="Yu Gothic Light" w:hAnsi="Yu Gothic Light"/>
+        </w:rPr>
+        <w:t xml:space="preserve">        new = Node(data)</w:t>
+      </w:r>
+    </w:p>
+    <w:p>
+      <w:r>
+        <w:rPr>
+          <w:rFonts w:ascii="Yu Gothic Light" w:hAnsi="Yu Gothic Light"/>
+        </w:rPr>
+        <w:t xml:space="preserve">        # Case 1: Empty list</w:t>
+      </w:r>
+    </w:p>
+    <w:p>
+      <w:r>
+        <w:rPr>
+          <w:rFonts w:ascii="Yu Gothic Light" w:hAnsi="Yu Gothic Light"/>
+        </w:rPr>
+        <w:t xml:space="preserve">        if self.head is None:</w:t>
+      </w:r>
+    </w:p>
+    <w:p>
+      <w:r>
+        <w:rPr>
+          <w:rFonts w:ascii="Yu Gothic Light" w:hAnsi="Yu Gothic Light"/>
+        </w:rPr>
+        <w:t xml:space="preserve">            self.head = new</w:t>
+      </w:r>
+    </w:p>
+    <w:p>
+      <w:r>
+        <w:rPr>
+          <w:rFonts w:ascii="Yu Gothic Light" w:hAnsi="Yu Gothic Light"/>
+        </w:rPr>
+        <w:t xml:space="preserve">            self.tail = new</w:t>
+      </w:r>
+    </w:p>
+    <w:p>
+      <w:r>
+        <w:rPr>
+          <w:rFonts w:ascii="Yu Gothic Light" w:hAnsi="Yu Gothic Light"/>
+        </w:rPr>
+        <w:t xml:space="preserve">            new.next = self.head</w:t>
+      </w:r>
+    </w:p>
+    <w:p>
+      <w:r>
+        <w:rPr>
+          <w:rFonts w:ascii="Yu Gothic Light" w:hAnsi="Yu Gothic Light"/>
+        </w:rPr>
+        <w:t xml:space="preserve">        # Case 2: Non-empty list</w:t>
+      </w:r>
+    </w:p>
+    <w:p>
+      <w:r>
+        <w:rPr>
+          <w:rFonts w:ascii="Yu Gothic Light" w:hAnsi="Yu Gothic Light"/>
+        </w:rPr>
+        <w:t xml:space="preserve">        else:</w:t>
+      </w:r>
+    </w:p>
+    <w:p>
+      <w:r>
+        <w:rPr>
+          <w:rFonts w:ascii="Yu Gothic Light" w:hAnsi="Yu Gothic Light"/>
+        </w:rPr>
+        <w:t xml:space="preserve">            new.next = self.head</w:t>
+      </w:r>
+    </w:p>
+    <w:p>
+      <w:r>
+        <w:rPr>
+          <w:rFonts w:ascii="Yu Gothic Light" w:hAnsi="Yu Gothic Light"/>
+        </w:rPr>
+        <w:t xml:space="preserve">            self.head = new</w:t>
+      </w:r>
+    </w:p>
+    <w:p>
+      <w:r>
+        <w:rPr>
+          <w:rFonts w:ascii="Yu Gothic Light" w:hAnsi="Yu Gothic Light"/>
+        </w:rPr>
+        <w:t xml:space="preserve">            self.tail.next = self.head</w:t>
+      </w:r>
+    </w:p>
+    <w:p/>
+    <w:p>
+      <w:r>
+        <w:rPr>
+          <w:rFonts w:ascii="Yu Gothic Light" w:hAnsi="Yu Gothic Light"/>
+        </w:rPr>
+        <w:t xml:space="preserve">    # Insert at End[cite: 14]</w:t>
+      </w:r>
+    </w:p>
+    <w:p>
+      <w:r>
+        <w:rPr>
+          <w:rFonts w:ascii="Yu Gothic Light" w:hAnsi="Yu Gothic Light"/>
+        </w:rPr>
+        <w:t xml:space="preserve">    def insert_end(self, data):</w:t>
+      </w:r>
+    </w:p>
+    <w:p>
+      <w:r>
+        <w:rPr>
+          <w:rFonts w:ascii="Yu Gothic Light" w:hAnsi="Yu Gothic Light"/>
+        </w:rPr>
+        <w:t xml:space="preserve">        new = Node(data)</w:t>
+      </w:r>
+    </w:p>
+    <w:p>
+      <w:r>
+        <w:rPr>
+          <w:rFonts w:ascii="Yu Gothic Light" w:hAnsi="Yu Gothic Light"/>
+        </w:rPr>
+        <w:t xml:space="preserve">        # Case 1: Empty list</w:t>
+      </w:r>
+    </w:p>
+    <w:p>
+      <w:r>
+        <w:rPr>
+          <w:rFonts w:ascii="Yu Gothic Light" w:hAnsi="Yu Gothic Light"/>
+        </w:rPr>
+        <w:t xml:space="preserve">        if self.head is None:</w:t>
+      </w:r>
+    </w:p>
+    <w:p>
+      <w:r>
+        <w:rPr>
+          <w:rFonts w:ascii="Yu Gothic Light" w:hAnsi="Yu Gothic Light"/>
+        </w:rPr>
+        <w:t xml:space="preserve">            self.head = new</w:t>
+      </w:r>
+    </w:p>
+    <w:p>
+      <w:r>
+        <w:rPr>
+          <w:rFonts w:ascii="Yu Gothic Light" w:hAnsi="Yu Gothic Light"/>
+        </w:rPr>
+        <w:t xml:space="preserve">            self.tail = new</w:t>
+      </w:r>
+    </w:p>
+    <w:p>
+      <w:r>
+        <w:rPr>
+          <w:rFonts w:ascii="Yu Gothic Light" w:hAnsi="Yu Gothic Light"/>
+        </w:rPr>
+        <w:t xml:space="preserve">            new.next = self.head</w:t>
+      </w:r>
+    </w:p>
+    <w:p>
+      <w:r>
+        <w:rPr>
+          <w:rFonts w:ascii="Yu Gothic Light" w:hAnsi="Yu Gothic Light"/>
+        </w:rPr>
+        <w:t xml:space="preserve">        # Case 2: Non-empty list</w:t>
+      </w:r>
+    </w:p>
+    <w:p>
+      <w:r>
+        <w:rPr>
+          <w:rFonts w:ascii="Yu Gothic Light" w:hAnsi="Yu Gothic Light"/>
+        </w:rPr>
+        <w:t xml:space="preserve">        else:</w:t>
+      </w:r>
+    </w:p>
+    <w:p>
+      <w:r>
+        <w:rPr>
+          <w:rFonts w:ascii="Yu Gothic Light" w:hAnsi="Yu Gothic Light"/>
+        </w:rPr>
+        <w:t xml:space="preserve">            new.next = self.head</w:t>
+      </w:r>
+    </w:p>
+    <w:p>
+      <w:r>
+        <w:rPr>
+          <w:rFonts w:ascii="Yu Gothic Light" w:hAnsi="Yu Gothic Light"/>
+        </w:rPr>
+        <w:t xml:space="preserve">            self.tail.next = new</w:t>
+      </w:r>
+    </w:p>
+    <w:p>
+      <w:r>
+        <w:rPr>
+          <w:rFonts w:ascii="Yu Gothic Light" w:hAnsi="Yu Gothic Light"/>
+        </w:rPr>
+        <w:t xml:space="preserve">            self.tail = new</w:t>
+      </w:r>
+    </w:p>
+    <w:p/>
+    <w:p>
+      <w:r>
+        <w:rPr>
+          <w:rFonts w:ascii="Yu Gothic Light" w:hAnsi="Yu Gothic Light"/>
+        </w:rPr>
+        <w:t xml:space="preserve">    # Insert at Particular Position[cite: 15]</w:t>
+      </w:r>
+    </w:p>
+    <w:p>
+      <w:r>
+        <w:rPr>
+          <w:rFonts w:ascii="Yu Gothic Light" w:hAnsi="Yu Gothic Light"/>
+        </w:rPr>
+        <w:t xml:space="preserve">    # Position starts from 0</w:t>
+      </w:r>
+    </w:p>
+    <w:p>
+      <w:r>
+        <w:rPr>
+          <w:rFonts w:ascii="Yu Gothic Light" w:hAnsi="Yu Gothic Light"/>
+        </w:rPr>
+        <w:t xml:space="preserve">    def insert_position(self, position, data):</w:t>
+      </w:r>
+    </w:p>
+    <w:p>
+      <w:r>
+        <w:rPr>
+          <w:rFonts w:ascii="Yu Gothic Light" w:hAnsi="Yu Gothic Light"/>
+        </w:rPr>
+        <w:t xml:space="preserve">        # Insert at beginning</w:t>
+      </w:r>
+    </w:p>
+    <w:p>
+      <w:r>
+        <w:rPr>
+          <w:rFonts w:ascii="Yu Gothic Light" w:hAnsi="Yu Gothic Light"/>
+        </w:rPr>
+        <w:t xml:space="preserve">        if position == 0:</w:t>
+      </w:r>
+    </w:p>
+    <w:p>
+      <w:r>
+        <w:rPr>
+          <w:rFonts w:ascii="Yu Gothic Light" w:hAnsi="Yu Gothic Light"/>
+        </w:rPr>
+        <w:t xml:space="preserve">            self.insert_begin(data)</w:t>
+      </w:r>
+    </w:p>
+    <w:p>
+      <w:r>
+        <w:rPr>
+          <w:rFonts w:ascii="Yu Gothic Light" w:hAnsi="Yu Gothic Light"/>
+        </w:rPr>
+        <w:t xml:space="preserve">            return</w:t>
+      </w:r>
+    </w:p>
+    <w:p/>
+    <w:p>
+      <w:r>
+        <w:rPr>
+          <w:rFonts w:ascii="Yu Gothic Light" w:hAnsi="Yu Gothic Light"/>
+        </w:rPr>
+        <w:t xml:space="preserve">        if self.head is None or position &lt; 0:</w:t>
+      </w:r>
+    </w:p>
+    <w:p>
+      <w:r>
+        <w:rPr>
+          <w:rFonts w:ascii="Yu Gothic Light" w:hAnsi="Yu Gothic Light"/>
+        </w:rPr>
+        <w:t xml:space="preserve">            print("Invalid position")</w:t>
+      </w:r>
+    </w:p>
+    <w:p>
+      <w:r>
+        <w:rPr>
+          <w:rFonts w:ascii="Yu Gothic Light" w:hAnsi="Yu Gothic Light"/>
+        </w:rPr>
+        <w:t xml:space="preserve">            return</w:t>
+      </w:r>
+    </w:p>
+    <w:p/>
+    <w:p>
+      <w:r>
+        <w:rPr>
+          <w:rFonts w:ascii="Yu Gothic Light" w:hAnsi="Yu Gothic Light"/>
+        </w:rPr>
+        <w:t xml:space="preserve">        new = Node(data)</w:t>
+      </w:r>
+    </w:p>
+    <w:p>
+      <w:r>
+        <w:rPr>
+          <w:rFonts w:ascii="Yu Gothic Light" w:hAnsi="Yu Gothic Light"/>
+        </w:rPr>
+        <w:t xml:space="preserve">        temp = self.head</w:t>
+      </w:r>
+    </w:p>
+    <w:p/>
+    <w:p>
+      <w:r>
+        <w:rPr>
+          <w:rFonts w:ascii="Yu Gothic Light" w:hAnsi="Yu Gothic Light"/>
+        </w:rPr>
+        <w:t xml:space="preserve">        # Move to the node before the required position[cite: 16]</w:t>
+      </w:r>
+    </w:p>
+    <w:p>
+      <w:r>
+        <w:rPr>
+          <w:rFonts w:ascii="Yu Gothic Light" w:hAnsi="Yu Gothic Light"/>
+        </w:rPr>
+        <w:t xml:space="preserve">        for i in range(position - 1):</w:t>
+      </w:r>
+    </w:p>
+    <w:p>
+      <w:r>
+        <w:rPr>
+          <w:rFonts w:ascii="Yu Gothic Light" w:hAnsi="Yu Gothic Light"/>
+        </w:rPr>
+        <w:t xml:space="preserve">            temp = temp.next</w:t>
+      </w:r>
+    </w:p>
+    <w:p>
+      <w:r>
+        <w:rPr>
+          <w:rFonts w:ascii="Yu Gothic Light" w:hAnsi="Yu Gothic Light"/>
+        </w:rPr>
+        <w:t xml:space="preserve">            # We have completed one circle</w:t>
+      </w:r>
+    </w:p>
+    <w:p>
+      <w:r>
+        <w:rPr>
+          <w:rFonts w:ascii="Yu Gothic Light" w:hAnsi="Yu Gothic Light"/>
+        </w:rPr>
+        <w:t xml:space="preserve">            if temp == self.head:</w:t>
+      </w:r>
+    </w:p>
+    <w:p>
+      <w:r>
+        <w:rPr>
+          <w:rFonts w:ascii="Yu Gothic Light" w:hAnsi="Yu Gothic Light"/>
+        </w:rPr>
+        <w:t xml:space="preserve">                print("Invalid position")</w:t>
+      </w:r>
+    </w:p>
+    <w:p>
+      <w:r>
+        <w:rPr>
+          <w:rFonts w:ascii="Yu Gothic Light" w:hAnsi="Yu Gothic Light"/>
+        </w:rPr>
+        <w:t xml:space="preserve">                return</w:t>
+      </w:r>
+    </w:p>
+    <w:p/>
+    <w:p>
+      <w:r>
+        <w:rPr>
+          <w:rFonts w:ascii="Yu Gothic Light" w:hAnsi="Yu Gothic Light"/>
+        </w:rPr>
+        <w:t xml:space="preserve">        # Insert new node</w:t>
+      </w:r>
+    </w:p>
+    <w:p>
+      <w:r>
+        <w:rPr>
+          <w:rFonts w:ascii="Yu Gothic Light" w:hAnsi="Yu Gothic Light"/>
+        </w:rPr>
+        <w:t xml:space="preserve">        new.next = temp.next</w:t>
+      </w:r>
+    </w:p>
+    <w:p>
+      <w:r>
+        <w:rPr>
+          <w:rFonts w:ascii="Yu Gothic Light" w:hAnsi="Yu Gothic Light"/>
+        </w:rPr>
+        <w:t xml:space="preserve">        temp.next = new</w:t>
+      </w:r>
+    </w:p>
+    <w:p/>
+    <w:p>
+      <w:r>
+        <w:rPr>
+          <w:rFonts w:ascii="Yu Gothic Light" w:hAnsi="Yu Gothic Light"/>
+        </w:rPr>
+        <w:t xml:space="preserve">        # If inserted after tail, update tail</w:t>
+      </w:r>
+    </w:p>
+    <w:p>
+      <w:r>
+        <w:rPr>
+          <w:rFonts w:ascii="Yu Gothic Light" w:hAnsi="Yu Gothic Light"/>
+        </w:rPr>
+        <w:t xml:space="preserve">        if temp == self.tail:</w:t>
+      </w:r>
+    </w:p>
+    <w:p>
+      <w:r>
+        <w:rPr>
+          <w:rFonts w:ascii="Yu Gothic Light" w:hAnsi="Yu Gothic Light"/>
+        </w:rPr>
+        <w:t xml:space="preserve">            self.tail = new</w:t>
+      </w:r>
+    </w:p>
+    <w:p/>
+    <w:p>
+      <w:r>
+        <w:rPr>
+          <w:rFonts w:ascii="Yu Gothic Light" w:hAnsi="Yu Gothic Light"/>
+        </w:rPr>
+        <w:t xml:space="preserve">    # Delete at Beginning[cite: 17]</w:t>
+      </w:r>
+    </w:p>
+    <w:p>
+      <w:r>
+        <w:rPr>
+          <w:rFonts w:ascii="Yu Gothic Light" w:hAnsi="Yu Gothic Light"/>
+        </w:rPr>
+        <w:t xml:space="preserve">    def delete_begin(self):</w:t>
+      </w:r>
+    </w:p>
+    <w:p>
+      <w:r>
+        <w:rPr>
+          <w:rFonts w:ascii="Yu Gothic Light" w:hAnsi="Yu Gothic Light"/>
+        </w:rPr>
+        <w:t xml:space="preserve">        if self.head is None:</w:t>
+      </w:r>
+    </w:p>
+    <w:p>
+      <w:r>
+        <w:rPr>
+          <w:rFonts w:ascii="Yu Gothic Light" w:hAnsi="Yu Gothic Light"/>
+        </w:rPr>
+        <w:t xml:space="preserve">            print("List is empty")</w:t>
+      </w:r>
+    </w:p>
+    <w:p>
+      <w:r>
+        <w:rPr>
+          <w:rFonts w:ascii="Yu Gothic Light" w:hAnsi="Yu Gothic Light"/>
+        </w:rPr>
+        <w:t xml:space="preserve">            return</w:t>
+      </w:r>
+    </w:p>
+    <w:p/>
+    <w:p>
+      <w:r>
+        <w:rPr>
+          <w:rFonts w:ascii="Yu Gothic Light" w:hAnsi="Yu Gothic Light"/>
+        </w:rPr>
+        <w:t xml:space="preserve">        # Only one node</w:t>
+      </w:r>
+    </w:p>
+    <w:p>
+      <w:r>
+        <w:rPr>
+          <w:rFonts w:ascii="Yu Gothic Light" w:hAnsi="Yu Gothic Light"/>
+        </w:rPr>
+        <w:t xml:space="preserve">        if self.head == self.tail:</w:t>
+      </w:r>
+    </w:p>
+    <w:p>
+      <w:r>
+        <w:rPr>
+          <w:rFonts w:ascii="Yu Gothic Light" w:hAnsi="Yu Gothic Light"/>
+        </w:rPr>
+        <w:t xml:space="preserve">            self.head = None</w:t>
+      </w:r>
+    </w:p>
+    <w:p>
+      <w:r>
+        <w:rPr>
+          <w:rFonts w:ascii="Yu Gothic Light" w:hAnsi="Yu Gothic Light"/>
+        </w:rPr>
+        <w:t xml:space="preserve">            self.tail = None</w:t>
+      </w:r>
+    </w:p>
+    <w:p>
+      <w:r>
+        <w:rPr>
+          <w:rFonts w:ascii="Yu Gothic Light" w:hAnsi="Yu Gothic Light"/>
+        </w:rPr>
+        <w:t xml:space="preserve">        # More than one node</w:t>
+      </w:r>
+    </w:p>
+    <w:p>
+      <w:r>
+        <w:rPr>
+          <w:rFonts w:ascii="Yu Gothic Light" w:hAnsi="Yu Gothic Light"/>
+        </w:rPr>
+        <w:t xml:space="preserve">        else:</w:t>
+      </w:r>
+    </w:p>
+    <w:p>
+      <w:r>
+        <w:rPr>
+          <w:rFonts w:ascii="Yu Gothic Light" w:hAnsi="Yu Gothic Light"/>
+        </w:rPr>
+        <w:t xml:space="preserve">            self.head = self.head.next</w:t>
+      </w:r>
+    </w:p>
+    <w:p>
+      <w:r>
+        <w:rPr>
+          <w:rFonts w:ascii="Yu Gothic Light" w:hAnsi="Yu Gothic Light"/>
+        </w:rPr>
+        <w:t xml:space="preserve">            self.tail.next = self.head</w:t>
+      </w:r>
+    </w:p>
+    <w:p/>
+    <w:p>
+      <w:r>
+        <w:rPr>
+          <w:rFonts w:ascii="Yu Gothic Light" w:hAnsi="Yu Gothic Light"/>
+        </w:rPr>
+        <w:t xml:space="preserve">    # Delete at End[cite: 18]</w:t>
+      </w:r>
+    </w:p>
+    <w:p>
+      <w:r>
+        <w:rPr>
+          <w:rFonts w:ascii="Yu Gothic Light" w:hAnsi="Yu Gothic Light"/>
+        </w:rPr>
+        <w:t xml:space="preserve">    def delete_end(self):</w:t>
+      </w:r>
+    </w:p>
+    <w:p>
+      <w:r>
+        <w:rPr>
+          <w:rFonts w:ascii="Yu Gothic Light" w:hAnsi="Yu Gothic Light"/>
+        </w:rPr>
+        <w:t xml:space="preserve">        if self.head is None:</w:t>
+      </w:r>
+    </w:p>
+    <w:p>
+      <w:r>
+        <w:rPr>
+          <w:rFonts w:ascii="Yu Gothic Light" w:hAnsi="Yu Gothic Light"/>
+        </w:rPr>
+        <w:t xml:space="preserve">            print("List is empty")</w:t>
+      </w:r>
+    </w:p>
+    <w:p>
+      <w:r>
+        <w:rPr>
+          <w:rFonts w:ascii="Yu Gothic Light" w:hAnsi="Yu Gothic Light"/>
+        </w:rPr>
+        <w:t xml:space="preserve">            return</w:t>
+      </w:r>
+    </w:p>
+    <w:p/>
+    <w:p>
+      <w:r>
+        <w:rPr>
+          <w:rFonts w:ascii="Yu Gothic Light" w:hAnsi="Yu Gothic Light"/>
+        </w:rPr>
+        <w:t xml:space="preserve">        # Only one node</w:t>
+      </w:r>
+    </w:p>
+    <w:p>
+      <w:r>
+        <w:rPr>
+          <w:rFonts w:ascii="Yu Gothic Light" w:hAnsi="Yu Gothic Light"/>
+        </w:rPr>
+        <w:t xml:space="preserve">        if self.head == self.tail:</w:t>
+      </w:r>
+    </w:p>
+    <w:p>
+      <w:r>
+        <w:rPr>
+          <w:rFonts w:ascii="Yu Gothic Light" w:hAnsi="Yu Gothic Light"/>
+        </w:rPr>
+        <w:t xml:space="preserve">            self.head = None</w:t>
+      </w:r>
+    </w:p>
+    <w:p>
+      <w:r>
+        <w:rPr>
+          <w:rFonts w:ascii="Yu Gothic Light" w:hAnsi="Yu Gothic Light"/>
+        </w:rPr>
+        <w:t xml:space="preserve">            self.tail = None</w:t>
+      </w:r>
+    </w:p>
+    <w:p>
+      <w:r>
+        <w:rPr>
+          <w:rFonts w:ascii="Yu Gothic Light" w:hAnsi="Yu Gothic Light"/>
+        </w:rPr>
+        <w:t xml:space="preserve">            return</w:t>
+      </w:r>
+    </w:p>
+    <w:p/>
+    <w:p>
+      <w:r>
+        <w:rPr>
+          <w:rFonts w:ascii="Yu Gothic Light" w:hAnsi="Yu Gothic Light"/>
+        </w:rPr>
+        <w:t xml:space="preserve">        # Find node before tail</w:t>
+      </w:r>
+    </w:p>
+    <w:p>
+      <w:r>
+        <w:rPr>
+          <w:rFonts w:ascii="Yu Gothic Light" w:hAnsi="Yu Gothic Light"/>
+        </w:rPr>
+        <w:t xml:space="preserve">        temp = self.head</w:t>
+      </w:r>
+    </w:p>
+    <w:p>
+      <w:r>
+        <w:rPr>
+          <w:rFonts w:ascii="Yu Gothic Light" w:hAnsi="Yu Gothic Light"/>
+        </w:rPr>
+        <w:t xml:space="preserve">        while temp.next != self.tail:</w:t>
+      </w:r>
+    </w:p>
+    <w:p>
+      <w:r>
+        <w:rPr>
+          <w:rFonts w:ascii="Yu Gothic Light" w:hAnsi="Yu Gothic Light"/>
+        </w:rPr>
+        <w:t xml:space="preserve">            temp = temp.next</w:t>
+      </w:r>
+    </w:p>
+    <w:p>
+      <w:r>
+        <w:rPr>
+          <w:rFonts w:ascii="Yu Gothic Light" w:hAnsi="Yu Gothic Light"/>
+        </w:rPr>
+        <w:t xml:space="preserve">        temp.next = self.head</w:t>
+      </w:r>
+    </w:p>
+    <w:p>
+      <w:r>
+        <w:rPr>
+          <w:rFonts w:ascii="Yu Gothic Light" w:hAnsi="Yu Gothic Light"/>
+        </w:rPr>
+        <w:t xml:space="preserve">        self.tail = temp</w:t>
+      </w:r>
+    </w:p>
+    <w:p/>
+    <w:p>
+      <w:r>
+        <w:rPr>
+          <w:rFonts w:ascii="Yu Gothic Light" w:hAnsi="Yu Gothic Light"/>
+        </w:rPr>
+        <w:t xml:space="preserve">    # Traverse the Circular Linked List[cite: 19]</w:t>
+      </w:r>
+    </w:p>
+    <w:p>
+      <w:r>
+        <w:rPr>
+          <w:rFonts w:ascii="Yu Gothic Light" w:hAnsi="Yu Gothic Light"/>
+        </w:rPr>
+        <w:t xml:space="preserve">    def traverse(self):</w:t>
+      </w:r>
+    </w:p>
+    <w:p>
+      <w:r>
+        <w:rPr>
+          <w:rFonts w:ascii="Yu Gothic Light" w:hAnsi="Yu Gothic Light"/>
+        </w:rPr>
+        <w:t xml:space="preserve">        if self.head is None:</w:t>
+      </w:r>
+    </w:p>
+    <w:p>
+      <w:r>
+        <w:rPr>
+          <w:rFonts w:ascii="Yu Gothic Light" w:hAnsi="Yu Gothic Light"/>
+        </w:rPr>
+        <w:t xml:space="preserve">            print("List is empty")</w:t>
+      </w:r>
+    </w:p>
+    <w:p>
+      <w:r>
+        <w:rPr>
+          <w:rFonts w:ascii="Yu Gothic Light" w:hAnsi="Yu Gothic Light"/>
+        </w:rPr>
+        <w:t xml:space="preserve">            return</w:t>
+      </w:r>
+    </w:p>
+    <w:p/>
+    <w:p>
+      <w:r>
+        <w:rPr>
+          <w:rFonts w:ascii="Yu Gothic Light" w:hAnsi="Yu Gothic Light"/>
+        </w:rPr>
+        <w:t xml:space="preserve">        temp = self.head</w:t>
+      </w:r>
+    </w:p>
+    <w:p>
+      <w:r>
+        <w:rPr>
+          <w:rFonts w:ascii="Yu Gothic Light" w:hAnsi="Yu Gothic Light"/>
+        </w:rPr>
+        <w:t xml:space="preserve">        while True:</w:t>
+      </w:r>
+    </w:p>
+    <w:p>
+      <w:r>
+        <w:rPr>
+          <w:rFonts w:ascii="Yu Gothic Light" w:hAnsi="Yu Gothic Light"/>
+        </w:rPr>
+        <w:t xml:space="preserve">            print(temp.data, end=" -&gt; ")</w:t>
+      </w:r>
+    </w:p>
+    <w:p>
+      <w:r>
+        <w:rPr>
+          <w:rFonts w:ascii="Yu Gothic Light" w:hAnsi="Yu Gothic Light"/>
+        </w:rPr>
+        <w:t xml:space="preserve">            temp = temp.next</w:t>
+      </w:r>
+    </w:p>
+    <w:p>
+      <w:r>
+        <w:rPr>
+          <w:rFonts w:ascii="Yu Gothic Light" w:hAnsi="Yu Gothic Light"/>
+        </w:rPr>
+        <w:t xml:space="preserve">            if temp == self.head:</w:t>
+      </w:r>
+    </w:p>
+    <w:p>
+      <w:r>
+        <w:rPr>
+          <w:rFonts w:ascii="Yu Gothic Light" w:hAnsi="Yu Gothic Light"/>
+        </w:rPr>
+        <w:t xml:space="preserve">                break</w:t>
+      </w:r>
+    </w:p>
+    <w:p>
+      <w:r>
+        <w:rPr>
+          <w:rFonts w:ascii="Yu Gothic Light" w:hAnsi="Yu Gothic Light"/>
+        </w:rPr>
+        <w:t xml:space="preserve">        print("(back to head)")</w:t>
+      </w:r>
+    </w:p>
+    <w:p/>
+    <w:p>
+      <w:r>
+        <w:rPr>
+          <w:rFonts w:ascii="Yu Gothic Light" w:hAnsi="Yu Gothic Light"/>
+        </w:rPr>
+        <w:t xml:space="preserve">    # Display Head and Tail[cite: 20]</w:t>
+      </w:r>
+    </w:p>
+    <w:p>
+      <w:r>
+        <w:rPr>
+          <w:rFonts w:ascii="Yu Gothic Light" w:hAnsi="Yu Gothic Light"/>
+        </w:rPr>
+        <w:t xml:space="preserve">    def display_head_tail(self):</w:t>
+      </w:r>
+    </w:p>
+    <w:p>
+      <w:r>
+        <w:rPr>
+          <w:rFonts w:ascii="Yu Gothic Light" w:hAnsi="Yu Gothic Light"/>
+        </w:rPr>
+        <w:t xml:space="preserve">        if self.head is None:</w:t>
+      </w:r>
+    </w:p>
+    <w:p>
+      <w:r>
+        <w:rPr>
+          <w:rFonts w:ascii="Yu Gothic Light" w:hAnsi="Yu Gothic Light"/>
+        </w:rPr>
+        <w:t xml:space="preserve">            print("List is empty")</w:t>
+      </w:r>
+    </w:p>
+    <w:p>
+      <w:r>
+        <w:rPr>
+          <w:rFonts w:ascii="Yu Gothic Light" w:hAnsi="Yu Gothic Light"/>
+        </w:rPr>
+        <w:t xml:space="preserve">        else:</w:t>
+      </w:r>
+    </w:p>
+    <w:p>
+      <w:r>
+        <w:rPr>
+          <w:rFonts w:ascii="Yu Gothic Light" w:hAnsi="Yu Gothic Light"/>
+        </w:rPr>
+        <w:t xml:space="preserve">            print("Head =", self.head.data)</w:t>
+      </w:r>
+    </w:p>
+    <w:p>
+      <w:r>
+        <w:rPr>
+          <w:rFonts w:ascii="Yu Gothic Light" w:hAnsi="Yu Gothic Light"/>
+        </w:rPr>
+        <w:t xml:space="preserve">            print("Tail =", self.tail.data)</w:t>
+      </w:r>
+    </w:p>
+    <w:p>
+      <w:r>
+        <w:rPr>
+          <w:rFonts w:ascii="Yu Gothic Light" w:hAnsi="Yu Gothic Light"/>
+        </w:rPr>
+        <w:t xml:space="preserve">            print("Tail.next =", self.tail.next.data)</w:t>
+      </w:r>
+    </w:p>
+    <w:p/>
+    <w:p/>
+    <w:p>
+      <w:r>
+        <w:rPr>
+          <w:rFonts w:ascii="Yu Gothic Light" w:hAnsi="Yu Gothic Light"/>
+        </w:rPr>
+        <w:t># Menu-driven implementation</w:t>
+      </w:r>
+    </w:p>
+    <w:p>
+      <w:r>
+        <w:rPr>
+          <w:rFonts w:ascii="Yu Gothic Light" w:hAnsi="Yu Gothic Light"/>
+        </w:rPr>
+        <w:t>if __name__ == "__main__":</w:t>
+      </w:r>
+    </w:p>
+    <w:p>
+      <w:r>
+        <w:rPr>
+          <w:rFonts w:ascii="Yu Gothic Light" w:hAnsi="Yu Gothic Light"/>
+        </w:rPr>
+        <w:t xml:space="preserve">    cll = CircularLinkedList()</w:t>
+      </w:r>
+    </w:p>
+    <w:p/>
+    <w:p>
+      <w:r>
+        <w:rPr>
+          <w:rFonts w:ascii="Yu Gothic Light" w:hAnsi="Yu Gothic Light"/>
+        </w:rPr>
+        <w:t xml:space="preserve">    while True:</w:t>
+      </w:r>
+    </w:p>
+    <w:p>
+      <w:r>
+        <w:rPr>
+          <w:rFonts w:ascii="Yu Gothic Light" w:hAnsi="Yu Gothic Light"/>
+        </w:rPr>
+        <w:t xml:space="preserve">        print("\n--- Circular Linked List Menu ---")</w:t>
+      </w:r>
+    </w:p>
+    <w:p>
+      <w:r>
+        <w:rPr>
+          <w:rFonts w:ascii="Yu Gothic Light" w:hAnsi="Yu Gothic Light"/>
+        </w:rPr>
+        <w:t xml:space="preserve">        print("1. Insert at Beginning")</w:t>
+      </w:r>
+    </w:p>
+    <w:p>
+      <w:r>
+        <w:rPr>
+          <w:rFonts w:ascii="Yu Gothic Light" w:hAnsi="Yu Gothic Light"/>
+        </w:rPr>
+        <w:t xml:space="preserve">        print("2. Insert at End")</w:t>
+      </w:r>
+    </w:p>
+    <w:p>
+      <w:r>
+        <w:rPr>
+          <w:rFonts w:ascii="Yu Gothic Light" w:hAnsi="Yu Gothic Light"/>
+        </w:rPr>
+        <w:t xml:space="preserve">        print("3. Insert at Position")</w:t>
+      </w:r>
+    </w:p>
+    <w:p>
+      <w:r>
+        <w:rPr>
+          <w:rFonts w:ascii="Yu Gothic Light" w:hAnsi="Yu Gothic Light"/>
+        </w:rPr>
+        <w:t xml:space="preserve">        print("4. Delete at Beginning")</w:t>
+      </w:r>
+    </w:p>
+    <w:p>
+      <w:r>
+        <w:rPr>
+          <w:rFonts w:ascii="Yu Gothic Light" w:hAnsi="Yu Gothic Light"/>
+        </w:rPr>
+        <w:t xml:space="preserve">        print("5. Delete at End")</w:t>
+      </w:r>
+    </w:p>
+    <w:p>
+      <w:r>
+        <w:rPr>
+          <w:rFonts w:ascii="Yu Gothic Light" w:hAnsi="Yu Gothic Light"/>
+        </w:rPr>
+        <w:t xml:space="preserve">        print("6. Traverse List")</w:t>
+      </w:r>
+    </w:p>
+    <w:p>
+      <w:r>
+        <w:rPr>
+          <w:rFonts w:ascii="Yu Gothic Light" w:hAnsi="Yu Gothic Light"/>
+        </w:rPr>
+        <w:t xml:space="preserve">        print("7. Display Head and Tail")</w:t>
+      </w:r>
+    </w:p>
+    <w:p>
+      <w:r>
+        <w:rPr>
+          <w:rFonts w:ascii="Yu Gothic Light" w:hAnsi="Yu Gothic Light"/>
+        </w:rPr>
+        <w:t xml:space="preserve">        print("8. Exit")</w:t>
+      </w:r>
+    </w:p>
+    <w:p/>
+    <w:p>
+      <w:r>
+        <w:rPr>
+          <w:rFonts w:ascii="Yu Gothic Light" w:hAnsi="Yu Gothic Light"/>
+        </w:rPr>
+        <w:t xml:space="preserve">        ch = int(input("Enter your choice: "))</w:t>
+      </w:r>
+    </w:p>
+    <w:p/>
+    <w:p>
+      <w:r>
+        <w:rPr>
+          <w:rFonts w:ascii="Yu Gothic Light" w:hAnsi="Yu Gothic Light"/>
+        </w:rPr>
+        <w:t xml:space="preserve">        if ch == 1:</w:t>
+      </w:r>
+    </w:p>
+    <w:p>
+      <w:r>
+        <w:rPr>
+          <w:rFonts w:ascii="Yu Gothic Light" w:hAnsi="Yu Gothic Light"/>
+        </w:rPr>
+        <w:t xml:space="preserve">            x = int(input("Value: "))</w:t>
+      </w:r>
+    </w:p>
+    <w:p>
+      <w:r>
+        <w:rPr>
+          <w:rFonts w:ascii="Yu Gothic Light" w:hAnsi="Yu Gothic Light"/>
+        </w:rPr>
+        <w:t xml:space="preserve">            cll.insert_begin(x)</w:t>
+      </w:r>
+    </w:p>
+    <w:p>
+      <w:r>
+        <w:rPr>
+          <w:rFonts w:ascii="Yu Gothic Light" w:hAnsi="Yu Gothic Light"/>
+        </w:rPr>
+        <w:t xml:space="preserve">        elif ch == 2:</w:t>
+      </w:r>
+    </w:p>
+    <w:p>
+      <w:r>
+        <w:rPr>
+          <w:rFonts w:ascii="Yu Gothic Light" w:hAnsi="Yu Gothic Light"/>
+        </w:rPr>
+        <w:t xml:space="preserve">            x = int(input("Value: "))</w:t>
+      </w:r>
+    </w:p>
+    <w:p>
+      <w:r>
+        <w:rPr>
+          <w:rFonts w:ascii="Yu Gothic Light" w:hAnsi="Yu Gothic Light"/>
+        </w:rPr>
+        <w:t xml:space="preserve">            cll.insert_end(x)</w:t>
+      </w:r>
+    </w:p>
+    <w:p>
+      <w:r>
+        <w:rPr>
+          <w:rFonts w:ascii="Yu Gothic Light" w:hAnsi="Yu Gothic Light"/>
+        </w:rPr>
+        <w:t xml:space="preserve">        elif ch == 3:</w:t>
+      </w:r>
+    </w:p>
+    <w:p>
+      <w:r>
+        <w:rPr>
+          <w:rFonts w:ascii="Yu Gothic Light" w:hAnsi="Yu Gothic Light"/>
+        </w:rPr>
+        <w:t xml:space="preserve">            pos = int(input("Position (starts from 0): "))</w:t>
+      </w:r>
+    </w:p>
+    <w:p>
+      <w:r>
+        <w:rPr>
+          <w:rFonts w:ascii="Yu Gothic Light" w:hAnsi="Yu Gothic Light"/>
+        </w:rPr>
+        <w:t xml:space="preserve">            x = int(input("Value: "))</w:t>
+      </w:r>
+    </w:p>
+    <w:p>
+      <w:r>
+        <w:rPr>
+          <w:rFonts w:ascii="Yu Gothic Light" w:hAnsi="Yu Gothic Light"/>
+        </w:rPr>
+        <w:t xml:space="preserve">            cll.insert_position(pos, x)</w:t>
+      </w:r>
+    </w:p>
+    <w:p>
+      <w:r>
+        <w:rPr>
+          <w:rFonts w:ascii="Yu Gothic Light" w:hAnsi="Yu Gothic Light"/>
+        </w:rPr>
+        <w:t xml:space="preserve">        elif ch == 4:</w:t>
+      </w:r>
+    </w:p>
+    <w:p>
+      <w:r>
+        <w:rPr>
+          <w:rFonts w:ascii="Yu Gothic Light" w:hAnsi="Yu Gothic Light"/>
+        </w:rPr>
+        <w:t xml:space="preserve">            cll.delete_begin()</w:t>
+      </w:r>
+    </w:p>
+    <w:p>
+      <w:r>
+        <w:rPr>
+          <w:rFonts w:ascii="Yu Gothic Light" w:hAnsi="Yu Gothic Light"/>
+        </w:rPr>
+        <w:t xml:space="preserve">        elif ch == 5:</w:t>
+      </w:r>
+    </w:p>
+    <w:p>
+      <w:r>
+        <w:rPr>
+          <w:rFonts w:ascii="Yu Gothic Light" w:hAnsi="Yu Gothic Light"/>
+        </w:rPr>
+        <w:t xml:space="preserve">            cll.delete_end()</w:t>
+      </w:r>
+    </w:p>
+    <w:p>
+      <w:r>
+        <w:rPr>
+          <w:rFonts w:ascii="Yu Gothic Light" w:hAnsi="Yu Gothic Light"/>
+        </w:rPr>
+        <w:t xml:space="preserve">        elif ch == 6:</w:t>
+      </w:r>
+    </w:p>
+    <w:p>
+      <w:r>
+        <w:rPr>
+          <w:rFonts w:ascii="Yu Gothic Light" w:hAnsi="Yu Gothic Light"/>
+        </w:rPr>
+        <w:t xml:space="preserve">            cll.traverse()</w:t>
+      </w:r>
+    </w:p>
+    <w:p>
+      <w:r>
+        <w:rPr>
+          <w:rFonts w:ascii="Yu Gothic Light" w:hAnsi="Yu Gothic Light"/>
+        </w:rPr>
+        <w:t xml:space="preserve">        elif ch == 7:</w:t>
+      </w:r>
+    </w:p>
+    <w:p>
+      <w:r>
+        <w:rPr>
+          <w:rFonts w:ascii="Yu Gothic Light" w:hAnsi="Yu Gothic Light"/>
+        </w:rPr>
+        <w:t xml:space="preserve">            cll.display_head_tail()</w:t>
+      </w:r>
+    </w:p>
+    <w:p>
+      <w:r>
+        <w:rPr>
+          <w:rFonts w:ascii="Yu Gothic Light" w:hAnsi="Yu Gothic Light"/>
+        </w:rPr>
+        <w:t xml:space="preserve">        elif ch == 8:</w:t>
+      </w:r>
+    </w:p>
+    <w:p>
+      <w:r>
+        <w:rPr>
+          <w:rFonts w:ascii="Yu Gothic Light" w:hAnsi="Yu Gothic Light"/>
+        </w:rPr>
+        <w:t xml:space="preserve">            print("Exiting...")</w:t>
+      </w:r>
+    </w:p>
+    <w:p>
+      <w:r>
+        <w:rPr>
+          <w:rFonts w:ascii="Yu Gothic Light" w:hAnsi="Yu Gothic Light"/>
+        </w:rPr>
+        <w:t xml:space="preserve">            break</w:t>
+      </w:r>
+    </w:p>
+    <w:p>
+      <w:r>
+        <w:rPr>
+          <w:rFonts w:ascii="Yu Gothic Light" w:hAnsi="Yu Gothic Light"/>
+        </w:rPr>
+        <w:t xml:space="preserve">        else:</w:t>
+      </w:r>
+    </w:p>
+    <w:p>
+      <w:r>
+        <w:rPr>
+          <w:rFonts w:ascii="Yu Gothic Light" w:hAnsi="Yu Gothic Light"/>
+        </w:rPr>
+        <w:t xml:space="preserve">            print("Invalid choice, please try again.")</w:t>
+      </w:r>
+    </w:p>
+    <w:p/>
+    <w:p>
+      <w:r>
+        <w:rPr>
+          <w:rFonts w:ascii="Yu Gothic Light" w:hAnsi="Yu Gothic Light"/>
+          <w:b/>
+        </w:rPr>
+        <w:t>Output(+Ve Case):</w:t>
+      </w:r>
+    </w:p>
+    <w:p/>
+    <w:p/>
+    <w:p/>
+    <w:p/>
+    <w:p/>
+    <w:p>
+      <w:r>
+        <w:rPr>
+          <w:rFonts w:ascii="Yu Gothic Light" w:hAnsi="Yu Gothic Light"/>
+          <w:b/>
+        </w:rPr>
+        <w:t>Output(-Ve Case):</w:t>
+      </w:r>
+    </w:p>
+    <w:p/>
+    <w:p/>
+    <w:p/>
+    <w:p/>
+    <w:p/>
+    <w:p>
+      <w:r>
+        <w:rPr>
+          <w:rFonts w:ascii="Yu Gothic Light" w:hAnsi="Yu Gothic Light"/>
+          <w:b/>
+        </w:rPr>
+        <w:t xml:space="preserve">Explanation : </w:t>
+      </w:r>
+      <w:r>
+        <w:rPr>
+          <w:rFonts w:ascii="Yu Gothic Light" w:hAnsi="Yu Gothic Light"/>
+        </w:rPr>
+        <w:t>In the positive scenario, the circular linked list connects the last node (tail) back to the first node (head), maintaining circular continuity and allowing constant-time insertions at both ends. Traversing the list loops through each element and stops when temp returns to head. In the negative scenario, deleting or displaying on an empty list outputs 'List is empty', and supplying negative or invalid insertion positions outputs 'Invalid position', preventing infinite loops and null pointer exceptions.</w:t>
+      </w:r>
+    </w:p>
+    <w:p/>
+    <w:p/>
+    <w:p>
+      <w:r>
+        <w:rPr>
+          <w:rFonts w:ascii="Yu Gothic Light" w:hAnsi="Yu Gothic Light"/>
+          <w:b/>
+          <w:sz w:val="32"/>
+        </w:rPr>
+        <w:t>LAB-6:</w:t>
+      </w:r>
+    </w:p>
+    <w:p>
+      <w:r>
+        <w:rPr>
+          <w:rFonts w:ascii="Yu Gothic Light" w:hAnsi="Yu Gothic Light"/>
+          <w:b/>
+          <w:sz w:val="32"/>
+        </w:rPr>
+        <w:t>1.)Implementation of Stacks :</w:t>
+      </w:r>
+    </w:p>
+    <w:p>
+      <w:r>
+        <w:rPr>
+          <w:rFonts w:ascii="Yu Gothic Light" w:hAnsi="Yu Gothic Light"/>
+        </w:rPr>
+        <w:t xml:space="preserve">A.) </w:t>
+      </w:r>
+      <w:r>
+        <w:rPr>
+          <w:rFonts w:ascii="Yu Gothic Light" w:hAnsi="Yu Gothic Light"/>
+          <w:b/>
+        </w:rPr>
+        <w:t>Aim:</w:t>
+      </w:r>
+      <w:r>
+        <w:rPr>
+          <w:rFonts w:ascii="Yu Gothic Light" w:hAnsi="Yu Gothic Light"/>
+        </w:rPr>
+        <w:t xml:space="preserve">  Write a python program to implement Stack operations (Push, Pop, Peek, Display) using an Array / List .</w:t>
+      </w:r>
+    </w:p>
+    <w:p>
+      <w:r>
+        <w:rPr>
+          <w:rFonts w:ascii="Yu Gothic Light" w:hAnsi="Yu Gothic Light"/>
+          <w:b/>
+        </w:rPr>
+        <w:t>Program:</w:t>
+      </w:r>
+    </w:p>
+    <w:p>
+      <w:r>
+        <w:rPr>
+          <w:rFonts w:ascii="Yu Gothic Light" w:hAnsi="Yu Gothic Light"/>
+        </w:rPr>
+        <w:t>class StackEx:</w:t>
+      </w:r>
+    </w:p>
+    <w:p>
+      <w:r>
+        <w:rPr>
+          <w:rFonts w:ascii="Yu Gothic Light" w:hAnsi="Yu Gothic Light"/>
+        </w:rPr>
+        <w:t xml:space="preserve">    # </w:t>
+      </w:r>
+    </w:p>
+    <w:p>
+      <w:r>
+        <w:rPr>
+          <w:rFonts w:ascii="Yu Gothic Light" w:hAnsi="Yu Gothic Light"/>
+        </w:rPr>
+        <w:t xml:space="preserve">    def __init__(self, size):</w:t>
+      </w:r>
+    </w:p>
+    <w:p>
+      <w:r>
+        <w:rPr>
+          <w:rFonts w:ascii="Yu Gothic Light" w:hAnsi="Yu Gothic Light"/>
+        </w:rPr>
+        <w:t xml:space="preserve">        self.size = size</w:t>
+      </w:r>
+    </w:p>
+    <w:p>
+      <w:r>
+        <w:rPr>
+          <w:rFonts w:ascii="Yu Gothic Light" w:hAnsi="Yu Gothic Light"/>
+        </w:rPr>
+        <w:t xml:space="preserve">        self.stack = [None] * size</w:t>
+      </w:r>
+    </w:p>
+    <w:p>
+      <w:r>
+        <w:rPr>
+          <w:rFonts w:ascii="Yu Gothic Light" w:hAnsi="Yu Gothic Light"/>
+        </w:rPr>
+        <w:t xml:space="preserve">        self.top = -1</w:t>
+      </w:r>
+    </w:p>
+    <w:p/>
+    <w:p>
+      <w:r>
+        <w:rPr>
+          <w:rFonts w:ascii="Yu Gothic Light" w:hAnsi="Yu Gothic Light"/>
+        </w:rPr>
+        <w:t xml:space="preserve">    # Push operation </w:t>
+      </w:r>
+    </w:p>
+    <w:p>
+      <w:r>
+        <w:rPr>
+          <w:rFonts w:ascii="Yu Gothic Light" w:hAnsi="Yu Gothic Light"/>
+        </w:rPr>
+        <w:t xml:space="preserve">    def push(self, item):</w:t>
+      </w:r>
+    </w:p>
+    <w:p>
+      <w:r>
+        <w:rPr>
+          <w:rFonts w:ascii="Yu Gothic Light" w:hAnsi="Yu Gothic Light"/>
+        </w:rPr>
+        <w:t xml:space="preserve">        if self.top == self.size - 1:</w:t>
+      </w:r>
+    </w:p>
+    <w:p>
+      <w:r>
+        <w:rPr>
+          <w:rFonts w:ascii="Yu Gothic Light" w:hAnsi="Yu Gothic Light"/>
+        </w:rPr>
+        <w:t xml:space="preserve">            print("Stack Overflow")</w:t>
+      </w:r>
+    </w:p>
+    <w:p>
+      <w:r>
+        <w:rPr>
+          <w:rFonts w:ascii="Yu Gothic Light" w:hAnsi="Yu Gothic Light"/>
+        </w:rPr>
+        <w:t xml:space="preserve">        else:</w:t>
+      </w:r>
+    </w:p>
+    <w:p>
+      <w:r>
+        <w:rPr>
+          <w:rFonts w:ascii="Yu Gothic Light" w:hAnsi="Yu Gothic Light"/>
+        </w:rPr>
+        <w:t xml:space="preserve">            self.top += 1</w:t>
+      </w:r>
+    </w:p>
+    <w:p>
+      <w:r>
+        <w:rPr>
+          <w:rFonts w:ascii="Yu Gothic Light" w:hAnsi="Yu Gothic Light"/>
+        </w:rPr>
+        <w:t xml:space="preserve">            self.stack[self.top] = item</w:t>
+      </w:r>
+    </w:p>
+    <w:p>
+      <w:r>
+        <w:rPr>
+          <w:rFonts w:ascii="Yu Gothic Light" w:hAnsi="Yu Gothic Light"/>
+        </w:rPr>
+        <w:t xml:space="preserve">            print(item, "pushed into the stack")</w:t>
+      </w:r>
+    </w:p>
+    <w:p/>
+    <w:p>
+      <w:r>
+        <w:rPr>
+          <w:rFonts w:ascii="Yu Gothic Light" w:hAnsi="Yu Gothic Light"/>
+        </w:rPr>
+        <w:t xml:space="preserve">    # Pop operation </w:t>
+      </w:r>
+    </w:p>
+    <w:p>
+      <w:r>
+        <w:rPr>
+          <w:rFonts w:ascii="Yu Gothic Light" w:hAnsi="Yu Gothic Light"/>
+        </w:rPr>
+        <w:t xml:space="preserve">    def pop(self):</w:t>
+      </w:r>
+    </w:p>
+    <w:p>
+      <w:r>
+        <w:rPr>
+          <w:rFonts w:ascii="Yu Gothic Light" w:hAnsi="Yu Gothic Light"/>
+        </w:rPr>
+        <w:t xml:space="preserve">        if self.top == -1:</w:t>
+      </w:r>
+    </w:p>
+    <w:p>
+      <w:r>
+        <w:rPr>
+          <w:rFonts w:ascii="Yu Gothic Light" w:hAnsi="Yu Gothic Light"/>
+        </w:rPr>
+        <w:t xml:space="preserve">            print("Stack Underflow")</w:t>
+      </w:r>
+    </w:p>
+    <w:p>
+      <w:r>
+        <w:rPr>
+          <w:rFonts w:ascii="Yu Gothic Light" w:hAnsi="Yu Gothic Light"/>
+        </w:rPr>
+        <w:t xml:space="preserve">        else:</w:t>
+      </w:r>
+    </w:p>
+    <w:p>
+      <w:r>
+        <w:rPr>
+          <w:rFonts w:ascii="Yu Gothic Light" w:hAnsi="Yu Gothic Light"/>
+        </w:rPr>
+        <w:t xml:space="preserve">            item = self.stack[self.top]</w:t>
+      </w:r>
+    </w:p>
+    <w:p>
+      <w:r>
+        <w:rPr>
+          <w:rFonts w:ascii="Yu Gothic Light" w:hAnsi="Yu Gothic Light"/>
+        </w:rPr>
+        <w:t xml:space="preserve">            self.stack[self.top] = None</w:t>
+      </w:r>
+    </w:p>
+    <w:p>
+      <w:r>
+        <w:rPr>
+          <w:rFonts w:ascii="Yu Gothic Light" w:hAnsi="Yu Gothic Light"/>
+        </w:rPr>
+        <w:t xml:space="preserve">            self.top -= 1</w:t>
+      </w:r>
+    </w:p>
+    <w:p>
+      <w:r>
+        <w:rPr>
+          <w:rFonts w:ascii="Yu Gothic Light" w:hAnsi="Yu Gothic Light"/>
+        </w:rPr>
+        <w:t xml:space="preserve">            print(item, "popped from the stack")</w:t>
+      </w:r>
+    </w:p>
+    <w:p/>
+    <w:p>
+      <w:r>
+        <w:rPr>
+          <w:rFonts w:ascii="Yu Gothic Light" w:hAnsi="Yu Gothic Light"/>
+        </w:rPr>
+        <w:t xml:space="preserve">    # Peek operation </w:t>
+      </w:r>
+    </w:p>
+    <w:p>
+      <w:r>
+        <w:rPr>
+          <w:rFonts w:ascii="Yu Gothic Light" w:hAnsi="Yu Gothic Light"/>
+        </w:rPr>
+        <w:t xml:space="preserve">    def peek(self):</w:t>
+      </w:r>
+    </w:p>
+    <w:p>
+      <w:r>
+        <w:rPr>
+          <w:rFonts w:ascii="Yu Gothic Light" w:hAnsi="Yu Gothic Light"/>
+        </w:rPr>
+        <w:t xml:space="preserve">        if self.top == -1:</w:t>
+      </w:r>
+    </w:p>
+    <w:p>
+      <w:r>
+        <w:rPr>
+          <w:rFonts w:ascii="Yu Gothic Light" w:hAnsi="Yu Gothic Light"/>
+        </w:rPr>
+        <w:t xml:space="preserve">            print("Stack is empty")</w:t>
+      </w:r>
+    </w:p>
+    <w:p>
+      <w:r>
+        <w:rPr>
+          <w:rFonts w:ascii="Yu Gothic Light" w:hAnsi="Yu Gothic Light"/>
+        </w:rPr>
+        <w:t xml:space="preserve">        else:</w:t>
+      </w:r>
+    </w:p>
+    <w:p>
+      <w:r>
+        <w:rPr>
+          <w:rFonts w:ascii="Yu Gothic Light" w:hAnsi="Yu Gothic Light"/>
+        </w:rPr>
+        <w:t xml:space="preserve">            print("Top element:", self.stack[self.top])</w:t>
+      </w:r>
+    </w:p>
+    <w:p/>
+    <w:p>
+      <w:r>
+        <w:rPr>
+          <w:rFonts w:ascii="Yu Gothic Light" w:hAnsi="Yu Gothic Light"/>
+        </w:rPr>
+        <w:t xml:space="preserve">    # Display operation </w:t>
+      </w:r>
+    </w:p>
+    <w:p>
+      <w:r>
+        <w:rPr>
+          <w:rFonts w:ascii="Yu Gothic Light" w:hAnsi="Yu Gothic Light"/>
+        </w:rPr>
+        <w:t xml:space="preserve">    def display(self):</w:t>
+      </w:r>
+    </w:p>
+    <w:p>
+      <w:r>
+        <w:rPr>
+          <w:rFonts w:ascii="Yu Gothic Light" w:hAnsi="Yu Gothic Light"/>
+        </w:rPr>
+        <w:t xml:space="preserve">        if self.top == -1:</w:t>
+      </w:r>
+    </w:p>
+    <w:p>
+      <w:r>
+        <w:rPr>
+          <w:rFonts w:ascii="Yu Gothic Light" w:hAnsi="Yu Gothic Light"/>
+        </w:rPr>
+        <w:t xml:space="preserve">            print("Stack is empty")</w:t>
+      </w:r>
+    </w:p>
+    <w:p>
+      <w:r>
+        <w:rPr>
+          <w:rFonts w:ascii="Yu Gothic Light" w:hAnsi="Yu Gothic Light"/>
+        </w:rPr>
+        <w:t xml:space="preserve">        else:</w:t>
+      </w:r>
+    </w:p>
+    <w:p>
+      <w:r>
+        <w:rPr>
+          <w:rFonts w:ascii="Yu Gothic Light" w:hAnsi="Yu Gothic Light"/>
+        </w:rPr>
+        <w:t xml:space="preserve">            print("The elements of the stack are:")</w:t>
+      </w:r>
+    </w:p>
+    <w:p>
+      <w:r>
+        <w:rPr>
+          <w:rFonts w:ascii="Yu Gothic Light" w:hAnsi="Yu Gothic Light"/>
+        </w:rPr>
+        <w:t xml:space="preserve">            for i in range(self.top, -1, -1):</w:t>
+      </w:r>
+    </w:p>
+    <w:p>
+      <w:r>
+        <w:rPr>
+          <w:rFonts w:ascii="Yu Gothic Light" w:hAnsi="Yu Gothic Light"/>
+        </w:rPr>
+        <w:t xml:space="preserve">                print(self.stack[i])</w:t>
+      </w:r>
+    </w:p>
+    <w:p/>
+    <w:p>
+      <w:r>
+        <w:rPr>
+          <w:rFonts w:ascii="Yu Gothic Light" w:hAnsi="Yu Gothic Light"/>
+        </w:rPr>
+        <w:t xml:space="preserve"># Create stack </w:t>
+      </w:r>
+    </w:p>
+    <w:p>
+      <w:r>
+        <w:rPr>
+          <w:rFonts w:ascii="Yu Gothic Light" w:hAnsi="Yu Gothic Light"/>
+        </w:rPr>
+        <w:t>size = int(input("Enter the size of the stack: "))</w:t>
+      </w:r>
+    </w:p>
+    <w:p>
+      <w:r>
+        <w:rPr>
+          <w:rFonts w:ascii="Yu Gothic Light" w:hAnsi="Yu Gothic Light"/>
+        </w:rPr>
+        <w:t>s = StackEx(size)</w:t>
+      </w:r>
+    </w:p>
+    <w:p>
+      <w:r>
+        <w:rPr>
+          <w:rFonts w:ascii="Yu Gothic Light" w:hAnsi="Yu Gothic Light"/>
+        </w:rPr>
+        <w:t>while True:</w:t>
+      </w:r>
+    </w:p>
+    <w:p>
+      <w:r>
+        <w:rPr>
+          <w:rFonts w:ascii="Yu Gothic Light" w:hAnsi="Yu Gothic Light"/>
+        </w:rPr>
+        <w:t xml:space="preserve">    print("\n----- STACK MENU -----")</w:t>
+      </w:r>
+    </w:p>
+    <w:p>
+      <w:r>
+        <w:rPr>
+          <w:rFonts w:ascii="Yu Gothic Light" w:hAnsi="Yu Gothic Light"/>
+        </w:rPr>
+        <w:t xml:space="preserve">    print("1. Push")</w:t>
+      </w:r>
+    </w:p>
+    <w:p>
+      <w:r>
+        <w:rPr>
+          <w:rFonts w:ascii="Yu Gothic Light" w:hAnsi="Yu Gothic Light"/>
+        </w:rPr>
+        <w:t xml:space="preserve">    print("2. Pop")</w:t>
+      </w:r>
+    </w:p>
+    <w:p>
+      <w:r>
+        <w:rPr>
+          <w:rFonts w:ascii="Yu Gothic Light" w:hAnsi="Yu Gothic Light"/>
+        </w:rPr>
+        <w:t xml:space="preserve">    print("3. Peek")</w:t>
+      </w:r>
+    </w:p>
+    <w:p>
+      <w:r>
+        <w:rPr>
+          <w:rFonts w:ascii="Yu Gothic Light" w:hAnsi="Yu Gothic Light"/>
+        </w:rPr>
+        <w:t xml:space="preserve">    print("4. Display")</w:t>
+      </w:r>
+    </w:p>
+    <w:p>
+      <w:r>
+        <w:rPr>
+          <w:rFonts w:ascii="Yu Gothic Light" w:hAnsi="Yu Gothic Light"/>
+        </w:rPr>
+        <w:t xml:space="preserve">    print("5. Exit")</w:t>
+      </w:r>
+    </w:p>
+    <w:p>
+      <w:r>
+        <w:rPr>
+          <w:rFonts w:ascii="Yu Gothic Light" w:hAnsi="Yu Gothic Light"/>
+        </w:rPr>
+        <w:t xml:space="preserve">    choice = int(input("Enter your choice: "))</w:t>
+      </w:r>
+    </w:p>
+    <w:p>
+      <w:r>
+        <w:rPr>
+          <w:rFonts w:ascii="Yu Gothic Light" w:hAnsi="Yu Gothic Light"/>
+        </w:rPr>
+        <w:t xml:space="preserve">    if choice == 1:</w:t>
+      </w:r>
+    </w:p>
+    <w:p>
+      <w:r>
+        <w:rPr>
+          <w:rFonts w:ascii="Yu Gothic Light" w:hAnsi="Yu Gothic Light"/>
+        </w:rPr>
+        <w:t xml:space="preserve">        item = int(input("Enter the element to push: "))</w:t>
+      </w:r>
+    </w:p>
+    <w:p>
+      <w:r>
+        <w:rPr>
+          <w:rFonts w:ascii="Yu Gothic Light" w:hAnsi="Yu Gothic Light"/>
+        </w:rPr>
+        <w:t xml:space="preserve">        s.push(item)</w:t>
+      </w:r>
+    </w:p>
+    <w:p>
+      <w:r>
+        <w:rPr>
+          <w:rFonts w:ascii="Yu Gothic Light" w:hAnsi="Yu Gothic Light"/>
+        </w:rPr>
+        <w:t xml:space="preserve">    elif choice == 2:</w:t>
+      </w:r>
+    </w:p>
+    <w:p>
+      <w:r>
+        <w:rPr>
+          <w:rFonts w:ascii="Yu Gothic Light" w:hAnsi="Yu Gothic Light"/>
+        </w:rPr>
+        <w:t xml:space="preserve">        s.pop()</w:t>
+      </w:r>
+    </w:p>
+    <w:p>
+      <w:r>
+        <w:rPr>
+          <w:rFonts w:ascii="Yu Gothic Light" w:hAnsi="Yu Gothic Light"/>
+        </w:rPr>
+        <w:t xml:space="preserve">    elif choice == 3:</w:t>
+      </w:r>
+    </w:p>
+    <w:p>
+      <w:r>
+        <w:rPr>
+          <w:rFonts w:ascii="Yu Gothic Light" w:hAnsi="Yu Gothic Light"/>
+        </w:rPr>
+        <w:t xml:space="preserve">        s.peek()</w:t>
+      </w:r>
+    </w:p>
+    <w:p>
+      <w:r>
+        <w:rPr>
+          <w:rFonts w:ascii="Yu Gothic Light" w:hAnsi="Yu Gothic Light"/>
+        </w:rPr>
+        <w:t xml:space="preserve">    elif choice == 4:</w:t>
+      </w:r>
+    </w:p>
+    <w:p>
+      <w:r>
+        <w:rPr>
+          <w:rFonts w:ascii="Yu Gothic Light" w:hAnsi="Yu Gothic Light"/>
+        </w:rPr>
+        <w:t xml:space="preserve">        s.display()</w:t>
+      </w:r>
+    </w:p>
+    <w:p>
+      <w:r>
+        <w:rPr>
+          <w:rFonts w:ascii="Yu Gothic Light" w:hAnsi="Yu Gothic Light"/>
+        </w:rPr>
+        <w:t xml:space="preserve">    elif choice == 5:</w:t>
+      </w:r>
+    </w:p>
+    <w:p>
+      <w:r>
+        <w:rPr>
+          <w:rFonts w:ascii="Yu Gothic Light" w:hAnsi="Yu Gothic Light"/>
+        </w:rPr>
+        <w:t xml:space="preserve">        print("Program terminated.")</w:t>
+      </w:r>
+    </w:p>
+    <w:p>
+      <w:r>
+        <w:rPr>
+          <w:rFonts w:ascii="Yu Gothic Light" w:hAnsi="Yu Gothic Light"/>
+        </w:rPr>
+        <w:t xml:space="preserve">        break</w:t>
+      </w:r>
+    </w:p>
+    <w:p>
+      <w:r>
+        <w:rPr>
+          <w:rFonts w:ascii="Yu Gothic Light" w:hAnsi="Yu Gothic Light"/>
+        </w:rPr>
+        <w:t xml:space="preserve">    else:</w:t>
+      </w:r>
+    </w:p>
+    <w:p>
+      <w:r>
+        <w:rPr>
+          <w:rFonts w:ascii="Yu Gothic Light" w:hAnsi="Yu Gothic Light"/>
+        </w:rPr>
+        <w:t xml:space="preserve">        print("Invalid choice")</w:t>
+      </w:r>
+    </w:p>
+    <w:p/>
+    <w:p>
+      <w:r>
+        <w:rPr>
+          <w:rFonts w:ascii="Yu Gothic Light" w:hAnsi="Yu Gothic Light"/>
+          <w:b/>
+        </w:rPr>
+        <w:t>Output(+Ve Case):</w:t>
+      </w:r>
+    </w:p>
+    <w:p/>
+    <w:p/>
+    <w:p/>
+    <w:p/>
+    <w:p/>
+    <w:p>
+      <w:r>
+        <w:rPr>
+          <w:rFonts w:ascii="Yu Gothic Light" w:hAnsi="Yu Gothic Light"/>
+          <w:b/>
+        </w:rPr>
+        <w:t>Output(-Ve Case):</w:t>
+      </w:r>
+    </w:p>
+    <w:p/>
+    <w:p/>
+    <w:p/>
+    <w:p/>
+    <w:p/>
+    <w:p>
+      <w:r>
+        <w:rPr>
+          <w:rFonts w:ascii="Yu Gothic Light" w:hAnsi="Yu Gothic Light"/>
+          <w:b/>
+        </w:rPr>
+        <w:t xml:space="preserve">Explanation : </w:t>
+      </w:r>
+      <w:r>
+        <w:rPr>
+          <w:rFonts w:ascii="Yu Gothic Light" w:hAnsi="Yu Gothic Light"/>
+        </w:rPr>
+        <w:t>In the positive scenario, the array-based Stack enforces the LIFO (Last-In, First-Out) principle, allowing push, pop, and peek operations in O(1) time complexity while tracking the top index. In the negative scenario, attempting to push an element into a full stack (top == size - 1) triggers 'Stack Overflow', and attempting to pop or peek from an empty stack (top == -1) triggers 'Stack Underflow' or 'Stack is empty', guarding against array index errors.</w:t>
+      </w:r>
+    </w:p>
+    <w:p/>
+    <w:p/>
+    <w:p>
+      <w:r>
+        <w:rPr>
+          <w:rFonts w:ascii="Yu Gothic Light" w:hAnsi="Yu Gothic Light"/>
+        </w:rPr>
+        <w:t xml:space="preserve">B.) </w:t>
+      </w:r>
+      <w:r>
+        <w:rPr>
+          <w:rFonts w:ascii="Yu Gothic Light" w:hAnsi="Yu Gothic Light"/>
+          <w:b/>
+        </w:rPr>
+        <w:t>Aim:</w:t>
+      </w:r>
+      <w:r>
+        <w:rPr>
+          <w:rFonts w:ascii="Yu Gothic Light" w:hAnsi="Yu Gothic Light"/>
+        </w:rPr>
+        <w:t xml:space="preserve">  Write a python program to implement Stack operations (Push, Pop, Peek, Display) using a Singly Linked List .</w:t>
+      </w:r>
+    </w:p>
+    <w:p>
+      <w:r>
+        <w:rPr>
+          <w:rFonts w:ascii="Yu Gothic Light" w:hAnsi="Yu Gothic Light"/>
+          <w:b/>
+        </w:rPr>
+        <w:t>Program:</w:t>
+      </w:r>
+    </w:p>
+    <w:p>
+      <w:r>
+        <w:rPr>
+          <w:rFonts w:ascii="Yu Gothic Light" w:hAnsi="Yu Gothic Light"/>
+        </w:rPr>
+        <w:t>class Node:</w:t>
+      </w:r>
+    </w:p>
+    <w:p>
+      <w:r>
+        <w:rPr>
+          <w:rFonts w:ascii="Yu Gothic Light" w:hAnsi="Yu Gothic Light"/>
+        </w:rPr>
+        <w:t xml:space="preserve">    #  </w:t>
+      </w:r>
+    </w:p>
+    <w:p>
+      <w:r>
+        <w:rPr>
+          <w:rFonts w:ascii="Yu Gothic Light" w:hAnsi="Yu Gothic Light"/>
+        </w:rPr>
+        <w:t xml:space="preserve">    def __init__(self, data):</w:t>
+      </w:r>
+    </w:p>
+    <w:p>
+      <w:r>
+        <w:rPr>
+          <w:rFonts w:ascii="Yu Gothic Light" w:hAnsi="Yu Gothic Light"/>
+        </w:rPr>
+        <w:t xml:space="preserve">        self.data = data</w:t>
+      </w:r>
+    </w:p>
+    <w:p>
+      <w:r>
+        <w:rPr>
+          <w:rFonts w:ascii="Yu Gothic Light" w:hAnsi="Yu Gothic Light"/>
+        </w:rPr>
+        <w:t xml:space="preserve">        self.next = None</w:t>
+      </w:r>
+    </w:p>
+    <w:p/>
+    <w:p>
+      <w:r>
+        <w:rPr>
+          <w:rFonts w:ascii="Yu Gothic Light" w:hAnsi="Yu Gothic Light"/>
+        </w:rPr>
+        <w:t>class Stack:</w:t>
+      </w:r>
+    </w:p>
+    <w:p>
+      <w:r>
+        <w:rPr>
+          <w:rFonts w:ascii="Yu Gothic Light" w:hAnsi="Yu Gothic Light"/>
+        </w:rPr>
+        <w:t xml:space="preserve">    def __init__(self):</w:t>
+      </w:r>
+    </w:p>
+    <w:p>
+      <w:r>
+        <w:rPr>
+          <w:rFonts w:ascii="Yu Gothic Light" w:hAnsi="Yu Gothic Light"/>
+        </w:rPr>
+        <w:t xml:space="preserve">        self.top = None</w:t>
+      </w:r>
+    </w:p>
+    <w:p/>
+    <w:p>
+      <w:r>
+        <w:rPr>
+          <w:rFonts w:ascii="Yu Gothic Light" w:hAnsi="Yu Gothic Light"/>
+        </w:rPr>
+        <w:t xml:space="preserve">    # Push operation[cite: 26, 27]</w:t>
+      </w:r>
+    </w:p>
+    <w:p>
+      <w:r>
+        <w:rPr>
+          <w:rFonts w:ascii="Yu Gothic Light" w:hAnsi="Yu Gothic Light"/>
+        </w:rPr>
+        <w:t xml:space="preserve">    def push(self, data):</w:t>
+      </w:r>
+    </w:p>
+    <w:p>
+      <w:r>
+        <w:rPr>
+          <w:rFonts w:ascii="Yu Gothic Light" w:hAnsi="Yu Gothic Light"/>
+        </w:rPr>
+        <w:t xml:space="preserve">        new = Node(data)</w:t>
+      </w:r>
+    </w:p>
+    <w:p>
+      <w:r>
+        <w:rPr>
+          <w:rFonts w:ascii="Yu Gothic Light" w:hAnsi="Yu Gothic Light"/>
+        </w:rPr>
+        <w:t xml:space="preserve">        new.next = self.top</w:t>
+      </w:r>
+    </w:p>
+    <w:p>
+      <w:r>
+        <w:rPr>
+          <w:rFonts w:ascii="Yu Gothic Light" w:hAnsi="Yu Gothic Light"/>
+        </w:rPr>
+        <w:t xml:space="preserve">        self.top = new</w:t>
+      </w:r>
+    </w:p>
+    <w:p>
+      <w:r>
+        <w:rPr>
+          <w:rFonts w:ascii="Yu Gothic Light" w:hAnsi="Yu Gothic Light"/>
+        </w:rPr>
+        <w:t xml:space="preserve">        print(data, "pushed into stack")</w:t>
+      </w:r>
+    </w:p>
+    <w:p/>
+    <w:p>
+      <w:r>
+        <w:rPr>
+          <w:rFonts w:ascii="Yu Gothic Light" w:hAnsi="Yu Gothic Light"/>
+        </w:rPr>
+        <w:t xml:space="preserve">    # Pop operation  </w:t>
+      </w:r>
+    </w:p>
+    <w:p>
+      <w:r>
+        <w:rPr>
+          <w:rFonts w:ascii="Yu Gothic Light" w:hAnsi="Yu Gothic Light"/>
+        </w:rPr>
+        <w:t xml:space="preserve">    def pop(self):</w:t>
+      </w:r>
+    </w:p>
+    <w:p>
+      <w:r>
+        <w:rPr>
+          <w:rFonts w:ascii="Yu Gothic Light" w:hAnsi="Yu Gothic Light"/>
+        </w:rPr>
+        <w:t xml:space="preserve">        if self.top is None:</w:t>
+      </w:r>
+    </w:p>
+    <w:p>
+      <w:r>
+        <w:rPr>
+          <w:rFonts w:ascii="Yu Gothic Light" w:hAnsi="Yu Gothic Light"/>
+        </w:rPr>
+        <w:t xml:space="preserve">            print("Stack Underflow")</w:t>
+      </w:r>
+    </w:p>
+    <w:p>
+      <w:r>
+        <w:rPr>
+          <w:rFonts w:ascii="Yu Gothic Light" w:hAnsi="Yu Gothic Light"/>
+        </w:rPr>
+        <w:t xml:space="preserve">        else:</w:t>
+      </w:r>
+    </w:p>
+    <w:p>
+      <w:r>
+        <w:rPr>
+          <w:rFonts w:ascii="Yu Gothic Light" w:hAnsi="Yu Gothic Light"/>
+        </w:rPr>
+        <w:t xml:space="preserve">            temp = self.top</w:t>
+      </w:r>
+    </w:p>
+    <w:p>
+      <w:r>
+        <w:rPr>
+          <w:rFonts w:ascii="Yu Gothic Light" w:hAnsi="Yu Gothic Light"/>
+        </w:rPr>
+        <w:t xml:space="preserve">            print(temp.data, "popped from stack")</w:t>
+      </w:r>
+    </w:p>
+    <w:p>
+      <w:r>
+        <w:rPr>
+          <w:rFonts w:ascii="Yu Gothic Light" w:hAnsi="Yu Gothic Light"/>
+        </w:rPr>
+        <w:t xml:space="preserve">            self.top = self.top.next</w:t>
+      </w:r>
+    </w:p>
+    <w:p/>
+    <w:p>
+      <w:r>
+        <w:rPr>
+          <w:rFonts w:ascii="Yu Gothic Light" w:hAnsi="Yu Gothic Light"/>
+        </w:rPr>
+        <w:t xml:space="preserve">    # Peek operation  </w:t>
+      </w:r>
+    </w:p>
+    <w:p>
+      <w:r>
+        <w:rPr>
+          <w:rFonts w:ascii="Yu Gothic Light" w:hAnsi="Yu Gothic Light"/>
+        </w:rPr>
+        <w:t xml:space="preserve">    def peek(self):</w:t>
+      </w:r>
+    </w:p>
+    <w:p>
+      <w:r>
+        <w:rPr>
+          <w:rFonts w:ascii="Yu Gothic Light" w:hAnsi="Yu Gothic Light"/>
+        </w:rPr>
+        <w:t xml:space="preserve">        if self.top is None:</w:t>
+      </w:r>
+    </w:p>
+    <w:p>
+      <w:r>
+        <w:rPr>
+          <w:rFonts w:ascii="Yu Gothic Light" w:hAnsi="Yu Gothic Light"/>
+        </w:rPr>
+        <w:t xml:space="preserve">            print("Stack is empty")</w:t>
+      </w:r>
+    </w:p>
+    <w:p>
+      <w:r>
+        <w:rPr>
+          <w:rFonts w:ascii="Yu Gothic Light" w:hAnsi="Yu Gothic Light"/>
+        </w:rPr>
+        <w:t xml:space="preserve">        else:</w:t>
+      </w:r>
+    </w:p>
+    <w:p>
+      <w:r>
+        <w:rPr>
+          <w:rFonts w:ascii="Yu Gothic Light" w:hAnsi="Yu Gothic Light"/>
+        </w:rPr>
+        <w:t xml:space="preserve">            print("Top element:", self.top.data)</w:t>
+      </w:r>
+    </w:p>
+    <w:p/>
+    <w:p>
+      <w:r>
+        <w:rPr>
+          <w:rFonts w:ascii="Yu Gothic Light" w:hAnsi="Yu Gothic Light"/>
+        </w:rPr>
+        <w:t xml:space="preserve">    # Display operation  </w:t>
+      </w:r>
+    </w:p>
+    <w:p>
+      <w:r>
+        <w:rPr>
+          <w:rFonts w:ascii="Yu Gothic Light" w:hAnsi="Yu Gothic Light"/>
+        </w:rPr>
+        <w:t xml:space="preserve">    def display(self):</w:t>
+      </w:r>
+    </w:p>
+    <w:p>
+      <w:r>
+        <w:rPr>
+          <w:rFonts w:ascii="Yu Gothic Light" w:hAnsi="Yu Gothic Light"/>
+        </w:rPr>
+        <w:t xml:space="preserve">        if self.top is None:</w:t>
+      </w:r>
+    </w:p>
+    <w:p>
+      <w:r>
+        <w:rPr>
+          <w:rFonts w:ascii="Yu Gothic Light" w:hAnsi="Yu Gothic Light"/>
+        </w:rPr>
+        <w:t xml:space="preserve">            print("Stack is empty")</w:t>
+      </w:r>
+    </w:p>
+    <w:p>
+      <w:r>
+        <w:rPr>
+          <w:rFonts w:ascii="Yu Gothic Light" w:hAnsi="Yu Gothic Light"/>
+        </w:rPr>
+        <w:t xml:space="preserve">        else:</w:t>
+      </w:r>
+    </w:p>
+    <w:p>
+      <w:r>
+        <w:rPr>
+          <w:rFonts w:ascii="Yu Gothic Light" w:hAnsi="Yu Gothic Light"/>
+        </w:rPr>
+        <w:t xml:space="preserve">            temp = self.top</w:t>
+      </w:r>
+    </w:p>
+    <w:p>
+      <w:r>
+        <w:rPr>
+          <w:rFonts w:ascii="Yu Gothic Light" w:hAnsi="Yu Gothic Light"/>
+        </w:rPr>
+        <w:t xml:space="preserve">            print("Stack elements:")</w:t>
+      </w:r>
+    </w:p>
+    <w:p>
+      <w:r>
+        <w:rPr>
+          <w:rFonts w:ascii="Yu Gothic Light" w:hAnsi="Yu Gothic Light"/>
+        </w:rPr>
+        <w:t xml:space="preserve">            while temp is not None:</w:t>
+      </w:r>
+    </w:p>
+    <w:p>
+      <w:r>
+        <w:rPr>
+          <w:rFonts w:ascii="Yu Gothic Light" w:hAnsi="Yu Gothic Light"/>
+        </w:rPr>
+        <w:t xml:space="preserve">                print(temp.data)</w:t>
+      </w:r>
+    </w:p>
+    <w:p>
+      <w:r>
+        <w:rPr>
+          <w:rFonts w:ascii="Yu Gothic Light" w:hAnsi="Yu Gothic Light"/>
+        </w:rPr>
+        <w:t xml:space="preserve">                temp = temp.next</w:t>
+      </w:r>
+    </w:p>
+    <w:p/>
+    <w:p>
+      <w:r>
+        <w:rPr>
+          <w:rFonts w:ascii="Yu Gothic Light" w:hAnsi="Yu Gothic Light"/>
+        </w:rPr>
+        <w:t xml:space="preserve">#  </w:t>
+      </w:r>
+    </w:p>
+    <w:p>
+      <w:r>
+        <w:rPr>
+          <w:rFonts w:ascii="Yu Gothic Light" w:hAnsi="Yu Gothic Light"/>
+        </w:rPr>
+        <w:t>if __name__ == "__main__":</w:t>
+      </w:r>
+    </w:p>
+    <w:p>
+      <w:r>
+        <w:rPr>
+          <w:rFonts w:ascii="Yu Gothic Light" w:hAnsi="Yu Gothic Light"/>
+        </w:rPr>
+        <w:t xml:space="preserve">    s = Stack()</w:t>
+      </w:r>
+    </w:p>
+    <w:p>
+      <w:r>
+        <w:rPr>
+          <w:rFonts w:ascii="Yu Gothic Light" w:hAnsi="Yu Gothic Light"/>
+        </w:rPr>
+        <w:t xml:space="preserve">    while True:</w:t>
+      </w:r>
+    </w:p>
+    <w:p>
+      <w:r>
+        <w:rPr>
+          <w:rFonts w:ascii="Yu Gothic Light" w:hAnsi="Yu Gothic Light"/>
+        </w:rPr>
+        <w:t xml:space="preserve">        print("\n--- STACK USING LINKED LIST ---")</w:t>
+      </w:r>
+    </w:p>
+    <w:p>
+      <w:r>
+        <w:rPr>
+          <w:rFonts w:ascii="Yu Gothic Light" w:hAnsi="Yu Gothic Light"/>
+        </w:rPr>
+        <w:t xml:space="preserve">        print("1. Push")</w:t>
+      </w:r>
+    </w:p>
+    <w:p>
+      <w:r>
+        <w:rPr>
+          <w:rFonts w:ascii="Yu Gothic Light" w:hAnsi="Yu Gothic Light"/>
+        </w:rPr>
+        <w:t xml:space="preserve">        print("2. Pop")</w:t>
+      </w:r>
+    </w:p>
+    <w:p>
+      <w:r>
+        <w:rPr>
+          <w:rFonts w:ascii="Yu Gothic Light" w:hAnsi="Yu Gothic Light"/>
+        </w:rPr>
+        <w:t xml:space="preserve">        print("3. Peek")</w:t>
+      </w:r>
+    </w:p>
+    <w:p>
+      <w:r>
+        <w:rPr>
+          <w:rFonts w:ascii="Yu Gothic Light" w:hAnsi="Yu Gothic Light"/>
+        </w:rPr>
+        <w:t xml:space="preserve">        print("4. Display")</w:t>
+      </w:r>
+    </w:p>
+    <w:p>
+      <w:r>
+        <w:rPr>
+          <w:rFonts w:ascii="Yu Gothic Light" w:hAnsi="Yu Gothic Light"/>
+        </w:rPr>
+        <w:t xml:space="preserve">        print("5. Exit")</w:t>
+      </w:r>
+    </w:p>
+    <w:p>
+      <w:r>
+        <w:rPr>
+          <w:rFonts w:ascii="Yu Gothic Light" w:hAnsi="Yu Gothic Light"/>
+        </w:rPr>
+        <w:t xml:space="preserve">        choice = int(input("Enter your choice: "))</w:t>
+      </w:r>
+    </w:p>
+    <w:p>
+      <w:r>
+        <w:rPr>
+          <w:rFonts w:ascii="Yu Gothic Light" w:hAnsi="Yu Gothic Light"/>
+        </w:rPr>
+        <w:t xml:space="preserve">        if choice == 1:</w:t>
+      </w:r>
+    </w:p>
+    <w:p>
+      <w:r>
+        <w:rPr>
+          <w:rFonts w:ascii="Yu Gothic Light" w:hAnsi="Yu Gothic Light"/>
+        </w:rPr>
+        <w:t xml:space="preserve">            data = int(input("Enter the element: "))</w:t>
+      </w:r>
+    </w:p>
+    <w:p>
+      <w:r>
+        <w:rPr>
+          <w:rFonts w:ascii="Yu Gothic Light" w:hAnsi="Yu Gothic Light"/>
+        </w:rPr>
+        <w:t xml:space="preserve">            s.push(data)</w:t>
+      </w:r>
+    </w:p>
+    <w:p>
+      <w:r>
+        <w:rPr>
+          <w:rFonts w:ascii="Yu Gothic Light" w:hAnsi="Yu Gothic Light"/>
+        </w:rPr>
+        <w:t xml:space="preserve">        elif choice == 2:</w:t>
+      </w:r>
+    </w:p>
+    <w:p>
+      <w:r>
+        <w:rPr>
+          <w:rFonts w:ascii="Yu Gothic Light" w:hAnsi="Yu Gothic Light"/>
+        </w:rPr>
+        <w:t xml:space="preserve">            s.pop()</w:t>
+      </w:r>
+    </w:p>
+    <w:p>
+      <w:r>
+        <w:rPr>
+          <w:rFonts w:ascii="Yu Gothic Light" w:hAnsi="Yu Gothic Light"/>
+        </w:rPr>
+        <w:t xml:space="preserve">        elif choice == 3:</w:t>
+      </w:r>
+    </w:p>
+    <w:p>
+      <w:r>
+        <w:rPr>
+          <w:rFonts w:ascii="Yu Gothic Light" w:hAnsi="Yu Gothic Light"/>
+        </w:rPr>
+        <w:t xml:space="preserve">            s.peek()</w:t>
+      </w:r>
+    </w:p>
+    <w:p>
+      <w:r>
+        <w:rPr>
+          <w:rFonts w:ascii="Yu Gothic Light" w:hAnsi="Yu Gothic Light"/>
+        </w:rPr>
+        <w:t xml:space="preserve">        elif choice == 4:</w:t>
+      </w:r>
+    </w:p>
+    <w:p>
+      <w:r>
+        <w:rPr>
+          <w:rFonts w:ascii="Yu Gothic Light" w:hAnsi="Yu Gothic Light"/>
+        </w:rPr>
+        <w:t xml:space="preserve">            s.display()</w:t>
+      </w:r>
+    </w:p>
+    <w:p>
+      <w:r>
+        <w:rPr>
+          <w:rFonts w:ascii="Yu Gothic Light" w:hAnsi="Yu Gothic Light"/>
+        </w:rPr>
+        <w:t xml:space="preserve">        elif choice == 5:</w:t>
+      </w:r>
+    </w:p>
+    <w:p>
+      <w:r>
+        <w:rPr>
+          <w:rFonts w:ascii="Yu Gothic Light" w:hAnsi="Yu Gothic Light"/>
+        </w:rPr>
+        <w:t xml:space="preserve">            print("Program terminated")</w:t>
+      </w:r>
+    </w:p>
+    <w:p>
+      <w:r>
+        <w:rPr>
+          <w:rFonts w:ascii="Yu Gothic Light" w:hAnsi="Yu Gothic Light"/>
+        </w:rPr>
+        <w:t xml:space="preserve">            break</w:t>
+      </w:r>
+    </w:p>
+    <w:p>
+      <w:r>
+        <w:rPr>
+          <w:rFonts w:ascii="Yu Gothic Light" w:hAnsi="Yu Gothic Light"/>
+        </w:rPr>
+        <w:t xml:space="preserve">        else:</w:t>
+      </w:r>
+    </w:p>
+    <w:p>
+      <w:r>
+        <w:rPr>
+          <w:rFonts w:ascii="Yu Gothic Light" w:hAnsi="Yu Gothic Light"/>
+        </w:rPr>
+        <w:t xml:space="preserve">            print("Invalid choice")</w:t>
+      </w:r>
+    </w:p>
+    <w:p/>
+    <w:p>
+      <w:r>
+        <w:rPr>
+          <w:rFonts w:ascii="Yu Gothic Light" w:hAnsi="Yu Gothic Light"/>
+          <w:b/>
+        </w:rPr>
+        <w:t>Output(+Ve Case):</w:t>
+      </w:r>
+    </w:p>
+    <w:p/>
+    <w:p/>
+    <w:p/>
+    <w:p/>
+    <w:p/>
+    <w:p>
+      <w:r>
+        <w:rPr>
+          <w:rFonts w:ascii="Yu Gothic Light" w:hAnsi="Yu Gothic Light"/>
+          <w:b/>
+        </w:rPr>
+        <w:t>Output(-Ve Case):</w:t>
+      </w:r>
+    </w:p>
+    <w:p/>
+    <w:p/>
+    <w:p/>
+    <w:p/>
+    <w:p/>
+    <w:p>
+      <w:r>
+        <w:rPr>
+          <w:rFonts w:ascii="Yu Gothic Light" w:hAnsi="Yu Gothic Light"/>
+          <w:b/>
+        </w:rPr>
+        <w:t xml:space="preserve">Explanation : </w:t>
+      </w:r>
+      <w:r>
+        <w:rPr>
+          <w:rFonts w:ascii="Yu Gothic Light" w:hAnsi="Yu Gothic Light"/>
+        </w:rPr>
+        <w:t>In the positive scenario, dynamic node allocation allows the stack to grow dynamically without fixed capacity limitations, executing push and pop operations at the top node in O(1) time. In the negative scenario, calling pop or peek when the stack is empty (self.top is None) prints 'Stack Underflow' or 'Stack is empty', preventing dereferencing a None object.</w:t>
+      </w:r>
+    </w:p>
+    <w:p/>
+    <w:p/>
+    <w:p>
+      <w:r>
+        <w:rPr>
+          <w:rFonts w:ascii="Yu Gothic Light" w:hAnsi="Yu Gothic Light"/>
+          <w:b/>
+          <w:sz w:val="32"/>
+        </w:rPr>
+        <w:t>LAB-7:</w:t>
+      </w:r>
+    </w:p>
+    <w:p>
+      <w:r>
+        <w:rPr>
+          <w:rFonts w:ascii="Yu Gothic Light" w:hAnsi="Yu Gothic Light"/>
+          <w:b/>
+          <w:sz w:val="32"/>
+        </w:rPr>
+        <w:t>1.)Implementation of Queues :</w:t>
+      </w:r>
+    </w:p>
+    <w:p>
+      <w:r>
+        <w:rPr>
+          <w:rFonts w:ascii="Yu Gothic Light" w:hAnsi="Yu Gothic Light"/>
+        </w:rPr>
+        <w:t xml:space="preserve">A.) </w:t>
+      </w:r>
+      <w:r>
+        <w:rPr>
+          <w:rFonts w:ascii="Yu Gothic Light" w:hAnsi="Yu Gothic Light"/>
+          <w:b/>
+        </w:rPr>
+        <w:t>Aim:</w:t>
+      </w:r>
+      <w:r>
+        <w:rPr>
+          <w:rFonts w:ascii="Yu Gothic Light" w:hAnsi="Yu Gothic Light"/>
+        </w:rPr>
+        <w:t xml:space="preserve">  Write a python program to implement Linear Queue operations (Enqueue, Dequeue, Peek, Display) using an Array / List .</w:t>
+      </w:r>
+    </w:p>
+    <w:p>
+      <w:r>
+        <w:rPr>
+          <w:rFonts w:ascii="Yu Gothic Light" w:hAnsi="Yu Gothic Light"/>
+          <w:b/>
+        </w:rPr>
+        <w:t>Program:</w:t>
+      </w:r>
+    </w:p>
+    <w:p>
+      <w:r>
+        <w:rPr>
+          <w:rFonts w:ascii="Yu Gothic Light" w:hAnsi="Yu Gothic Light"/>
+        </w:rPr>
+        <w:t>class Queue:</w:t>
+      </w:r>
+    </w:p>
+    <w:p>
+      <w:r>
+        <w:rPr>
+          <w:rFonts w:ascii="Yu Gothic Light" w:hAnsi="Yu Gothic Light"/>
+        </w:rPr>
+        <w:t xml:space="preserve">    def __init__(self,size):</w:t>
+      </w:r>
+    </w:p>
+    <w:p>
+      <w:r>
+        <w:rPr>
+          <w:rFonts w:ascii="Yu Gothic Light" w:hAnsi="Yu Gothic Light"/>
+        </w:rPr>
+        <w:t xml:space="preserve">        self.size = size</w:t>
+      </w:r>
+    </w:p>
+    <w:p>
+      <w:r>
+        <w:rPr>
+          <w:rFonts w:ascii="Yu Gothic Light" w:hAnsi="Yu Gothic Light"/>
+        </w:rPr>
+        <w:t xml:space="preserve">        self.queue = [None]*size</w:t>
+      </w:r>
+    </w:p>
+    <w:p>
+      <w:r>
+        <w:rPr>
+          <w:rFonts w:ascii="Yu Gothic Light" w:hAnsi="Yu Gothic Light"/>
+        </w:rPr>
+        <w:t xml:space="preserve">        self.front = -1</w:t>
+      </w:r>
+    </w:p>
+    <w:p>
+      <w:r>
+        <w:rPr>
+          <w:rFonts w:ascii="Yu Gothic Light" w:hAnsi="Yu Gothic Light"/>
+        </w:rPr>
+        <w:t xml:space="preserve">        self.rear = -1</w:t>
+      </w:r>
+    </w:p>
+    <w:p>
+      <w:r>
+        <w:rPr>
+          <w:rFonts w:ascii="Yu Gothic Light" w:hAnsi="Yu Gothic Light"/>
+        </w:rPr>
+        <w:t xml:space="preserve">    #Enqueue Operation</w:t>
+      </w:r>
+    </w:p>
+    <w:p>
+      <w:r>
+        <w:rPr>
+          <w:rFonts w:ascii="Yu Gothic Light" w:hAnsi="Yu Gothic Light"/>
+        </w:rPr>
+        <w:t xml:space="preserve">    def enqueue(self,x):</w:t>
+      </w:r>
+    </w:p>
+    <w:p>
+      <w:r>
+        <w:rPr>
+          <w:rFonts w:ascii="Yu Gothic Light" w:hAnsi="Yu Gothic Light"/>
+        </w:rPr>
+        <w:t xml:space="preserve">        if self.rear == self.size -1:</w:t>
+      </w:r>
+    </w:p>
+    <w:p>
+      <w:r>
+        <w:rPr>
+          <w:rFonts w:ascii="Yu Gothic Light" w:hAnsi="Yu Gothic Light"/>
+        </w:rPr>
+        <w:t xml:space="preserve">            print("Queue Overflow")</w:t>
+      </w:r>
+    </w:p>
+    <w:p>
+      <w:r>
+        <w:rPr>
+          <w:rFonts w:ascii="Yu Gothic Light" w:hAnsi="Yu Gothic Light"/>
+        </w:rPr>
+        <w:t xml:space="preserve">        else:</w:t>
+      </w:r>
+    </w:p>
+    <w:p>
+      <w:r>
+        <w:rPr>
+          <w:rFonts w:ascii="Yu Gothic Light" w:hAnsi="Yu Gothic Light"/>
+        </w:rPr>
+        <w:t xml:space="preserve">            if self.front == -1:</w:t>
+      </w:r>
+    </w:p>
+    <w:p>
+      <w:r>
+        <w:rPr>
+          <w:rFonts w:ascii="Yu Gothic Light" w:hAnsi="Yu Gothic Light"/>
+        </w:rPr>
+        <w:t xml:space="preserve">                self.front = 0</w:t>
+      </w:r>
+    </w:p>
+    <w:p>
+      <w:r>
+        <w:rPr>
+          <w:rFonts w:ascii="Yu Gothic Light" w:hAnsi="Yu Gothic Light"/>
+        </w:rPr>
+        <w:t xml:space="preserve">            self.rear+=1</w:t>
+      </w:r>
+    </w:p>
+    <w:p>
+      <w:r>
+        <w:rPr>
+          <w:rFonts w:ascii="Yu Gothic Light" w:hAnsi="Yu Gothic Light"/>
+        </w:rPr>
+        <w:t xml:space="preserve">            self.queue[self.rear] = x</w:t>
+      </w:r>
+    </w:p>
+    <w:p>
+      <w:r>
+        <w:rPr>
+          <w:rFonts w:ascii="Yu Gothic Light" w:hAnsi="Yu Gothic Light"/>
+        </w:rPr>
+        <w:t xml:space="preserve">            print(f"{x} inserted in the queue")</w:t>
+      </w:r>
+    </w:p>
+    <w:p>
+      <w:r>
+        <w:rPr>
+          <w:rFonts w:ascii="Yu Gothic Light" w:hAnsi="Yu Gothic Light"/>
+        </w:rPr>
+        <w:t xml:space="preserve">    #Dequeue Operation</w:t>
+      </w:r>
+    </w:p>
+    <w:p>
+      <w:r>
+        <w:rPr>
+          <w:rFonts w:ascii="Yu Gothic Light" w:hAnsi="Yu Gothic Light"/>
+        </w:rPr>
+        <w:t xml:space="preserve">    def dequeue(self):</w:t>
+      </w:r>
+    </w:p>
+    <w:p>
+      <w:r>
+        <w:rPr>
+          <w:rFonts w:ascii="Yu Gothic Light" w:hAnsi="Yu Gothic Light"/>
+        </w:rPr>
+        <w:t xml:space="preserve">        if self.front == -1 or self.front &gt; self.rear:</w:t>
+      </w:r>
+    </w:p>
+    <w:p>
+      <w:r>
+        <w:rPr>
+          <w:rFonts w:ascii="Yu Gothic Light" w:hAnsi="Yu Gothic Light"/>
+        </w:rPr>
+        <w:t xml:space="preserve">            print("Queue Underflow")</w:t>
+      </w:r>
+    </w:p>
+    <w:p>
+      <w:r>
+        <w:rPr>
+          <w:rFonts w:ascii="Yu Gothic Light" w:hAnsi="Yu Gothic Light"/>
+        </w:rPr>
+        <w:t xml:space="preserve">        else:</w:t>
+      </w:r>
+    </w:p>
+    <w:p>
+      <w:r>
+        <w:rPr>
+          <w:rFonts w:ascii="Yu Gothic Light" w:hAnsi="Yu Gothic Light"/>
+        </w:rPr>
+        <w:t xml:space="preserve">            x = self.queue[self.front]</w:t>
+      </w:r>
+    </w:p>
+    <w:p>
+      <w:r>
+        <w:rPr>
+          <w:rFonts w:ascii="Yu Gothic Light" w:hAnsi="Yu Gothic Light"/>
+        </w:rPr>
+        <w:t xml:space="preserve">            self.queue[self.front] = None</w:t>
+      </w:r>
+    </w:p>
+    <w:p>
+      <w:r>
+        <w:rPr>
+          <w:rFonts w:ascii="Yu Gothic Light" w:hAnsi="Yu Gothic Light"/>
+        </w:rPr>
+        <w:t xml:space="preserve">            self.front+=1</w:t>
+      </w:r>
+    </w:p>
+    <w:p>
+      <w:r>
+        <w:rPr>
+          <w:rFonts w:ascii="Yu Gothic Light" w:hAnsi="Yu Gothic Light"/>
+        </w:rPr>
+        <w:t xml:space="preserve">            print(f"{x} deleted from the queue")</w:t>
+      </w:r>
+    </w:p>
+    <w:p/>
+    <w:p>
+      <w:r>
+        <w:rPr>
+          <w:rFonts w:ascii="Yu Gothic Light" w:hAnsi="Yu Gothic Light"/>
+        </w:rPr>
+        <w:t xml:space="preserve">            if self.front &gt; self.rear:</w:t>
+      </w:r>
+    </w:p>
+    <w:p>
+      <w:r>
+        <w:rPr>
+          <w:rFonts w:ascii="Yu Gothic Light" w:hAnsi="Yu Gothic Light"/>
+        </w:rPr>
+        <w:t xml:space="preserve">                self.front = -1</w:t>
+      </w:r>
+    </w:p>
+    <w:p>
+      <w:r>
+        <w:rPr>
+          <w:rFonts w:ascii="Yu Gothic Light" w:hAnsi="Yu Gothic Light"/>
+        </w:rPr>
+        <w:t xml:space="preserve">                self.rear = -1</w:t>
+      </w:r>
+    </w:p>
+    <w:p>
+      <w:r>
+        <w:rPr>
+          <w:rFonts w:ascii="Yu Gothic Light" w:hAnsi="Yu Gothic Light"/>
+        </w:rPr>
+        <w:t xml:space="preserve">    #Peek Operation</w:t>
+      </w:r>
+    </w:p>
+    <w:p>
+      <w:r>
+        <w:rPr>
+          <w:rFonts w:ascii="Yu Gothic Light" w:hAnsi="Yu Gothic Light"/>
+        </w:rPr>
+        <w:t xml:space="preserve">    def peek(self):</w:t>
+      </w:r>
+    </w:p>
+    <w:p>
+      <w:r>
+        <w:rPr>
+          <w:rFonts w:ascii="Yu Gothic Light" w:hAnsi="Yu Gothic Light"/>
+        </w:rPr>
+        <w:t xml:space="preserve">        if self.front == -1:</w:t>
+      </w:r>
+    </w:p>
+    <w:p>
+      <w:r>
+        <w:rPr>
+          <w:rFonts w:ascii="Yu Gothic Light" w:hAnsi="Yu Gothic Light"/>
+        </w:rPr>
+        <w:t xml:space="preserve">            print("Queue is Empty")</w:t>
+      </w:r>
+    </w:p>
+    <w:p>
+      <w:r>
+        <w:rPr>
+          <w:rFonts w:ascii="Yu Gothic Light" w:hAnsi="Yu Gothic Light"/>
+        </w:rPr>
+        <w:t xml:space="preserve">        else:</w:t>
+      </w:r>
+    </w:p>
+    <w:p>
+      <w:r>
+        <w:rPr>
+          <w:rFonts w:ascii="Yu Gothic Light" w:hAnsi="Yu Gothic Light"/>
+        </w:rPr>
+        <w:t xml:space="preserve">            print("Front Element:",self.queue[self.front])</w:t>
+      </w:r>
+    </w:p>
+    <w:p>
+      <w:r>
+        <w:rPr>
+          <w:rFonts w:ascii="Yu Gothic Light" w:hAnsi="Yu Gothic Light"/>
+        </w:rPr>
+        <w:t xml:space="preserve">    #Display Operation</w:t>
+      </w:r>
+    </w:p>
+    <w:p>
+      <w:r>
+        <w:rPr>
+          <w:rFonts w:ascii="Yu Gothic Light" w:hAnsi="Yu Gothic Light"/>
+        </w:rPr>
+        <w:t xml:space="preserve">    def display(self):</w:t>
+      </w:r>
+    </w:p>
+    <w:p>
+      <w:r>
+        <w:rPr>
+          <w:rFonts w:ascii="Yu Gothic Light" w:hAnsi="Yu Gothic Light"/>
+        </w:rPr>
+        <w:t xml:space="preserve">        if self.front == -1:</w:t>
+      </w:r>
+    </w:p>
+    <w:p>
+      <w:r>
+        <w:rPr>
+          <w:rFonts w:ascii="Yu Gothic Light" w:hAnsi="Yu Gothic Light"/>
+        </w:rPr>
+        <w:t xml:space="preserve">            print("Queue is Empty")</w:t>
+      </w:r>
+    </w:p>
+    <w:p>
+      <w:r>
+        <w:rPr>
+          <w:rFonts w:ascii="Yu Gothic Light" w:hAnsi="Yu Gothic Light"/>
+        </w:rPr>
+        <w:t xml:space="preserve">        else:</w:t>
+      </w:r>
+    </w:p>
+    <w:p>
+      <w:r>
+        <w:rPr>
+          <w:rFonts w:ascii="Yu Gothic Light" w:hAnsi="Yu Gothic Light"/>
+        </w:rPr>
+        <w:t xml:space="preserve">            print("The Elements of the Queue are:")</w:t>
+      </w:r>
+    </w:p>
+    <w:p>
+      <w:r>
+        <w:rPr>
+          <w:rFonts w:ascii="Yu Gothic Light" w:hAnsi="Yu Gothic Light"/>
+        </w:rPr>
+        <w:t xml:space="preserve">            for i in range (self.front,self.rear+1):</w:t>
+      </w:r>
+    </w:p>
+    <w:p>
+      <w:r>
+        <w:rPr>
+          <w:rFonts w:ascii="Yu Gothic Light" w:hAnsi="Yu Gothic Light"/>
+        </w:rPr>
+        <w:t xml:space="preserve">                print(self.queue[i])</w:t>
+      </w:r>
+    </w:p>
+    <w:p/>
+    <w:p>
+      <w:r>
+        <w:rPr>
+          <w:rFonts w:ascii="Yu Gothic Light" w:hAnsi="Yu Gothic Light"/>
+        </w:rPr>
+        <w:t>size = int(input("Enter the maximum size of the queue: "))</w:t>
+      </w:r>
+    </w:p>
+    <w:p>
+      <w:r>
+        <w:rPr>
+          <w:rFonts w:ascii="Yu Gothic Light" w:hAnsi="Yu Gothic Light"/>
+        </w:rPr>
+        <w:t>q = Queue(size)</w:t>
+      </w:r>
+    </w:p>
+    <w:p>
+      <w:r>
+        <w:rPr>
+          <w:rFonts w:ascii="Yu Gothic Light" w:hAnsi="Yu Gothic Light"/>
+        </w:rPr>
+        <w:t>while True:</w:t>
+      </w:r>
+    </w:p>
+    <w:p>
+      <w:r>
+        <w:rPr>
+          <w:rFonts w:ascii="Yu Gothic Light" w:hAnsi="Yu Gothic Light"/>
+        </w:rPr>
+        <w:t xml:space="preserve">    print("\n----- QUEUE MENU -----")</w:t>
+      </w:r>
+    </w:p>
+    <w:p>
+      <w:r>
+        <w:rPr>
+          <w:rFonts w:ascii="Yu Gothic Light" w:hAnsi="Yu Gothic Light"/>
+        </w:rPr>
+        <w:t xml:space="preserve">    print("1. Enqueue")</w:t>
+      </w:r>
+    </w:p>
+    <w:p>
+      <w:r>
+        <w:rPr>
+          <w:rFonts w:ascii="Yu Gothic Light" w:hAnsi="Yu Gothic Light"/>
+        </w:rPr>
+        <w:t xml:space="preserve">    print("2. Dequeue")</w:t>
+      </w:r>
+    </w:p>
+    <w:p>
+      <w:r>
+        <w:rPr>
+          <w:rFonts w:ascii="Yu Gothic Light" w:hAnsi="Yu Gothic Light"/>
+        </w:rPr>
+        <w:t xml:space="preserve">    print("3. Peek")</w:t>
+      </w:r>
+    </w:p>
+    <w:p>
+      <w:r>
+        <w:rPr>
+          <w:rFonts w:ascii="Yu Gothic Light" w:hAnsi="Yu Gothic Light"/>
+        </w:rPr>
+        <w:t xml:space="preserve">    print("4. Display")</w:t>
+      </w:r>
+    </w:p>
+    <w:p>
+      <w:r>
+        <w:rPr>
+          <w:rFonts w:ascii="Yu Gothic Light" w:hAnsi="Yu Gothic Light"/>
+        </w:rPr>
+        <w:t xml:space="preserve">    print("5. Exit")</w:t>
+      </w:r>
+    </w:p>
+    <w:p>
+      <w:r>
+        <w:rPr>
+          <w:rFonts w:ascii="Yu Gothic Light" w:hAnsi="Yu Gothic Light"/>
+        </w:rPr>
+        <w:t xml:space="preserve">    choice = int(input("Enter your choice: "))</w:t>
+      </w:r>
+    </w:p>
+    <w:p>
+      <w:r>
+        <w:rPr>
+          <w:rFonts w:ascii="Yu Gothic Light" w:hAnsi="Yu Gothic Light"/>
+        </w:rPr>
+        <w:t xml:space="preserve">    if choice == 1:</w:t>
+      </w:r>
+    </w:p>
+    <w:p>
+      <w:r>
+        <w:rPr>
+          <w:rFonts w:ascii="Yu Gothic Light" w:hAnsi="Yu Gothic Light"/>
+        </w:rPr>
+        <w:t xml:space="preserve">        item = int(input("Enter the element to enqueue: "))</w:t>
+      </w:r>
+    </w:p>
+    <w:p>
+      <w:r>
+        <w:rPr>
+          <w:rFonts w:ascii="Yu Gothic Light" w:hAnsi="Yu Gothic Light"/>
+        </w:rPr>
+        <w:t xml:space="preserve">        q.enqueue(item)</w:t>
+      </w:r>
+    </w:p>
+    <w:p>
+      <w:r>
+        <w:rPr>
+          <w:rFonts w:ascii="Yu Gothic Light" w:hAnsi="Yu Gothic Light"/>
+        </w:rPr>
+        <w:t xml:space="preserve">    elif choice == 2:</w:t>
+      </w:r>
+    </w:p>
+    <w:p>
+      <w:r>
+        <w:rPr>
+          <w:rFonts w:ascii="Yu Gothic Light" w:hAnsi="Yu Gothic Light"/>
+        </w:rPr>
+        <w:t xml:space="preserve">        q.dequeue()</w:t>
+      </w:r>
+    </w:p>
+    <w:p>
+      <w:r>
+        <w:rPr>
+          <w:rFonts w:ascii="Yu Gothic Light" w:hAnsi="Yu Gothic Light"/>
+        </w:rPr>
+        <w:t xml:space="preserve">    elif choice == 3:</w:t>
+      </w:r>
+    </w:p>
+    <w:p>
+      <w:r>
+        <w:rPr>
+          <w:rFonts w:ascii="Yu Gothic Light" w:hAnsi="Yu Gothic Light"/>
+        </w:rPr>
+        <w:t xml:space="preserve">        q.peek()</w:t>
+      </w:r>
+    </w:p>
+    <w:p>
+      <w:r>
+        <w:rPr>
+          <w:rFonts w:ascii="Yu Gothic Light" w:hAnsi="Yu Gothic Light"/>
+        </w:rPr>
+        <w:t xml:space="preserve">    elif choice == 4:</w:t>
+      </w:r>
+    </w:p>
+    <w:p>
+      <w:r>
+        <w:rPr>
+          <w:rFonts w:ascii="Yu Gothic Light" w:hAnsi="Yu Gothic Light"/>
+        </w:rPr>
+        <w:t xml:space="preserve">        q.display()</w:t>
+      </w:r>
+    </w:p>
+    <w:p>
+      <w:r>
+        <w:rPr>
+          <w:rFonts w:ascii="Yu Gothic Light" w:hAnsi="Yu Gothic Light"/>
+        </w:rPr>
+        <w:t xml:space="preserve">    elif choice == 5:</w:t>
+      </w:r>
+    </w:p>
+    <w:p>
+      <w:r>
+        <w:rPr>
+          <w:rFonts w:ascii="Yu Gothic Light" w:hAnsi="Yu Gothic Light"/>
+        </w:rPr>
+        <w:t xml:space="preserve">        print("Program terminated.")</w:t>
+      </w:r>
+    </w:p>
+    <w:p>
+      <w:r>
+        <w:rPr>
+          <w:rFonts w:ascii="Yu Gothic Light" w:hAnsi="Yu Gothic Light"/>
+        </w:rPr>
+        <w:t xml:space="preserve">        break</w:t>
+      </w:r>
+    </w:p>
+    <w:p>
+      <w:r>
+        <w:rPr>
+          <w:rFonts w:ascii="Yu Gothic Light" w:hAnsi="Yu Gothic Light"/>
+        </w:rPr>
+        <w:t xml:space="preserve">    else:</w:t>
+      </w:r>
+    </w:p>
+    <w:p>
+      <w:r>
+        <w:rPr>
+          <w:rFonts w:ascii="Yu Gothic Light" w:hAnsi="Yu Gothic Light"/>
+        </w:rPr>
+        <w:t xml:space="preserve">        print("Invalid choice")</w:t>
+      </w:r>
+    </w:p>
+    <w:p/>
+    <w:p>
+      <w:r>
+        <w:rPr>
+          <w:rFonts w:ascii="Yu Gothic Light" w:hAnsi="Yu Gothic Light"/>
+          <w:b/>
+        </w:rPr>
+        <w:t>Output(+Ve Case):</w:t>
+      </w:r>
+    </w:p>
+    <w:p/>
+    <w:p/>
+    <w:p/>
+    <w:p/>
+    <w:p/>
+    <w:p>
+      <w:r>
+        <w:rPr>
+          <w:rFonts w:ascii="Yu Gothic Light" w:hAnsi="Yu Gothic Light"/>
+          <w:b/>
+        </w:rPr>
+        <w:t>Output(-Ve Case):</w:t>
+      </w:r>
+    </w:p>
+    <w:p/>
+    <w:p/>
+    <w:p/>
+    <w:p/>
+    <w:p/>
+    <w:p>
+      <w:r>
+        <w:rPr>
+          <w:rFonts w:ascii="Yu Gothic Light" w:hAnsi="Yu Gothic Light"/>
+          <w:b/>
+        </w:rPr>
+        <w:t xml:space="preserve">Explanation : </w:t>
+      </w:r>
+      <w:r>
+        <w:rPr>
+          <w:rFonts w:ascii="Yu Gothic Light" w:hAnsi="Yu Gothic Light"/>
+        </w:rPr>
+        <w:t>In the positive scenario, elements are enqueued at the rear and dequeued from the front following the FIFO (First-In, First-Out) principle in O(1) time. In the negative scenario, Queue Overflow occurs when rear reaches size - 1 (even if front spaces were vacated by earlier dequeue operations, illustrating linear queue memory limitations), while Queue Underflow is reported when dequeue is called on an empty queue (front == -1 or front &gt; rear).</w:t>
+      </w:r>
+    </w:p>
+    <w:p/>
+    <w:p/>
+    <w:p>
+      <w:r>
+        <w:rPr>
+          <w:rFonts w:ascii="Yu Gothic Light" w:hAnsi="Yu Gothic Light"/>
+        </w:rPr>
+        <w:t xml:space="preserve">B.) </w:t>
+      </w:r>
+      <w:r>
+        <w:rPr>
+          <w:rFonts w:ascii="Yu Gothic Light" w:hAnsi="Yu Gothic Light"/>
+          <w:b/>
+        </w:rPr>
+        <w:t>Aim:</w:t>
+      </w:r>
+      <w:r>
+        <w:rPr>
+          <w:rFonts w:ascii="Yu Gothic Light" w:hAnsi="Yu Gothic Light"/>
+        </w:rPr>
+        <w:t xml:space="preserve">  Write a python program to implement Linear Queue operations (Enqueue, Dequeue, Peek, Display) using a Singly Linked List .</w:t>
+      </w:r>
+    </w:p>
+    <w:p>
+      <w:r>
+        <w:rPr>
+          <w:rFonts w:ascii="Yu Gothic Light" w:hAnsi="Yu Gothic Light"/>
+          <w:b/>
+        </w:rPr>
+        <w:t>Program:</w:t>
+      </w:r>
+    </w:p>
+    <w:p>
+      <w:r>
+        <w:rPr>
+          <w:rFonts w:ascii="Yu Gothic Light" w:hAnsi="Yu Gothic Light"/>
+        </w:rPr>
+        <w:t># Node structure</w:t>
+      </w:r>
+    </w:p>
+    <w:p>
+      <w:r>
+        <w:rPr>
+          <w:rFonts w:ascii="Yu Gothic Light" w:hAnsi="Yu Gothic Light"/>
+        </w:rPr>
+        <w:t>class Node:</w:t>
+      </w:r>
+    </w:p>
+    <w:p>
+      <w:r>
+        <w:rPr>
+          <w:rFonts w:ascii="Yu Gothic Light" w:hAnsi="Yu Gothic Light"/>
+        </w:rPr>
+        <w:t xml:space="preserve">    def __init__(self, data):</w:t>
+      </w:r>
+    </w:p>
+    <w:p>
+      <w:r>
+        <w:rPr>
+          <w:rFonts w:ascii="Yu Gothic Light" w:hAnsi="Yu Gothic Light"/>
+        </w:rPr>
+        <w:t xml:space="preserve">        self.data = data</w:t>
+      </w:r>
+    </w:p>
+    <w:p>
+      <w:r>
+        <w:rPr>
+          <w:rFonts w:ascii="Yu Gothic Light" w:hAnsi="Yu Gothic Light"/>
+        </w:rPr>
+        <w:t xml:space="preserve">        self.next = None</w:t>
+      </w:r>
+    </w:p>
+    <w:p/>
+    <w:p>
+      <w:r>
+        <w:rPr>
+          <w:rFonts w:ascii="Yu Gothic Light" w:hAnsi="Yu Gothic Light"/>
+        </w:rPr>
+        <w:t>class QueueEx:</w:t>
+      </w:r>
+    </w:p>
+    <w:p>
+      <w:r>
+        <w:rPr>
+          <w:rFonts w:ascii="Yu Gothic Light" w:hAnsi="Yu Gothic Light"/>
+        </w:rPr>
+        <w:t xml:space="preserve">    def __init__(self):</w:t>
+      </w:r>
+    </w:p>
+    <w:p>
+      <w:r>
+        <w:rPr>
+          <w:rFonts w:ascii="Yu Gothic Light" w:hAnsi="Yu Gothic Light"/>
+        </w:rPr>
+        <w:t xml:space="preserve">        self.front = None</w:t>
+      </w:r>
+    </w:p>
+    <w:p>
+      <w:r>
+        <w:rPr>
+          <w:rFonts w:ascii="Yu Gothic Light" w:hAnsi="Yu Gothic Light"/>
+        </w:rPr>
+        <w:t xml:space="preserve">        self.rear = None</w:t>
+      </w:r>
+    </w:p>
+    <w:p/>
+    <w:p>
+      <w:r>
+        <w:rPr>
+          <w:rFonts w:ascii="Yu Gothic Light" w:hAnsi="Yu Gothic Light"/>
+        </w:rPr>
+        <w:t xml:space="preserve">    # Enqueue operation</w:t>
+      </w:r>
+    </w:p>
+    <w:p>
+      <w:r>
+        <w:rPr>
+          <w:rFonts w:ascii="Yu Gothic Light" w:hAnsi="Yu Gothic Light"/>
+        </w:rPr>
+        <w:t xml:space="preserve">    def enqueue(self, x):</w:t>
+      </w:r>
+    </w:p>
+    <w:p>
+      <w:r>
+        <w:rPr>
+          <w:rFonts w:ascii="Yu Gothic Light" w:hAnsi="Yu Gothic Light"/>
+        </w:rPr>
+        <w:t xml:space="preserve">        new = Node(x)</w:t>
+      </w:r>
+    </w:p>
+    <w:p>
+      <w:r>
+        <w:rPr>
+          <w:rFonts w:ascii="Yu Gothic Light" w:hAnsi="Yu Gothic Light"/>
+        </w:rPr>
+        <w:t xml:space="preserve">        if self.rear is None:</w:t>
+      </w:r>
+    </w:p>
+    <w:p>
+      <w:r>
+        <w:rPr>
+          <w:rFonts w:ascii="Yu Gothic Light" w:hAnsi="Yu Gothic Light"/>
+        </w:rPr>
+        <w:t xml:space="preserve">            self.front = self.rear = new</w:t>
+      </w:r>
+    </w:p>
+    <w:p>
+      <w:r>
+        <w:rPr>
+          <w:rFonts w:ascii="Yu Gothic Light" w:hAnsi="Yu Gothic Light"/>
+        </w:rPr>
+        <w:t xml:space="preserve">        else:</w:t>
+      </w:r>
+    </w:p>
+    <w:p>
+      <w:r>
+        <w:rPr>
+          <w:rFonts w:ascii="Yu Gothic Light" w:hAnsi="Yu Gothic Light"/>
+        </w:rPr>
+        <w:t xml:space="preserve">            self.rear.next = new</w:t>
+      </w:r>
+    </w:p>
+    <w:p>
+      <w:r>
+        <w:rPr>
+          <w:rFonts w:ascii="Yu Gothic Light" w:hAnsi="Yu Gothic Light"/>
+        </w:rPr>
+        <w:t xml:space="preserve">            self.rear = new</w:t>
+      </w:r>
+    </w:p>
+    <w:p>
+      <w:r>
+        <w:rPr>
+          <w:rFonts w:ascii="Yu Gothic Light" w:hAnsi="Yu Gothic Light"/>
+        </w:rPr>
+        <w:t xml:space="preserve">        # FIXED: Changed 'item' to 'x' so it correctly prints the inserted value</w:t>
+      </w:r>
+    </w:p>
+    <w:p>
+      <w:r>
+        <w:rPr>
+          <w:rFonts w:ascii="Yu Gothic Light" w:hAnsi="Yu Gothic Light"/>
+        </w:rPr>
+        <w:t xml:space="preserve">        print(x, "inserted into the queue")</w:t>
+      </w:r>
+    </w:p>
+    <w:p/>
+    <w:p>
+      <w:r>
+        <w:rPr>
+          <w:rFonts w:ascii="Yu Gothic Light" w:hAnsi="Yu Gothic Light"/>
+        </w:rPr>
+        <w:t xml:space="preserve">    # Dequeue operation</w:t>
+      </w:r>
+    </w:p>
+    <w:p>
+      <w:r>
+        <w:rPr>
+          <w:rFonts w:ascii="Yu Gothic Light" w:hAnsi="Yu Gothic Light"/>
+        </w:rPr>
+        <w:t xml:space="preserve">    def dequeue(self):</w:t>
+      </w:r>
+    </w:p>
+    <w:p>
+      <w:r>
+        <w:rPr>
+          <w:rFonts w:ascii="Yu Gothic Light" w:hAnsi="Yu Gothic Light"/>
+        </w:rPr>
+        <w:t xml:space="preserve">        if self.front is None:</w:t>
+      </w:r>
+    </w:p>
+    <w:p>
+      <w:r>
+        <w:rPr>
+          <w:rFonts w:ascii="Yu Gothic Light" w:hAnsi="Yu Gothic Light"/>
+        </w:rPr>
+        <w:t xml:space="preserve">            print("Queue Underflow")</w:t>
+      </w:r>
+    </w:p>
+    <w:p>
+      <w:r>
+        <w:rPr>
+          <w:rFonts w:ascii="Yu Gothic Light" w:hAnsi="Yu Gothic Light"/>
+        </w:rPr>
+        <w:t xml:space="preserve">        else:</w:t>
+      </w:r>
+    </w:p>
+    <w:p>
+      <w:r>
+        <w:rPr>
+          <w:rFonts w:ascii="Yu Gothic Light" w:hAnsi="Yu Gothic Light"/>
+        </w:rPr>
+        <w:t xml:space="preserve">            x = self.front.data</w:t>
+      </w:r>
+    </w:p>
+    <w:p>
+      <w:r>
+        <w:rPr>
+          <w:rFonts w:ascii="Yu Gothic Light" w:hAnsi="Yu Gothic Light"/>
+        </w:rPr>
+        <w:t xml:space="preserve">            self.front = self.front.next</w:t>
+      </w:r>
+    </w:p>
+    <w:p>
+      <w:r>
+        <w:rPr>
+          <w:rFonts w:ascii="Yu Gothic Light" w:hAnsi="Yu Gothic Light"/>
+        </w:rPr>
+        <w:t xml:space="preserve">            if self.front is None:</w:t>
+      </w:r>
+    </w:p>
+    <w:p>
+      <w:r>
+        <w:rPr>
+          <w:rFonts w:ascii="Yu Gothic Light" w:hAnsi="Yu Gothic Light"/>
+        </w:rPr>
+        <w:t xml:space="preserve">                self.rear = None</w:t>
+      </w:r>
+    </w:p>
+    <w:p>
+      <w:r>
+        <w:rPr>
+          <w:rFonts w:ascii="Yu Gothic Light" w:hAnsi="Yu Gothic Light"/>
+        </w:rPr>
+        <w:t xml:space="preserve">            print(f"{x} deleted from the queue")</w:t>
+      </w:r>
+    </w:p>
+    <w:p/>
+    <w:p>
+      <w:r>
+        <w:rPr>
+          <w:rFonts w:ascii="Yu Gothic Light" w:hAnsi="Yu Gothic Light"/>
+        </w:rPr>
+        <w:t xml:space="preserve">    # Peek operation</w:t>
+      </w:r>
+    </w:p>
+    <w:p>
+      <w:r>
+        <w:rPr>
+          <w:rFonts w:ascii="Yu Gothic Light" w:hAnsi="Yu Gothic Light"/>
+        </w:rPr>
+        <w:t xml:space="preserve">    def peek(self):</w:t>
+      </w:r>
+    </w:p>
+    <w:p>
+      <w:r>
+        <w:rPr>
+          <w:rFonts w:ascii="Yu Gothic Light" w:hAnsi="Yu Gothic Light"/>
+        </w:rPr>
+        <w:t xml:space="preserve">        if self.front is None:</w:t>
+      </w:r>
+    </w:p>
+    <w:p>
+      <w:r>
+        <w:rPr>
+          <w:rFonts w:ascii="Yu Gothic Light" w:hAnsi="Yu Gothic Light"/>
+        </w:rPr>
+        <w:t xml:space="preserve">            print("Queue is empty")</w:t>
+      </w:r>
+    </w:p>
+    <w:p>
+      <w:r>
+        <w:rPr>
+          <w:rFonts w:ascii="Yu Gothic Light" w:hAnsi="Yu Gothic Light"/>
+        </w:rPr>
+        <w:t xml:space="preserve">        else:</w:t>
+      </w:r>
+    </w:p>
+    <w:p>
+      <w:r>
+        <w:rPr>
+          <w:rFonts w:ascii="Yu Gothic Light" w:hAnsi="Yu Gothic Light"/>
+        </w:rPr>
+        <w:t xml:space="preserve">            print("Front element:", self.front.data)</w:t>
+      </w:r>
+    </w:p>
+    <w:p/>
+    <w:p>
+      <w:r>
+        <w:rPr>
+          <w:rFonts w:ascii="Yu Gothic Light" w:hAnsi="Yu Gothic Light"/>
+        </w:rPr>
+        <w:t xml:space="preserve">    # Display operation</w:t>
+      </w:r>
+    </w:p>
+    <w:p>
+      <w:r>
+        <w:rPr>
+          <w:rFonts w:ascii="Yu Gothic Light" w:hAnsi="Yu Gothic Light"/>
+        </w:rPr>
+        <w:t xml:space="preserve">    def display(self):</w:t>
+      </w:r>
+    </w:p>
+    <w:p>
+      <w:r>
+        <w:rPr>
+          <w:rFonts w:ascii="Yu Gothic Light" w:hAnsi="Yu Gothic Light"/>
+        </w:rPr>
+        <w:t xml:space="preserve">        if self.front is None:</w:t>
+      </w:r>
+    </w:p>
+    <w:p>
+      <w:r>
+        <w:rPr>
+          <w:rFonts w:ascii="Yu Gothic Light" w:hAnsi="Yu Gothic Light"/>
+        </w:rPr>
+        <w:t xml:space="preserve">            print("Queue is empty")</w:t>
+      </w:r>
+    </w:p>
+    <w:p>
+      <w:r>
+        <w:rPr>
+          <w:rFonts w:ascii="Yu Gothic Light" w:hAnsi="Yu Gothic Light"/>
+        </w:rPr>
+        <w:t xml:space="preserve">        else:</w:t>
+      </w:r>
+    </w:p>
+    <w:p>
+      <w:r>
+        <w:rPr>
+          <w:rFonts w:ascii="Yu Gothic Light" w:hAnsi="Yu Gothic Light"/>
+        </w:rPr>
+        <w:t xml:space="preserve">            print("The elements of the queue are:")</w:t>
+      </w:r>
+    </w:p>
+    <w:p/>
+    <w:p>
+      <w:r>
+        <w:rPr>
+          <w:rFonts w:ascii="Yu Gothic Light" w:hAnsi="Yu Gothic Light"/>
+        </w:rPr>
+        <w:t xml:space="preserve">            temp = self.front</w:t>
+      </w:r>
+    </w:p>
+    <w:p>
+      <w:r>
+        <w:rPr>
+          <w:rFonts w:ascii="Yu Gothic Light" w:hAnsi="Yu Gothic Light"/>
+        </w:rPr>
+        <w:t xml:space="preserve">            while temp is not None:</w:t>
+      </w:r>
+    </w:p>
+    <w:p>
+      <w:r>
+        <w:rPr>
+          <w:rFonts w:ascii="Yu Gothic Light" w:hAnsi="Yu Gothic Light"/>
+        </w:rPr>
+        <w:t xml:space="preserve">                print(temp.data)</w:t>
+      </w:r>
+    </w:p>
+    <w:p>
+      <w:r>
+        <w:rPr>
+          <w:rFonts w:ascii="Yu Gothic Light" w:hAnsi="Yu Gothic Light"/>
+        </w:rPr>
+        <w:t xml:space="preserve">                temp = temp.next</w:t>
+      </w:r>
+    </w:p>
+    <w:p/>
+    <w:p>
+      <w:r>
+        <w:rPr>
+          <w:rFonts w:ascii="Yu Gothic Light" w:hAnsi="Yu Gothic Light"/>
+        </w:rPr>
+        <w:t>q = QueueEx()</w:t>
+      </w:r>
+    </w:p>
+    <w:p/>
+    <w:p>
+      <w:r>
+        <w:rPr>
+          <w:rFonts w:ascii="Yu Gothic Light" w:hAnsi="Yu Gothic Light"/>
+        </w:rPr>
+        <w:t>while True:</w:t>
+      </w:r>
+    </w:p>
+    <w:p>
+      <w:r>
+        <w:rPr>
+          <w:rFonts w:ascii="Yu Gothic Light" w:hAnsi="Yu Gothic Light"/>
+        </w:rPr>
+        <w:t xml:space="preserve">    print("\n----- QUEUE MENU -----")</w:t>
+      </w:r>
+    </w:p>
+    <w:p>
+      <w:r>
+        <w:rPr>
+          <w:rFonts w:ascii="Yu Gothic Light" w:hAnsi="Yu Gothic Light"/>
+        </w:rPr>
+        <w:t xml:space="preserve">    print("1. Enqueue")</w:t>
+      </w:r>
+    </w:p>
+    <w:p>
+      <w:r>
+        <w:rPr>
+          <w:rFonts w:ascii="Yu Gothic Light" w:hAnsi="Yu Gothic Light"/>
+        </w:rPr>
+        <w:t xml:space="preserve">    print("2. Dequeue")</w:t>
+      </w:r>
+    </w:p>
+    <w:p>
+      <w:r>
+        <w:rPr>
+          <w:rFonts w:ascii="Yu Gothic Light" w:hAnsi="Yu Gothic Light"/>
+        </w:rPr>
+        <w:t xml:space="preserve">    print("3. Peek")</w:t>
+      </w:r>
+    </w:p>
+    <w:p>
+      <w:r>
+        <w:rPr>
+          <w:rFonts w:ascii="Yu Gothic Light" w:hAnsi="Yu Gothic Light"/>
+        </w:rPr>
+        <w:t xml:space="preserve">    print("4. Display")</w:t>
+      </w:r>
+    </w:p>
+    <w:p>
+      <w:r>
+        <w:rPr>
+          <w:rFonts w:ascii="Yu Gothic Light" w:hAnsi="Yu Gothic Light"/>
+        </w:rPr>
+        <w:t xml:space="preserve">    print("5. Exit")</w:t>
+      </w:r>
+    </w:p>
+    <w:p>
+      <w:r>
+        <w:rPr>
+          <w:rFonts w:ascii="Yu Gothic Light" w:hAnsi="Yu Gothic Light"/>
+        </w:rPr>
+        <w:t xml:space="preserve">    choice = int(input("Enter your choice: "))</w:t>
+      </w:r>
+    </w:p>
+    <w:p>
+      <w:r>
+        <w:rPr>
+          <w:rFonts w:ascii="Yu Gothic Light" w:hAnsi="Yu Gothic Light"/>
+        </w:rPr>
+        <w:t xml:space="preserve">    if choice == 1:</w:t>
+      </w:r>
+    </w:p>
+    <w:p>
+      <w:r>
+        <w:rPr>
+          <w:rFonts w:ascii="Yu Gothic Light" w:hAnsi="Yu Gothic Light"/>
+        </w:rPr>
+        <w:t xml:space="preserve">        item = int(input("Enter the element to enqueue: "))</w:t>
+      </w:r>
+    </w:p>
+    <w:p>
+      <w:r>
+        <w:rPr>
+          <w:rFonts w:ascii="Yu Gothic Light" w:hAnsi="Yu Gothic Light"/>
+        </w:rPr>
+        <w:t xml:space="preserve">        q.enqueue(item)</w:t>
+      </w:r>
+    </w:p>
+    <w:p>
+      <w:r>
+        <w:rPr>
+          <w:rFonts w:ascii="Yu Gothic Light" w:hAnsi="Yu Gothic Light"/>
+        </w:rPr>
+        <w:t xml:space="preserve">    elif choice == 2:</w:t>
+      </w:r>
+    </w:p>
+    <w:p>
+      <w:r>
+        <w:rPr>
+          <w:rFonts w:ascii="Yu Gothic Light" w:hAnsi="Yu Gothic Light"/>
+        </w:rPr>
+        <w:t xml:space="preserve">        q.dequeue()</w:t>
+      </w:r>
+    </w:p>
+    <w:p>
+      <w:r>
+        <w:rPr>
+          <w:rFonts w:ascii="Yu Gothic Light" w:hAnsi="Yu Gothic Light"/>
+        </w:rPr>
+        <w:t xml:space="preserve">    elif choice == 3:</w:t>
+      </w:r>
+    </w:p>
+    <w:p>
+      <w:r>
+        <w:rPr>
+          <w:rFonts w:ascii="Yu Gothic Light" w:hAnsi="Yu Gothic Light"/>
+        </w:rPr>
+        <w:t xml:space="preserve">        q.peek()</w:t>
+      </w:r>
+    </w:p>
+    <w:p>
+      <w:r>
+        <w:rPr>
+          <w:rFonts w:ascii="Yu Gothic Light" w:hAnsi="Yu Gothic Light"/>
+        </w:rPr>
+        <w:t xml:space="preserve">    elif choice == 4:</w:t>
+      </w:r>
+    </w:p>
+    <w:p>
+      <w:r>
+        <w:rPr>
+          <w:rFonts w:ascii="Yu Gothic Light" w:hAnsi="Yu Gothic Light"/>
+        </w:rPr>
+        <w:t xml:space="preserve">        q.display()</w:t>
+      </w:r>
+    </w:p>
+    <w:p>
+      <w:r>
+        <w:rPr>
+          <w:rFonts w:ascii="Yu Gothic Light" w:hAnsi="Yu Gothic Light"/>
+        </w:rPr>
+        <w:t xml:space="preserve">    elif choice == 5:</w:t>
+      </w:r>
+    </w:p>
+    <w:p>
+      <w:r>
+        <w:rPr>
+          <w:rFonts w:ascii="Yu Gothic Light" w:hAnsi="Yu Gothic Light"/>
+        </w:rPr>
+        <w:t xml:space="preserve">        print("Program terminated.")</w:t>
+      </w:r>
+    </w:p>
+    <w:p>
+      <w:r>
+        <w:rPr>
+          <w:rFonts w:ascii="Yu Gothic Light" w:hAnsi="Yu Gothic Light"/>
+        </w:rPr>
+        <w:t xml:space="preserve">        break</w:t>
+      </w:r>
+    </w:p>
+    <w:p>
+      <w:r>
+        <w:rPr>
+          <w:rFonts w:ascii="Yu Gothic Light" w:hAnsi="Yu Gothic Light"/>
+        </w:rPr>
+        <w:t xml:space="preserve">    else:</w:t>
+      </w:r>
+    </w:p>
+    <w:p>
+      <w:r>
+        <w:rPr>
+          <w:rFonts w:ascii="Yu Gothic Light" w:hAnsi="Yu Gothic Light"/>
+        </w:rPr>
+        <w:t xml:space="preserve">        print("Invalid choice")</w:t>
+      </w:r>
+    </w:p>
+    <w:p/>
+    <w:p>
+      <w:r>
+        <w:rPr>
+          <w:rFonts w:ascii="Yu Gothic Light" w:hAnsi="Yu Gothic Light"/>
+          <w:b/>
+        </w:rPr>
+        <w:t>Output(+Ve Case):</w:t>
+      </w:r>
+    </w:p>
+    <w:p/>
+    <w:p/>
+    <w:p/>
+    <w:p/>
+    <w:p/>
+    <w:p>
+      <w:r>
+        <w:rPr>
+          <w:rFonts w:ascii="Yu Gothic Light" w:hAnsi="Yu Gothic Light"/>
+          <w:b/>
+        </w:rPr>
+        <w:t>Output(-Ve Case):</w:t>
+      </w:r>
+    </w:p>
+    <w:p/>
+    <w:p/>
+    <w:p/>
+    <w:p/>
+    <w:p/>
+    <w:p>
+      <w:r>
+        <w:rPr>
+          <w:rFonts w:ascii="Yu Gothic Light" w:hAnsi="Yu Gothic Light"/>
+          <w:b/>
+        </w:rPr>
+        <w:t xml:space="preserve">Explanation : </w:t>
+      </w:r>
+      <w:r>
+        <w:rPr>
+          <w:rFonts w:ascii="Yu Gothic Light" w:hAnsi="Yu Gothic Light"/>
+        </w:rPr>
+        <w:t>In the positive scenario, dynamic node allocation eliminates the fixed size limit of array queues, providing O(1) enqueue at the rear and O(1) dequeue at the front. In the negative scenario, invoking dequeue, peek, or display on an empty queue (front is None) triggers the Queue Underflow guard, safeguarding against null pointer errors.</w:t>
+      </w:r>
+    </w:p>
+    <w:p/>
+    <w:p/>
+    <w:p>
+      <w:r>
+        <w:rPr>
+          <w:rFonts w:ascii="Yu Gothic Light" w:hAnsi="Yu Gothic Light"/>
+        </w:rPr>
+        <w:t xml:space="preserve">C.) </w:t>
+      </w:r>
+      <w:r>
+        <w:rPr>
+          <w:rFonts w:ascii="Yu Gothic Light" w:hAnsi="Yu Gothic Light"/>
+          <w:b/>
+        </w:rPr>
+        <w:t>Aim:</w:t>
+      </w:r>
+      <w:r>
+        <w:rPr>
+          <w:rFonts w:ascii="Yu Gothic Light" w:hAnsi="Yu Gothic Light"/>
+        </w:rPr>
+        <w:t xml:space="preserve">  Write a python program to implement Circular Queue operations (Enqueue, Dequeue, Peek, Display) using an Array / List .</w:t>
+      </w:r>
+    </w:p>
+    <w:p>
+      <w:r>
+        <w:rPr>
+          <w:rFonts w:ascii="Yu Gothic Light" w:hAnsi="Yu Gothic Light"/>
+          <w:b/>
+        </w:rPr>
+        <w:t>Program:</w:t>
+      </w:r>
+    </w:p>
+    <w:p>
+      <w:r>
+        <w:rPr>
+          <w:rFonts w:ascii="Yu Gothic Light" w:hAnsi="Yu Gothic Light"/>
+        </w:rPr>
+        <w:t>class CircularQueue:</w:t>
+      </w:r>
+    </w:p>
+    <w:p>
+      <w:r>
+        <w:rPr>
+          <w:rFonts w:ascii="Yu Gothic Light" w:hAnsi="Yu Gothic Light"/>
+        </w:rPr>
+        <w:t xml:space="preserve">    def __init__(self, size):</w:t>
+      </w:r>
+    </w:p>
+    <w:p>
+      <w:r>
+        <w:rPr>
+          <w:rFonts w:ascii="Yu Gothic Light" w:hAnsi="Yu Gothic Light"/>
+        </w:rPr>
+        <w:t xml:space="preserve">        self.size = size</w:t>
+      </w:r>
+    </w:p>
+    <w:p>
+      <w:r>
+        <w:rPr>
+          <w:rFonts w:ascii="Yu Gothic Light" w:hAnsi="Yu Gothic Light"/>
+        </w:rPr>
+        <w:t xml:space="preserve">        self.queue = [None] * size</w:t>
+      </w:r>
+    </w:p>
+    <w:p>
+      <w:r>
+        <w:rPr>
+          <w:rFonts w:ascii="Yu Gothic Light" w:hAnsi="Yu Gothic Light"/>
+        </w:rPr>
+        <w:t xml:space="preserve">        self.front = -1</w:t>
+      </w:r>
+    </w:p>
+    <w:p>
+      <w:r>
+        <w:rPr>
+          <w:rFonts w:ascii="Yu Gothic Light" w:hAnsi="Yu Gothic Light"/>
+        </w:rPr>
+        <w:t xml:space="preserve">        self.rear = -1</w:t>
+      </w:r>
+    </w:p>
+    <w:p/>
+    <w:p>
+      <w:r>
+        <w:rPr>
+          <w:rFonts w:ascii="Yu Gothic Light" w:hAnsi="Yu Gothic Light"/>
+        </w:rPr>
+        <w:t xml:space="preserve">    def enqueue(self, item):</w:t>
+      </w:r>
+    </w:p>
+    <w:p>
+      <w:r>
+        <w:rPr>
+          <w:rFonts w:ascii="Yu Gothic Light" w:hAnsi="Yu Gothic Light"/>
+        </w:rPr>
+        <w:t xml:space="preserve">        if (self.rear + 1) % self.size == self.front:</w:t>
+      </w:r>
+    </w:p>
+    <w:p>
+      <w:r>
+        <w:rPr>
+          <w:rFonts w:ascii="Yu Gothic Light" w:hAnsi="Yu Gothic Light"/>
+        </w:rPr>
+        <w:t xml:space="preserve">            print("Queue Overflow")</w:t>
+      </w:r>
+    </w:p>
+    <w:p>
+      <w:r>
+        <w:rPr>
+          <w:rFonts w:ascii="Yu Gothic Light" w:hAnsi="Yu Gothic Light"/>
+        </w:rPr>
+        <w:t xml:space="preserve">        elif self.front == -1:</w:t>
+      </w:r>
+    </w:p>
+    <w:p>
+      <w:r>
+        <w:rPr>
+          <w:rFonts w:ascii="Yu Gothic Light" w:hAnsi="Yu Gothic Light"/>
+        </w:rPr>
+        <w:t xml:space="preserve">            self.front = 0</w:t>
+      </w:r>
+    </w:p>
+    <w:p>
+      <w:r>
+        <w:rPr>
+          <w:rFonts w:ascii="Yu Gothic Light" w:hAnsi="Yu Gothic Light"/>
+        </w:rPr>
+        <w:t xml:space="preserve">            self.rear = 0</w:t>
+      </w:r>
+    </w:p>
+    <w:p>
+      <w:r>
+        <w:rPr>
+          <w:rFonts w:ascii="Yu Gothic Light" w:hAnsi="Yu Gothic Light"/>
+        </w:rPr>
+        <w:t xml:space="preserve">            self.queue[self.rear] = item</w:t>
+      </w:r>
+    </w:p>
+    <w:p>
+      <w:r>
+        <w:rPr>
+          <w:rFonts w:ascii="Yu Gothic Light" w:hAnsi="Yu Gothic Light"/>
+        </w:rPr>
+        <w:t xml:space="preserve">            print(item, "inserted into the queue")</w:t>
+      </w:r>
+    </w:p>
+    <w:p>
+      <w:r>
+        <w:rPr>
+          <w:rFonts w:ascii="Yu Gothic Light" w:hAnsi="Yu Gothic Light"/>
+        </w:rPr>
+        <w:t xml:space="preserve">        else:</w:t>
+      </w:r>
+    </w:p>
+    <w:p>
+      <w:r>
+        <w:rPr>
+          <w:rFonts w:ascii="Yu Gothic Light" w:hAnsi="Yu Gothic Light"/>
+        </w:rPr>
+        <w:t xml:space="preserve">            self.rear = (self.rear + 1) % self.size</w:t>
+      </w:r>
+    </w:p>
+    <w:p>
+      <w:r>
+        <w:rPr>
+          <w:rFonts w:ascii="Yu Gothic Light" w:hAnsi="Yu Gothic Light"/>
+        </w:rPr>
+        <w:t xml:space="preserve">            self.queue[self.rear] = item</w:t>
+      </w:r>
+    </w:p>
+    <w:p>
+      <w:r>
+        <w:rPr>
+          <w:rFonts w:ascii="Yu Gothic Light" w:hAnsi="Yu Gothic Light"/>
+        </w:rPr>
+        <w:t xml:space="preserve">            print(item, "inserted into the queue")</w:t>
+      </w:r>
+    </w:p>
+    <w:p/>
+    <w:p>
+      <w:r>
+        <w:rPr>
+          <w:rFonts w:ascii="Yu Gothic Light" w:hAnsi="Yu Gothic Light"/>
+        </w:rPr>
+        <w:t xml:space="preserve">    def dequeue(self):</w:t>
+      </w:r>
+    </w:p>
+    <w:p>
+      <w:r>
+        <w:rPr>
+          <w:rFonts w:ascii="Yu Gothic Light" w:hAnsi="Yu Gothic Light"/>
+        </w:rPr>
+        <w:t xml:space="preserve">        if self.front == -1:</w:t>
+      </w:r>
+    </w:p>
+    <w:p>
+      <w:r>
+        <w:rPr>
+          <w:rFonts w:ascii="Yu Gothic Light" w:hAnsi="Yu Gothic Light"/>
+        </w:rPr>
+        <w:t xml:space="preserve">            print("Queue Underflow")</w:t>
+      </w:r>
+    </w:p>
+    <w:p>
+      <w:r>
+        <w:rPr>
+          <w:rFonts w:ascii="Yu Gothic Light" w:hAnsi="Yu Gothic Light"/>
+        </w:rPr>
+        <w:t xml:space="preserve">        # Only one element is present</w:t>
+      </w:r>
+    </w:p>
+    <w:p>
+      <w:r>
+        <w:rPr>
+          <w:rFonts w:ascii="Yu Gothic Light" w:hAnsi="Yu Gothic Light"/>
+        </w:rPr>
+        <w:t xml:space="preserve">        elif self.front == self.rear:</w:t>
+      </w:r>
+    </w:p>
+    <w:p>
+      <w:r>
+        <w:rPr>
+          <w:rFonts w:ascii="Yu Gothic Light" w:hAnsi="Yu Gothic Light"/>
+        </w:rPr>
+        <w:t xml:space="preserve">            item = self.queue[self.front]</w:t>
+      </w:r>
+    </w:p>
+    <w:p>
+      <w:r>
+        <w:rPr>
+          <w:rFonts w:ascii="Yu Gothic Light" w:hAnsi="Yu Gothic Light"/>
+        </w:rPr>
+        <w:t xml:space="preserve">            self.queue[self.front] = None</w:t>
+      </w:r>
+    </w:p>
+    <w:p>
+      <w:r>
+        <w:rPr>
+          <w:rFonts w:ascii="Yu Gothic Light" w:hAnsi="Yu Gothic Light"/>
+        </w:rPr>
+        <w:t xml:space="preserve">            self.front = -1</w:t>
+      </w:r>
+    </w:p>
+    <w:p>
+      <w:r>
+        <w:rPr>
+          <w:rFonts w:ascii="Yu Gothic Light" w:hAnsi="Yu Gothic Light"/>
+        </w:rPr>
+        <w:t xml:space="preserve">            self.rear = -1</w:t>
+      </w:r>
+    </w:p>
+    <w:p>
+      <w:r>
+        <w:rPr>
+          <w:rFonts w:ascii="Yu Gothic Light" w:hAnsi="Yu Gothic Light"/>
+        </w:rPr>
+        <w:t xml:space="preserve">            print(item, "deleted from the queue")</w:t>
+      </w:r>
+    </w:p>
+    <w:p>
+      <w:r>
+        <w:rPr>
+          <w:rFonts w:ascii="Yu Gothic Light" w:hAnsi="Yu Gothic Light"/>
+        </w:rPr>
+        <w:t xml:space="preserve">        # More than one element</w:t>
+      </w:r>
+    </w:p>
+    <w:p>
+      <w:r>
+        <w:rPr>
+          <w:rFonts w:ascii="Yu Gothic Light" w:hAnsi="Yu Gothic Light"/>
+        </w:rPr>
+        <w:t xml:space="preserve">        else:</w:t>
+      </w:r>
+    </w:p>
+    <w:p>
+      <w:r>
+        <w:rPr>
+          <w:rFonts w:ascii="Yu Gothic Light" w:hAnsi="Yu Gothic Light"/>
+        </w:rPr>
+        <w:t xml:space="preserve">            item = self.queue[self.front]</w:t>
+      </w:r>
+    </w:p>
+    <w:p>
+      <w:r>
+        <w:rPr>
+          <w:rFonts w:ascii="Yu Gothic Light" w:hAnsi="Yu Gothic Light"/>
+        </w:rPr>
+        <w:t xml:space="preserve">            self.queue[self.front] = None</w:t>
+      </w:r>
+    </w:p>
+    <w:p>
+      <w:r>
+        <w:rPr>
+          <w:rFonts w:ascii="Yu Gothic Light" w:hAnsi="Yu Gothic Light"/>
+        </w:rPr>
+        <w:t xml:space="preserve">            self.front = (self.front + 1) % self.size</w:t>
+      </w:r>
+    </w:p>
+    <w:p>
+      <w:r>
+        <w:rPr>
+          <w:rFonts w:ascii="Yu Gothic Light" w:hAnsi="Yu Gothic Light"/>
+        </w:rPr>
+        <w:t xml:space="preserve">            print(item, "deleted from the queue")</w:t>
+      </w:r>
+    </w:p>
+    <w:p/>
+    <w:p>
+      <w:r>
+        <w:rPr>
+          <w:rFonts w:ascii="Yu Gothic Light" w:hAnsi="Yu Gothic Light"/>
+        </w:rPr>
+        <w:t xml:space="preserve">    # Peek operation</w:t>
+      </w:r>
+    </w:p>
+    <w:p>
+      <w:r>
+        <w:rPr>
+          <w:rFonts w:ascii="Yu Gothic Light" w:hAnsi="Yu Gothic Light"/>
+        </w:rPr>
+        <w:t xml:space="preserve">    def peek(self):</w:t>
+      </w:r>
+    </w:p>
+    <w:p>
+      <w:r>
+        <w:rPr>
+          <w:rFonts w:ascii="Yu Gothic Light" w:hAnsi="Yu Gothic Light"/>
+        </w:rPr>
+        <w:t xml:space="preserve">        if self.front == -1:</w:t>
+      </w:r>
+    </w:p>
+    <w:p>
+      <w:r>
+        <w:rPr>
+          <w:rFonts w:ascii="Yu Gothic Light" w:hAnsi="Yu Gothic Light"/>
+        </w:rPr>
+        <w:t xml:space="preserve">            print("Queue is empty")</w:t>
+      </w:r>
+    </w:p>
+    <w:p>
+      <w:r>
+        <w:rPr>
+          <w:rFonts w:ascii="Yu Gothic Light" w:hAnsi="Yu Gothic Light"/>
+        </w:rPr>
+        <w:t xml:space="preserve">        else:</w:t>
+      </w:r>
+    </w:p>
+    <w:p>
+      <w:r>
+        <w:rPr>
+          <w:rFonts w:ascii="Yu Gothic Light" w:hAnsi="Yu Gothic Light"/>
+        </w:rPr>
+        <w:t xml:space="preserve">            print("Front element:", self.queue[self.front])</w:t>
+      </w:r>
+    </w:p>
+    <w:p/>
+    <w:p>
+      <w:r>
+        <w:rPr>
+          <w:rFonts w:ascii="Yu Gothic Light" w:hAnsi="Yu Gothic Light"/>
+        </w:rPr>
+        <w:t xml:space="preserve">    # Display operation</w:t>
+      </w:r>
+    </w:p>
+    <w:p>
+      <w:r>
+        <w:rPr>
+          <w:rFonts w:ascii="Yu Gothic Light" w:hAnsi="Yu Gothic Light"/>
+        </w:rPr>
+        <w:t xml:space="preserve">    def display(self):</w:t>
+      </w:r>
+    </w:p>
+    <w:p>
+      <w:r>
+        <w:rPr>
+          <w:rFonts w:ascii="Yu Gothic Light" w:hAnsi="Yu Gothic Light"/>
+        </w:rPr>
+        <w:t xml:space="preserve">        if self.front == -1:</w:t>
+      </w:r>
+    </w:p>
+    <w:p>
+      <w:r>
+        <w:rPr>
+          <w:rFonts w:ascii="Yu Gothic Light" w:hAnsi="Yu Gothic Light"/>
+        </w:rPr>
+        <w:t xml:space="preserve">            print("Queue is empty")</w:t>
+      </w:r>
+    </w:p>
+    <w:p>
+      <w:r>
+        <w:rPr>
+          <w:rFonts w:ascii="Yu Gothic Light" w:hAnsi="Yu Gothic Light"/>
+        </w:rPr>
+        <w:t xml:space="preserve">        else:</w:t>
+      </w:r>
+    </w:p>
+    <w:p>
+      <w:r>
+        <w:rPr>
+          <w:rFonts w:ascii="Yu Gothic Light" w:hAnsi="Yu Gothic Light"/>
+        </w:rPr>
+        <w:t xml:space="preserve">            print("The elements of the queue are:")</w:t>
+      </w:r>
+    </w:p>
+    <w:p>
+      <w:r>
+        <w:rPr>
+          <w:rFonts w:ascii="Yu Gothic Light" w:hAnsi="Yu Gothic Light"/>
+        </w:rPr>
+        <w:t xml:space="preserve">            i = self.front</w:t>
+      </w:r>
+    </w:p>
+    <w:p>
+      <w:r>
+        <w:rPr>
+          <w:rFonts w:ascii="Yu Gothic Light" w:hAnsi="Yu Gothic Light"/>
+        </w:rPr>
+        <w:t xml:space="preserve">            while True:</w:t>
+      </w:r>
+    </w:p>
+    <w:p>
+      <w:r>
+        <w:rPr>
+          <w:rFonts w:ascii="Yu Gothic Light" w:hAnsi="Yu Gothic Light"/>
+        </w:rPr>
+        <w:t xml:space="preserve">                print(self.queue[i])</w:t>
+      </w:r>
+    </w:p>
+    <w:p>
+      <w:r>
+        <w:rPr>
+          <w:rFonts w:ascii="Yu Gothic Light" w:hAnsi="Yu Gothic Light"/>
+        </w:rPr>
+        <w:t xml:space="preserve">                if i == self.rear:</w:t>
+      </w:r>
+    </w:p>
+    <w:p>
+      <w:r>
+        <w:rPr>
+          <w:rFonts w:ascii="Yu Gothic Light" w:hAnsi="Yu Gothic Light"/>
+        </w:rPr>
+        <w:t xml:space="preserve">                    break</w:t>
+      </w:r>
+    </w:p>
+    <w:p>
+      <w:r>
+        <w:rPr>
+          <w:rFonts w:ascii="Yu Gothic Light" w:hAnsi="Yu Gothic Light"/>
+        </w:rPr>
+        <w:t xml:space="preserve">                i = (i + 1) % self.size</w:t>
+      </w:r>
+    </w:p>
+    <w:p/>
+    <w:p>
+      <w:r>
+        <w:rPr>
+          <w:rFonts w:ascii="Yu Gothic Light" w:hAnsi="Yu Gothic Light"/>
+        </w:rPr>
+        <w:t># Create Circular Queue</w:t>
+      </w:r>
+    </w:p>
+    <w:p>
+      <w:r>
+        <w:rPr>
+          <w:rFonts w:ascii="Yu Gothic Light" w:hAnsi="Yu Gothic Light"/>
+        </w:rPr>
+        <w:t>size = int(input("Enter the size of the queue: "))</w:t>
+      </w:r>
+    </w:p>
+    <w:p>
+      <w:r>
+        <w:rPr>
+          <w:rFonts w:ascii="Yu Gothic Light" w:hAnsi="Yu Gothic Light"/>
+        </w:rPr>
+        <w:t>q = CircularQueue(size)</w:t>
+      </w:r>
+    </w:p>
+    <w:p/>
+    <w:p>
+      <w:r>
+        <w:rPr>
+          <w:rFonts w:ascii="Yu Gothic Light" w:hAnsi="Yu Gothic Light"/>
+        </w:rPr>
+        <w:t>while True:</w:t>
+      </w:r>
+    </w:p>
+    <w:p>
+      <w:r>
+        <w:rPr>
+          <w:rFonts w:ascii="Yu Gothic Light" w:hAnsi="Yu Gothic Light"/>
+        </w:rPr>
+        <w:t xml:space="preserve">    print("\n----- CIRCULAR QUEUE MENU -----")</w:t>
+      </w:r>
+    </w:p>
+    <w:p>
+      <w:r>
+        <w:rPr>
+          <w:rFonts w:ascii="Yu Gothic Light" w:hAnsi="Yu Gothic Light"/>
+        </w:rPr>
+        <w:t xml:space="preserve">    print("1. Enqueue")</w:t>
+      </w:r>
+    </w:p>
+    <w:p>
+      <w:r>
+        <w:rPr>
+          <w:rFonts w:ascii="Yu Gothic Light" w:hAnsi="Yu Gothic Light"/>
+        </w:rPr>
+        <w:t xml:space="preserve">    print("2. Dequeue")</w:t>
+      </w:r>
+    </w:p>
+    <w:p>
+      <w:r>
+        <w:rPr>
+          <w:rFonts w:ascii="Yu Gothic Light" w:hAnsi="Yu Gothic Light"/>
+        </w:rPr>
+        <w:t xml:space="preserve">    print("3. Peek")      </w:t>
+      </w:r>
+    </w:p>
+    <w:p>
+      <w:r>
+        <w:rPr>
+          <w:rFonts w:ascii="Yu Gothic Light" w:hAnsi="Yu Gothic Light"/>
+        </w:rPr>
+        <w:t xml:space="preserve">    print("4. Display")   </w:t>
+      </w:r>
+    </w:p>
+    <w:p>
+      <w:r>
+        <w:rPr>
+          <w:rFonts w:ascii="Yu Gothic Light" w:hAnsi="Yu Gothic Light"/>
+        </w:rPr>
+        <w:t xml:space="preserve">    print("5. Exit")      </w:t>
+      </w:r>
+    </w:p>
+    <w:p>
+      <w:r>
+        <w:rPr>
+          <w:rFonts w:ascii="Yu Gothic Light" w:hAnsi="Yu Gothic Light"/>
+        </w:rPr>
+        <w:t xml:space="preserve">    choice = int(input("Enter your choice: "))</w:t>
+      </w:r>
+    </w:p>
+    <w:p>
+      <w:r>
+        <w:rPr>
+          <w:rFonts w:ascii="Yu Gothic Light" w:hAnsi="Yu Gothic Light"/>
+        </w:rPr>
+        <w:t xml:space="preserve">    if choice == 1:</w:t>
+      </w:r>
+    </w:p>
+    <w:p>
+      <w:r>
+        <w:rPr>
+          <w:rFonts w:ascii="Yu Gothic Light" w:hAnsi="Yu Gothic Light"/>
+        </w:rPr>
+        <w:t xml:space="preserve">        item = int(input("Enter the element to enqueue: "))</w:t>
+      </w:r>
+    </w:p>
+    <w:p>
+      <w:r>
+        <w:rPr>
+          <w:rFonts w:ascii="Yu Gothic Light" w:hAnsi="Yu Gothic Light"/>
+        </w:rPr>
+        <w:t xml:space="preserve">        q.enqueue(item)</w:t>
+      </w:r>
+    </w:p>
+    <w:p>
+      <w:r>
+        <w:rPr>
+          <w:rFonts w:ascii="Yu Gothic Light" w:hAnsi="Yu Gothic Light"/>
+        </w:rPr>
+        <w:t xml:space="preserve">    elif choice == 2:</w:t>
+      </w:r>
+    </w:p>
+    <w:p>
+      <w:r>
+        <w:rPr>
+          <w:rFonts w:ascii="Yu Gothic Light" w:hAnsi="Yu Gothic Light"/>
+        </w:rPr>
+        <w:t xml:space="preserve">        q.dequeue()</w:t>
+      </w:r>
+    </w:p>
+    <w:p>
+      <w:r>
+        <w:rPr>
+          <w:rFonts w:ascii="Yu Gothic Light" w:hAnsi="Yu Gothic Light"/>
+        </w:rPr>
+        <w:t xml:space="preserve">    elif choice == 3:     </w:t>
+      </w:r>
+    </w:p>
+    <w:p>
+      <w:r>
+        <w:rPr>
+          <w:rFonts w:ascii="Yu Gothic Light" w:hAnsi="Yu Gothic Light"/>
+        </w:rPr>
+        <w:t xml:space="preserve">        q.peek()</w:t>
+      </w:r>
+    </w:p>
+    <w:p>
+      <w:r>
+        <w:rPr>
+          <w:rFonts w:ascii="Yu Gothic Light" w:hAnsi="Yu Gothic Light"/>
+        </w:rPr>
+        <w:t xml:space="preserve">    elif choice == 4:     </w:t>
+      </w:r>
+    </w:p>
+    <w:p>
+      <w:r>
+        <w:rPr>
+          <w:rFonts w:ascii="Yu Gothic Light" w:hAnsi="Yu Gothic Light"/>
+        </w:rPr>
+        <w:t xml:space="preserve">        q.display()</w:t>
+      </w:r>
+    </w:p>
+    <w:p>
+      <w:r>
+        <w:rPr>
+          <w:rFonts w:ascii="Yu Gothic Light" w:hAnsi="Yu Gothic Light"/>
+        </w:rPr>
+        <w:t xml:space="preserve">    elif choice == 5:     </w:t>
+      </w:r>
+    </w:p>
+    <w:p>
+      <w:r>
+        <w:rPr>
+          <w:rFonts w:ascii="Yu Gothic Light" w:hAnsi="Yu Gothic Light"/>
+        </w:rPr>
+        <w:t xml:space="preserve">        print("Program terminated.")</w:t>
+      </w:r>
+    </w:p>
+    <w:p>
+      <w:r>
+        <w:rPr>
+          <w:rFonts w:ascii="Yu Gothic Light" w:hAnsi="Yu Gothic Light"/>
+        </w:rPr>
+        <w:t xml:space="preserve">        break</w:t>
+      </w:r>
+    </w:p>
+    <w:p>
+      <w:r>
+        <w:rPr>
+          <w:rFonts w:ascii="Yu Gothic Light" w:hAnsi="Yu Gothic Light"/>
+        </w:rPr>
+        <w:t xml:space="preserve">    else:</w:t>
+      </w:r>
+    </w:p>
+    <w:p>
+      <w:r>
+        <w:rPr>
+          <w:rFonts w:ascii="Yu Gothic Light" w:hAnsi="Yu Gothic Light"/>
+        </w:rPr>
+        <w:t xml:space="preserve">        print("Invalid choice")</w:t>
+      </w:r>
+    </w:p>
+    <w:p/>
+    <w:p>
+      <w:r>
+        <w:rPr>
+          <w:rFonts w:ascii="Yu Gothic Light" w:hAnsi="Yu Gothic Light"/>
+          <w:b/>
+        </w:rPr>
+        <w:t>Output(+Ve Case):</w:t>
+      </w:r>
+    </w:p>
+    <w:p/>
+    <w:p/>
+    <w:p/>
+    <w:p/>
+    <w:p/>
+    <w:p>
+      <w:r>
+        <w:rPr>
+          <w:rFonts w:ascii="Yu Gothic Light" w:hAnsi="Yu Gothic Light"/>
+          <w:b/>
+        </w:rPr>
+        <w:t>Output(-Ve Case):</w:t>
+      </w:r>
+    </w:p>
+    <w:p/>
+    <w:p/>
+    <w:p/>
+    <w:p/>
+    <w:p/>
+    <w:p>
+      <w:r>
+        <w:rPr>
+          <w:rFonts w:ascii="Yu Gothic Light" w:hAnsi="Yu Gothic Light"/>
+          <w:b/>
+        </w:rPr>
+        <w:t xml:space="preserve">Explanation : </w:t>
+      </w:r>
+      <w:r>
+        <w:rPr>
+          <w:rFonts w:ascii="Yu Gothic Light" w:hAnsi="Yu Gothic Light"/>
+        </w:rPr>
+        <w:t>In the positive scenario, the circular queue uses modulo arithmetic ((rear + 1) % size and (front + 1) % size) to wrap around indices, efficiently recycling memory slots freed by prior dequeue operations. In the negative scenario, Queue Overflow is detected when (rear + 1) % size == front, preventing unread data from being overwritten, and Queue Underflow is caught when front == -1 on an empty queue.</w:t>
+      </w:r>
+    </w:p>
+    <w:p/>
+    <w:p/>
+    <w:p>
+      <w:r>
+        <w:rPr>
+          <w:rFonts w:ascii="Yu Gothic Light" w:hAnsi="Yu Gothic Light"/>
+          <w:b/>
+          <w:sz w:val="32"/>
+        </w:rPr>
+        <w:t>LAB-8:</w:t>
+      </w:r>
+    </w:p>
+    <w:p>
+      <w:r>
+        <w:rPr>
+          <w:rFonts w:ascii="Yu Gothic Light" w:hAnsi="Yu Gothic Light"/>
+          <w:b/>
+          <w:sz w:val="32"/>
+        </w:rPr>
+        <w:t>1.)Implementation of Binary Trees :</w:t>
+      </w:r>
+    </w:p>
+    <w:p>
+      <w:r>
+        <w:rPr>
+          <w:rFonts w:ascii="Yu Gothic Light" w:hAnsi="Yu Gothic Light"/>
+        </w:rPr>
+        <w:t xml:space="preserve">A.) </w:t>
+      </w:r>
+      <w:r>
+        <w:rPr>
+          <w:rFonts w:ascii="Yu Gothic Light" w:hAnsi="Yu Gothic Light"/>
+          <w:b/>
+        </w:rPr>
+        <w:t>Aim:</w:t>
+      </w:r>
+      <w:r>
+        <w:rPr>
+          <w:rFonts w:ascii="Yu Gothic Light" w:hAnsi="Yu Gothic Light"/>
+        </w:rPr>
+        <w:t xml:space="preserve">  Write a python program to implement Binary Tree representation and traversals (Preorder, Inorder, Postorder, Level-order) using an Array .</w:t>
+      </w:r>
+    </w:p>
+    <w:p>
+      <w:r>
+        <w:rPr>
+          <w:rFonts w:ascii="Yu Gothic Light" w:hAnsi="Yu Gothic Light"/>
+          <w:b/>
+        </w:rPr>
+        <w:t>Program:</w:t>
+      </w:r>
+    </w:p>
+    <w:p>
+      <w:r>
+        <w:rPr>
+          <w:rFonts w:ascii="Yu Gothic Light" w:hAnsi="Yu Gothic Light"/>
+        </w:rPr>
+        <w:t>class BinaryTreeArray:</w:t>
+      </w:r>
+    </w:p>
+    <w:p>
+      <w:r>
+        <w:rPr>
+          <w:rFonts w:ascii="Yu Gothic Light" w:hAnsi="Yu Gothic Light"/>
+        </w:rPr>
+        <w:t xml:space="preserve">    def __init__(self, size):</w:t>
+      </w:r>
+    </w:p>
+    <w:p>
+      <w:r>
+        <w:rPr>
+          <w:rFonts w:ascii="Yu Gothic Light" w:hAnsi="Yu Gothic Light"/>
+        </w:rPr>
+        <w:t xml:space="preserve">        self.tree = [None] * size</w:t>
+      </w:r>
+    </w:p>
+    <w:p>
+      <w:r>
+        <w:rPr>
+          <w:rFonts w:ascii="Yu Gothic Light" w:hAnsi="Yu Gothic Light"/>
+        </w:rPr>
+        <w:t xml:space="preserve">        self.size = size</w:t>
+      </w:r>
+    </w:p>
+    <w:p/>
+    <w:p>
+      <w:r>
+        <w:rPr>
+          <w:rFonts w:ascii="Yu Gothic Light" w:hAnsi="Yu Gothic Light"/>
+        </w:rPr>
+        <w:t xml:space="preserve">    def set_root(self, data):</w:t>
+      </w:r>
+    </w:p>
+    <w:p>
+      <w:r>
+        <w:rPr>
+          <w:rFonts w:ascii="Yu Gothic Light" w:hAnsi="Yu Gothic Light"/>
+        </w:rPr>
+        <w:t xml:space="preserve">        self.tree[0] = data</w:t>
+      </w:r>
+    </w:p>
+    <w:p/>
+    <w:p>
+      <w:r>
+        <w:rPr>
+          <w:rFonts w:ascii="Yu Gothic Light" w:hAnsi="Yu Gothic Light"/>
+        </w:rPr>
+        <w:t xml:space="preserve">    def set_left(self, parent_index, data):</w:t>
+      </w:r>
+    </w:p>
+    <w:p>
+      <w:r>
+        <w:rPr>
+          <w:rFonts w:ascii="Yu Gothic Light" w:hAnsi="Yu Gothic Light"/>
+        </w:rPr>
+        <w:t xml:space="preserve">        child_index = 2 * parent_index + 1</w:t>
+      </w:r>
+    </w:p>
+    <w:p/>
+    <w:p>
+      <w:r>
+        <w:rPr>
+          <w:rFonts w:ascii="Yu Gothic Light" w:hAnsi="Yu Gothic Light"/>
+        </w:rPr>
+        <w:t xml:space="preserve">        if child_index &lt; self.size:</w:t>
+      </w:r>
+    </w:p>
+    <w:p>
+      <w:r>
+        <w:rPr>
+          <w:rFonts w:ascii="Yu Gothic Light" w:hAnsi="Yu Gothic Light"/>
+        </w:rPr>
+        <w:t xml:space="preserve">            self.tree[child_index] = data</w:t>
+      </w:r>
+    </w:p>
+    <w:p>
+      <w:r>
+        <w:rPr>
+          <w:rFonts w:ascii="Yu Gothic Light" w:hAnsi="Yu Gothic Light"/>
+        </w:rPr>
+        <w:t xml:space="preserve">        else:</w:t>
+      </w:r>
+    </w:p>
+    <w:p>
+      <w:r>
+        <w:rPr>
+          <w:rFonts w:ascii="Yu Gothic Light" w:hAnsi="Yu Gothic Light"/>
+        </w:rPr>
+        <w:t xml:space="preserve">            print("Index out of range!")</w:t>
+      </w:r>
+    </w:p>
+    <w:p/>
+    <w:p>
+      <w:r>
+        <w:rPr>
+          <w:rFonts w:ascii="Yu Gothic Light" w:hAnsi="Yu Gothic Light"/>
+        </w:rPr>
+        <w:t xml:space="preserve">    def set_right(self, parent_index, data):</w:t>
+      </w:r>
+    </w:p>
+    <w:p>
+      <w:r>
+        <w:rPr>
+          <w:rFonts w:ascii="Yu Gothic Light" w:hAnsi="Yu Gothic Light"/>
+        </w:rPr>
+        <w:t xml:space="preserve">        child_index = 2 * parent_index + 2</w:t>
+      </w:r>
+    </w:p>
+    <w:p/>
+    <w:p>
+      <w:r>
+        <w:rPr>
+          <w:rFonts w:ascii="Yu Gothic Light" w:hAnsi="Yu Gothic Light"/>
+        </w:rPr>
+        <w:t xml:space="preserve">        if child_index &lt; self.size:</w:t>
+      </w:r>
+    </w:p>
+    <w:p>
+      <w:r>
+        <w:rPr>
+          <w:rFonts w:ascii="Yu Gothic Light" w:hAnsi="Yu Gothic Light"/>
+        </w:rPr>
+        <w:t xml:space="preserve">            self.tree[child_index] = data</w:t>
+      </w:r>
+    </w:p>
+    <w:p>
+      <w:r>
+        <w:rPr>
+          <w:rFonts w:ascii="Yu Gothic Light" w:hAnsi="Yu Gothic Light"/>
+        </w:rPr>
+        <w:t xml:space="preserve">        else:</w:t>
+      </w:r>
+    </w:p>
+    <w:p>
+      <w:r>
+        <w:rPr>
+          <w:rFonts w:ascii="Yu Gothic Light" w:hAnsi="Yu Gothic Light"/>
+        </w:rPr>
+        <w:t xml:space="preserve">            print("Index out of range!")</w:t>
+      </w:r>
+    </w:p>
+    <w:p/>
+    <w:p>
+      <w:r>
+        <w:rPr>
+          <w:rFonts w:ascii="Yu Gothic Light" w:hAnsi="Yu Gothic Light"/>
+        </w:rPr>
+        <w:t xml:space="preserve">    def preorder(self, index=0):</w:t>
+      </w:r>
+    </w:p>
+    <w:p>
+      <w:r>
+        <w:rPr>
+          <w:rFonts w:ascii="Yu Gothic Light" w:hAnsi="Yu Gothic Light"/>
+        </w:rPr>
+        <w:t xml:space="preserve">        if index &gt;= self.size or self.tree[index] is None:</w:t>
+      </w:r>
+    </w:p>
+    <w:p>
+      <w:r>
+        <w:rPr>
+          <w:rFonts w:ascii="Yu Gothic Light" w:hAnsi="Yu Gothic Light"/>
+        </w:rPr>
+        <w:t xml:space="preserve">            return</w:t>
+      </w:r>
+    </w:p>
+    <w:p/>
+    <w:p>
+      <w:r>
+        <w:rPr>
+          <w:rFonts w:ascii="Yu Gothic Light" w:hAnsi="Yu Gothic Light"/>
+        </w:rPr>
+        <w:t xml:space="preserve">        print(self.tree[index], end=" ")</w:t>
+      </w:r>
+    </w:p>
+    <w:p>
+      <w:r>
+        <w:rPr>
+          <w:rFonts w:ascii="Yu Gothic Light" w:hAnsi="Yu Gothic Light"/>
+        </w:rPr>
+        <w:t xml:space="preserve">        self.preorder(2 * index + 1)</w:t>
+      </w:r>
+    </w:p>
+    <w:p>
+      <w:r>
+        <w:rPr>
+          <w:rFonts w:ascii="Yu Gothic Light" w:hAnsi="Yu Gothic Light"/>
+        </w:rPr>
+        <w:t xml:space="preserve">        self.preorder(2 * index + 2)</w:t>
+      </w:r>
+    </w:p>
+    <w:p/>
+    <w:p>
+      <w:r>
+        <w:rPr>
+          <w:rFonts w:ascii="Yu Gothic Light" w:hAnsi="Yu Gothic Light"/>
+        </w:rPr>
+        <w:t xml:space="preserve">    def inorder(self, index=0):</w:t>
+      </w:r>
+    </w:p>
+    <w:p>
+      <w:r>
+        <w:rPr>
+          <w:rFonts w:ascii="Yu Gothic Light" w:hAnsi="Yu Gothic Light"/>
+        </w:rPr>
+        <w:t xml:space="preserve">        if index &gt;= self.size or self.tree[index] is None:</w:t>
+      </w:r>
+    </w:p>
+    <w:p>
+      <w:r>
+        <w:rPr>
+          <w:rFonts w:ascii="Yu Gothic Light" w:hAnsi="Yu Gothic Light"/>
+        </w:rPr>
+        <w:t xml:space="preserve">            return</w:t>
+      </w:r>
+    </w:p>
+    <w:p/>
+    <w:p>
+      <w:r>
+        <w:rPr>
+          <w:rFonts w:ascii="Yu Gothic Light" w:hAnsi="Yu Gothic Light"/>
+        </w:rPr>
+        <w:t xml:space="preserve">        self.inorder(2 * index + 1)</w:t>
+      </w:r>
+    </w:p>
+    <w:p>
+      <w:r>
+        <w:rPr>
+          <w:rFonts w:ascii="Yu Gothic Light" w:hAnsi="Yu Gothic Light"/>
+        </w:rPr>
+        <w:t xml:space="preserve">        print(self.tree[index], end=" ")</w:t>
+      </w:r>
+    </w:p>
+    <w:p>
+      <w:r>
+        <w:rPr>
+          <w:rFonts w:ascii="Yu Gothic Light" w:hAnsi="Yu Gothic Light"/>
+        </w:rPr>
+        <w:t xml:space="preserve">        self.inorder(2 * index + 2)</w:t>
+      </w:r>
+    </w:p>
+    <w:p/>
+    <w:p>
+      <w:r>
+        <w:rPr>
+          <w:rFonts w:ascii="Yu Gothic Light" w:hAnsi="Yu Gothic Light"/>
+        </w:rPr>
+        <w:t xml:space="preserve">    def postorder(self, index=0):</w:t>
+      </w:r>
+    </w:p>
+    <w:p>
+      <w:r>
+        <w:rPr>
+          <w:rFonts w:ascii="Yu Gothic Light" w:hAnsi="Yu Gothic Light"/>
+        </w:rPr>
+        <w:t xml:space="preserve">        if index &gt;= self.size or self.tree[index] is None:</w:t>
+      </w:r>
+    </w:p>
+    <w:p>
+      <w:r>
+        <w:rPr>
+          <w:rFonts w:ascii="Yu Gothic Light" w:hAnsi="Yu Gothic Light"/>
+        </w:rPr>
+        <w:t xml:space="preserve">            return</w:t>
+      </w:r>
+    </w:p>
+    <w:p/>
+    <w:p>
+      <w:r>
+        <w:rPr>
+          <w:rFonts w:ascii="Yu Gothic Light" w:hAnsi="Yu Gothic Light"/>
+        </w:rPr>
+        <w:t xml:space="preserve">        self.postorder(2 * index + 1)</w:t>
+      </w:r>
+    </w:p>
+    <w:p>
+      <w:r>
+        <w:rPr>
+          <w:rFonts w:ascii="Yu Gothic Light" w:hAnsi="Yu Gothic Light"/>
+        </w:rPr>
+        <w:t xml:space="preserve">        self.postorder(2 * index + 2)</w:t>
+      </w:r>
+    </w:p>
+    <w:p>
+      <w:r>
+        <w:rPr>
+          <w:rFonts w:ascii="Yu Gothic Light" w:hAnsi="Yu Gothic Light"/>
+        </w:rPr>
+        <w:t xml:space="preserve">        print(self.tree[index], end=" ")</w:t>
+      </w:r>
+    </w:p>
+    <w:p/>
+    <w:p>
+      <w:r>
+        <w:rPr>
+          <w:rFonts w:ascii="Yu Gothic Light" w:hAnsi="Yu Gothic Light"/>
+        </w:rPr>
+        <w:t xml:space="preserve">    def level_order(self):</w:t>
+      </w:r>
+    </w:p>
+    <w:p>
+      <w:r>
+        <w:rPr>
+          <w:rFonts w:ascii="Yu Gothic Light" w:hAnsi="Yu Gothic Light"/>
+        </w:rPr>
+        <w:t xml:space="preserve">        for value in self.tree:</w:t>
+      </w:r>
+    </w:p>
+    <w:p>
+      <w:r>
+        <w:rPr>
+          <w:rFonts w:ascii="Yu Gothic Light" w:hAnsi="Yu Gothic Light"/>
+        </w:rPr>
+        <w:t xml:space="preserve">            if value is not None:</w:t>
+      </w:r>
+    </w:p>
+    <w:p>
+      <w:r>
+        <w:rPr>
+          <w:rFonts w:ascii="Yu Gothic Light" w:hAnsi="Yu Gothic Light"/>
+        </w:rPr>
+        <w:t xml:space="preserve">                print(value, end=" ")</w:t>
+      </w:r>
+    </w:p>
+    <w:p/>
+    <w:p>
+      <w:r>
+        <w:rPr>
+          <w:rFonts w:ascii="Yu Gothic Light" w:hAnsi="Yu Gothic Light"/>
+        </w:rPr>
+        <w:t xml:space="preserve">    def display(self):</w:t>
+      </w:r>
+    </w:p>
+    <w:p>
+      <w:r>
+        <w:rPr>
+          <w:rFonts w:ascii="Yu Gothic Light" w:hAnsi="Yu Gothic Light"/>
+        </w:rPr>
+        <w:t xml:space="preserve">        print("\nArray Representation:")</w:t>
+      </w:r>
+    </w:p>
+    <w:p/>
+    <w:p>
+      <w:r>
+        <w:rPr>
+          <w:rFonts w:ascii="Yu Gothic Light" w:hAnsi="Yu Gothic Light"/>
+        </w:rPr>
+        <w:t xml:space="preserve">        for i in range(self.size):</w:t>
+      </w:r>
+    </w:p>
+    <w:p>
+      <w:r>
+        <w:rPr>
+          <w:rFonts w:ascii="Yu Gothic Light" w:hAnsi="Yu Gothic Light"/>
+        </w:rPr>
+        <w:t xml:space="preserve">            print(f"Index {i}: {self.tree[i]}")</w:t>
+      </w:r>
+    </w:p>
+    <w:p/>
+    <w:p/>
+    <w:p>
+      <w:r>
+        <w:rPr>
+          <w:rFonts w:ascii="Yu Gothic Light" w:hAnsi="Yu Gothic Light"/>
+        </w:rPr>
+        <w:t>tree = BinaryTreeArray(7)</w:t>
+      </w:r>
+    </w:p>
+    <w:p/>
+    <w:p>
+      <w:r>
+        <w:rPr>
+          <w:rFonts w:ascii="Yu Gothic Light" w:hAnsi="Yu Gothic Light"/>
+        </w:rPr>
+        <w:t>tree.set_root('A')</w:t>
+      </w:r>
+    </w:p>
+    <w:p>
+      <w:r>
+        <w:rPr>
+          <w:rFonts w:ascii="Yu Gothic Light" w:hAnsi="Yu Gothic Light"/>
+        </w:rPr>
+        <w:t>tree.set_left(0, 'B')</w:t>
+      </w:r>
+    </w:p>
+    <w:p>
+      <w:r>
+        <w:rPr>
+          <w:rFonts w:ascii="Yu Gothic Light" w:hAnsi="Yu Gothic Light"/>
+        </w:rPr>
+        <w:t>tree.set_right(0, 'C')</w:t>
+      </w:r>
+    </w:p>
+    <w:p>
+      <w:r>
+        <w:rPr>
+          <w:rFonts w:ascii="Yu Gothic Light" w:hAnsi="Yu Gothic Light"/>
+        </w:rPr>
+        <w:t>tree.set_left(1, 'D')</w:t>
+      </w:r>
+    </w:p>
+    <w:p>
+      <w:r>
+        <w:rPr>
+          <w:rFonts w:ascii="Yu Gothic Light" w:hAnsi="Yu Gothic Light"/>
+        </w:rPr>
+        <w:t>tree.set_right(1, 'E')</w:t>
+      </w:r>
+    </w:p>
+    <w:p>
+      <w:r>
+        <w:rPr>
+          <w:rFonts w:ascii="Yu Gothic Light" w:hAnsi="Yu Gothic Light"/>
+        </w:rPr>
+        <w:t>tree.set_right(2, 'F')</w:t>
+      </w:r>
+    </w:p>
+    <w:p/>
+    <w:p>
+      <w:r>
+        <w:rPr>
+          <w:rFonts w:ascii="Yu Gothic Light" w:hAnsi="Yu Gothic Light"/>
+        </w:rPr>
+        <w:t>tree.display()</w:t>
+      </w:r>
+    </w:p>
+    <w:p/>
+    <w:p>
+      <w:r>
+        <w:rPr>
+          <w:rFonts w:ascii="Yu Gothic Light" w:hAnsi="Yu Gothic Light"/>
+        </w:rPr>
+        <w:t>print("\nPreorder: ", end="")</w:t>
+      </w:r>
+    </w:p>
+    <w:p>
+      <w:r>
+        <w:rPr>
+          <w:rFonts w:ascii="Yu Gothic Light" w:hAnsi="Yu Gothic Light"/>
+        </w:rPr>
+        <w:t>tree.preorder()</w:t>
+      </w:r>
+    </w:p>
+    <w:p/>
+    <w:p>
+      <w:r>
+        <w:rPr>
+          <w:rFonts w:ascii="Yu Gothic Light" w:hAnsi="Yu Gothic Light"/>
+        </w:rPr>
+        <w:t>print("\nInorder: ", end="")</w:t>
+      </w:r>
+    </w:p>
+    <w:p>
+      <w:r>
+        <w:rPr>
+          <w:rFonts w:ascii="Yu Gothic Light" w:hAnsi="Yu Gothic Light"/>
+        </w:rPr>
+        <w:t>tree.inorder()</w:t>
+      </w:r>
+    </w:p>
+    <w:p/>
+    <w:p>
+      <w:r>
+        <w:rPr>
+          <w:rFonts w:ascii="Yu Gothic Light" w:hAnsi="Yu Gothic Light"/>
+        </w:rPr>
+        <w:t>print("\nPostorder: ", end="")</w:t>
+      </w:r>
+    </w:p>
+    <w:p>
+      <w:r>
+        <w:rPr>
+          <w:rFonts w:ascii="Yu Gothic Light" w:hAnsi="Yu Gothic Light"/>
+        </w:rPr>
+        <w:t>tree.postorder()</w:t>
+      </w:r>
+    </w:p>
+    <w:p/>
+    <w:p>
+      <w:r>
+        <w:rPr>
+          <w:rFonts w:ascii="Yu Gothic Light" w:hAnsi="Yu Gothic Light"/>
+        </w:rPr>
+        <w:t>print("\nLevel-order: ", end="")</w:t>
+      </w:r>
+    </w:p>
+    <w:p>
+      <w:r>
+        <w:rPr>
+          <w:rFonts w:ascii="Yu Gothic Light" w:hAnsi="Yu Gothic Light"/>
+        </w:rPr>
+        <w:t>tree.level_order()</w:t>
+      </w:r>
+    </w:p>
+    <w:p/>
+    <w:p>
+      <w:r>
+        <w:rPr>
+          <w:rFonts w:ascii="Yu Gothic Light" w:hAnsi="Yu Gothic Light"/>
+          <w:b/>
+        </w:rPr>
+        <w:t>Output(+Ve Case):</w:t>
+      </w:r>
+    </w:p>
+    <w:p/>
+    <w:p/>
+    <w:p/>
+    <w:p/>
+    <w:p/>
+    <w:p>
+      <w:r>
+        <w:rPr>
+          <w:rFonts w:ascii="Yu Gothic Light" w:hAnsi="Yu Gothic Light"/>
+          <w:b/>
+        </w:rPr>
+        <w:t>Output(-Ve Case):</w:t>
+      </w:r>
+    </w:p>
+    <w:p/>
+    <w:p/>
+    <w:p/>
+    <w:p/>
+    <w:p/>
+    <w:p>
+      <w:r>
+        <w:rPr>
+          <w:rFonts w:ascii="Yu Gothic Light" w:hAnsi="Yu Gothic Light"/>
+          <w:b/>
+        </w:rPr>
+        <w:t xml:space="preserve">Explanation : </w:t>
+      </w:r>
+      <w:r>
+        <w:rPr>
+          <w:rFonts w:ascii="Yu Gothic Light" w:hAnsi="Yu Gothic Light"/>
+        </w:rPr>
+        <w:t>In the positive scenario, the binary tree is sequentially mapped into an array where left child is at 2*i + 1 and right child is at 2*i + 2, and depth-first (preorder, inorder, postorder) and breadth-first (level-order) traversals visit all stored nodes correctly. In the negative scenario, attempting to insert a child node beyond the allocated array capacity (child_index &gt;= size) prints 'Index out of range!', preventing Python IndexError exceptions.</w:t>
+      </w:r>
+    </w:p>
+    <w:p/>
+    <w:p/>
+    <w:p>
+      <w:r>
+        <w:rPr>
+          <w:rFonts w:ascii="Yu Gothic Light" w:hAnsi="Yu Gothic Light"/>
+        </w:rPr>
+        <w:t xml:space="preserve">B.) </w:t>
+      </w:r>
+      <w:r>
+        <w:rPr>
+          <w:rFonts w:ascii="Yu Gothic Light" w:hAnsi="Yu Gothic Light"/>
+          <w:b/>
+        </w:rPr>
+        <w:t>Aim:</w:t>
+      </w:r>
+      <w:r>
+        <w:rPr>
+          <w:rFonts w:ascii="Yu Gothic Light" w:hAnsi="Yu Gothic Light"/>
+        </w:rPr>
+        <w:t xml:space="preserve">  Write a python program to implement Binary Tree representation and traversals (Preorder, Inorder, Postorder, Level-order) using a Linked List .</w:t>
+      </w:r>
+    </w:p>
+    <w:p>
+      <w:r>
+        <w:rPr>
+          <w:rFonts w:ascii="Yu Gothic Light" w:hAnsi="Yu Gothic Light"/>
+          <w:b/>
+        </w:rPr>
+        <w:t>Program:</w:t>
+      </w:r>
+    </w:p>
+    <w:p>
+      <w:r>
+        <w:rPr>
+          <w:rFonts w:ascii="Yu Gothic Light" w:hAnsi="Yu Gothic Light"/>
+        </w:rPr>
+        <w:t>class Node:</w:t>
+      </w:r>
+    </w:p>
+    <w:p>
+      <w:r>
+        <w:rPr>
+          <w:rFonts w:ascii="Yu Gothic Light" w:hAnsi="Yu Gothic Light"/>
+        </w:rPr>
+        <w:t xml:space="preserve">    def __init__(self, data):</w:t>
+      </w:r>
+    </w:p>
+    <w:p>
+      <w:r>
+        <w:rPr>
+          <w:rFonts w:ascii="Yu Gothic Light" w:hAnsi="Yu Gothic Light"/>
+        </w:rPr>
+        <w:t xml:space="preserve">        self.data = data</w:t>
+      </w:r>
+    </w:p>
+    <w:p>
+      <w:r>
+        <w:rPr>
+          <w:rFonts w:ascii="Yu Gothic Light" w:hAnsi="Yu Gothic Light"/>
+        </w:rPr>
+        <w:t xml:space="preserve">        self.left = None</w:t>
+      </w:r>
+    </w:p>
+    <w:p>
+      <w:r>
+        <w:rPr>
+          <w:rFonts w:ascii="Yu Gothic Light" w:hAnsi="Yu Gothic Light"/>
+        </w:rPr>
+        <w:t xml:space="preserve">        self.right = None</w:t>
+      </w:r>
+    </w:p>
+    <w:p/>
+    <w:p>
+      <w:r>
+        <w:rPr>
+          <w:rFonts w:ascii="Yu Gothic Light" w:hAnsi="Yu Gothic Light"/>
+        </w:rPr>
+        <w:t>class BinaryTree:</w:t>
+      </w:r>
+    </w:p>
+    <w:p>
+      <w:r>
+        <w:rPr>
+          <w:rFonts w:ascii="Yu Gothic Light" w:hAnsi="Yu Gothic Light"/>
+        </w:rPr>
+        <w:t xml:space="preserve">    def __init__(self):</w:t>
+      </w:r>
+    </w:p>
+    <w:p>
+      <w:r>
+        <w:rPr>
+          <w:rFonts w:ascii="Yu Gothic Light" w:hAnsi="Yu Gothic Light"/>
+        </w:rPr>
+        <w:t xml:space="preserve">        self.root = None</w:t>
+      </w:r>
+    </w:p>
+    <w:p/>
+    <w:p>
+      <w:r>
+        <w:rPr>
+          <w:rFonts w:ascii="Yu Gothic Light" w:hAnsi="Yu Gothic Light"/>
+        </w:rPr>
+        <w:t xml:space="preserve">    def create_tree(self):</w:t>
+      </w:r>
+    </w:p>
+    <w:p>
+      <w:r>
+        <w:rPr>
+          <w:rFonts w:ascii="Yu Gothic Light" w:hAnsi="Yu Gothic Light"/>
+        </w:rPr>
+        <w:t xml:space="preserve">        self.root = Node('A')</w:t>
+      </w:r>
+    </w:p>
+    <w:p>
+      <w:r>
+        <w:rPr>
+          <w:rFonts w:ascii="Yu Gothic Light" w:hAnsi="Yu Gothic Light"/>
+        </w:rPr>
+        <w:t xml:space="preserve">        self.root.left = Node('B')</w:t>
+      </w:r>
+    </w:p>
+    <w:p>
+      <w:r>
+        <w:rPr>
+          <w:rFonts w:ascii="Yu Gothic Light" w:hAnsi="Yu Gothic Light"/>
+        </w:rPr>
+        <w:t xml:space="preserve">        self.root.right = Node('C')</w:t>
+      </w:r>
+    </w:p>
+    <w:p>
+      <w:r>
+        <w:rPr>
+          <w:rFonts w:ascii="Yu Gothic Light" w:hAnsi="Yu Gothic Light"/>
+        </w:rPr>
+        <w:t xml:space="preserve">        self.root.left.left = Node('D')</w:t>
+      </w:r>
+    </w:p>
+    <w:p>
+      <w:r>
+        <w:rPr>
+          <w:rFonts w:ascii="Yu Gothic Light" w:hAnsi="Yu Gothic Light"/>
+        </w:rPr>
+        <w:t xml:space="preserve">        self.root.left.right = Node('E')</w:t>
+      </w:r>
+    </w:p>
+    <w:p>
+      <w:r>
+        <w:rPr>
+          <w:rFonts w:ascii="Yu Gothic Light" w:hAnsi="Yu Gothic Light"/>
+        </w:rPr>
+        <w:t xml:space="preserve">        self.root.right.right = Node('F')</w:t>
+      </w:r>
+    </w:p>
+    <w:p/>
+    <w:p>
+      <w:r>
+        <w:rPr>
+          <w:rFonts w:ascii="Yu Gothic Light" w:hAnsi="Yu Gothic Light"/>
+        </w:rPr>
+        <w:t xml:space="preserve">    def preorder(self, node):</w:t>
+      </w:r>
+    </w:p>
+    <w:p>
+      <w:r>
+        <w:rPr>
+          <w:rFonts w:ascii="Yu Gothic Light" w:hAnsi="Yu Gothic Light"/>
+        </w:rPr>
+        <w:t xml:space="preserve">        if node is None:</w:t>
+      </w:r>
+    </w:p>
+    <w:p>
+      <w:r>
+        <w:rPr>
+          <w:rFonts w:ascii="Yu Gothic Light" w:hAnsi="Yu Gothic Light"/>
+        </w:rPr>
+        <w:t xml:space="preserve">            return</w:t>
+      </w:r>
+    </w:p>
+    <w:p>
+      <w:r>
+        <w:rPr>
+          <w:rFonts w:ascii="Yu Gothic Light" w:hAnsi="Yu Gothic Light"/>
+        </w:rPr>
+        <w:t xml:space="preserve">        print(node.data, end=" ")</w:t>
+      </w:r>
+    </w:p>
+    <w:p>
+      <w:r>
+        <w:rPr>
+          <w:rFonts w:ascii="Yu Gothic Light" w:hAnsi="Yu Gothic Light"/>
+        </w:rPr>
+        <w:t xml:space="preserve">        self.preorder(node.left)</w:t>
+      </w:r>
+    </w:p>
+    <w:p>
+      <w:r>
+        <w:rPr>
+          <w:rFonts w:ascii="Yu Gothic Light" w:hAnsi="Yu Gothic Light"/>
+        </w:rPr>
+        <w:t xml:space="preserve">        self.preorder(node.right)</w:t>
+      </w:r>
+    </w:p>
+    <w:p/>
+    <w:p>
+      <w:r>
+        <w:rPr>
+          <w:rFonts w:ascii="Yu Gothic Light" w:hAnsi="Yu Gothic Light"/>
+        </w:rPr>
+        <w:t xml:space="preserve">    def inorder(self, node):</w:t>
+      </w:r>
+    </w:p>
+    <w:p>
+      <w:r>
+        <w:rPr>
+          <w:rFonts w:ascii="Yu Gothic Light" w:hAnsi="Yu Gothic Light"/>
+        </w:rPr>
+        <w:t xml:space="preserve">        if node is None:</w:t>
+      </w:r>
+    </w:p>
+    <w:p>
+      <w:r>
+        <w:rPr>
+          <w:rFonts w:ascii="Yu Gothic Light" w:hAnsi="Yu Gothic Light"/>
+        </w:rPr>
+        <w:t xml:space="preserve">            return</w:t>
+      </w:r>
+    </w:p>
+    <w:p>
+      <w:r>
+        <w:rPr>
+          <w:rFonts w:ascii="Yu Gothic Light" w:hAnsi="Yu Gothic Light"/>
+        </w:rPr>
+        <w:t xml:space="preserve">        self.inorder(node.left)</w:t>
+      </w:r>
+    </w:p>
+    <w:p>
+      <w:r>
+        <w:rPr>
+          <w:rFonts w:ascii="Yu Gothic Light" w:hAnsi="Yu Gothic Light"/>
+        </w:rPr>
+        <w:t xml:space="preserve">        print(node.data, end=" ")</w:t>
+      </w:r>
+    </w:p>
+    <w:p>
+      <w:r>
+        <w:rPr>
+          <w:rFonts w:ascii="Yu Gothic Light" w:hAnsi="Yu Gothic Light"/>
+        </w:rPr>
+        <w:t xml:space="preserve">        self.inorder(node.right)</w:t>
+      </w:r>
+    </w:p>
+    <w:p/>
+    <w:p>
+      <w:r>
+        <w:rPr>
+          <w:rFonts w:ascii="Yu Gothic Light" w:hAnsi="Yu Gothic Light"/>
+        </w:rPr>
+        <w:t xml:space="preserve">    def postorder(self, node):</w:t>
+      </w:r>
+    </w:p>
+    <w:p>
+      <w:r>
+        <w:rPr>
+          <w:rFonts w:ascii="Yu Gothic Light" w:hAnsi="Yu Gothic Light"/>
+        </w:rPr>
+        <w:t xml:space="preserve">        if node is None:</w:t>
+      </w:r>
+    </w:p>
+    <w:p>
+      <w:r>
+        <w:rPr>
+          <w:rFonts w:ascii="Yu Gothic Light" w:hAnsi="Yu Gothic Light"/>
+        </w:rPr>
+        <w:t xml:space="preserve">            return</w:t>
+      </w:r>
+    </w:p>
+    <w:p>
+      <w:r>
+        <w:rPr>
+          <w:rFonts w:ascii="Yu Gothic Light" w:hAnsi="Yu Gothic Light"/>
+        </w:rPr>
+        <w:t xml:space="preserve">        self.postorder(node.left)</w:t>
+      </w:r>
+    </w:p>
+    <w:p>
+      <w:r>
+        <w:rPr>
+          <w:rFonts w:ascii="Yu Gothic Light" w:hAnsi="Yu Gothic Light"/>
+        </w:rPr>
+        <w:t xml:space="preserve">        self.postorder(node.right)</w:t>
+      </w:r>
+    </w:p>
+    <w:p>
+      <w:r>
+        <w:rPr>
+          <w:rFonts w:ascii="Yu Gothic Light" w:hAnsi="Yu Gothic Light"/>
+        </w:rPr>
+        <w:t xml:space="preserve">        print(node.data, end=" ")</w:t>
+      </w:r>
+    </w:p>
+    <w:p/>
+    <w:p>
+      <w:r>
+        <w:rPr>
+          <w:rFonts w:ascii="Yu Gothic Light" w:hAnsi="Yu Gothic Light"/>
+        </w:rPr>
+        <w:t xml:space="preserve">    def level_order(self):</w:t>
+      </w:r>
+    </w:p>
+    <w:p>
+      <w:r>
+        <w:rPr>
+          <w:rFonts w:ascii="Yu Gothic Light" w:hAnsi="Yu Gothic Light"/>
+        </w:rPr>
+        <w:t xml:space="preserve">        if self.root is None:</w:t>
+      </w:r>
+    </w:p>
+    <w:p>
+      <w:r>
+        <w:rPr>
+          <w:rFonts w:ascii="Yu Gothic Light" w:hAnsi="Yu Gothic Light"/>
+        </w:rPr>
+        <w:t xml:space="preserve">            return</w:t>
+      </w:r>
+    </w:p>
+    <w:p/>
+    <w:p>
+      <w:r>
+        <w:rPr>
+          <w:rFonts w:ascii="Yu Gothic Light" w:hAnsi="Yu Gothic Light"/>
+        </w:rPr>
+        <w:t xml:space="preserve">        queue = [self.root]</w:t>
+      </w:r>
+    </w:p>
+    <w:p/>
+    <w:p>
+      <w:r>
+        <w:rPr>
+          <w:rFonts w:ascii="Yu Gothic Light" w:hAnsi="Yu Gothic Light"/>
+        </w:rPr>
+        <w:t xml:space="preserve">        while queue:</w:t>
+      </w:r>
+    </w:p>
+    <w:p>
+      <w:r>
+        <w:rPr>
+          <w:rFonts w:ascii="Yu Gothic Light" w:hAnsi="Yu Gothic Light"/>
+        </w:rPr>
+        <w:t xml:space="preserve">            node = queue.pop(0)</w:t>
+      </w:r>
+    </w:p>
+    <w:p>
+      <w:r>
+        <w:rPr>
+          <w:rFonts w:ascii="Yu Gothic Light" w:hAnsi="Yu Gothic Light"/>
+        </w:rPr>
+        <w:t xml:space="preserve">            print(node.data, end=" ")</w:t>
+      </w:r>
+    </w:p>
+    <w:p/>
+    <w:p>
+      <w:r>
+        <w:rPr>
+          <w:rFonts w:ascii="Yu Gothic Light" w:hAnsi="Yu Gothic Light"/>
+        </w:rPr>
+        <w:t xml:space="preserve">            if node.left is not None:</w:t>
+      </w:r>
+    </w:p>
+    <w:p>
+      <w:r>
+        <w:rPr>
+          <w:rFonts w:ascii="Yu Gothic Light" w:hAnsi="Yu Gothic Light"/>
+        </w:rPr>
+        <w:t xml:space="preserve">                queue.append(node.left)</w:t>
+      </w:r>
+    </w:p>
+    <w:p/>
+    <w:p>
+      <w:r>
+        <w:rPr>
+          <w:rFonts w:ascii="Yu Gothic Light" w:hAnsi="Yu Gothic Light"/>
+        </w:rPr>
+        <w:t xml:space="preserve">            if node.right is not None:</w:t>
+      </w:r>
+    </w:p>
+    <w:p>
+      <w:r>
+        <w:rPr>
+          <w:rFonts w:ascii="Yu Gothic Light" w:hAnsi="Yu Gothic Light"/>
+        </w:rPr>
+        <w:t xml:space="preserve">                queue.append(node.right)</w:t>
+      </w:r>
+    </w:p>
+    <w:p/>
+    <w:p>
+      <w:r>
+        <w:rPr>
+          <w:rFonts w:ascii="Yu Gothic Light" w:hAnsi="Yu Gothic Light"/>
+        </w:rPr>
+        <w:t>tree = BinaryTree()</w:t>
+      </w:r>
+    </w:p>
+    <w:p>
+      <w:r>
+        <w:rPr>
+          <w:rFonts w:ascii="Yu Gothic Light" w:hAnsi="Yu Gothic Light"/>
+        </w:rPr>
+        <w:t>tree.create_tree()</w:t>
+      </w:r>
+    </w:p>
+    <w:p/>
+    <w:p>
+      <w:r>
+        <w:rPr>
+          <w:rFonts w:ascii="Yu Gothic Light" w:hAnsi="Yu Gothic Light"/>
+        </w:rPr>
+        <w:t>print("Preorder: ", end="")</w:t>
+      </w:r>
+    </w:p>
+    <w:p>
+      <w:r>
+        <w:rPr>
+          <w:rFonts w:ascii="Yu Gothic Light" w:hAnsi="Yu Gothic Light"/>
+        </w:rPr>
+        <w:t>tree.preorder(tree.root)</w:t>
+      </w:r>
+    </w:p>
+    <w:p/>
+    <w:p>
+      <w:r>
+        <w:rPr>
+          <w:rFonts w:ascii="Yu Gothic Light" w:hAnsi="Yu Gothic Light"/>
+        </w:rPr>
+        <w:t>print("\nInorder: ", end="")</w:t>
+      </w:r>
+    </w:p>
+    <w:p>
+      <w:r>
+        <w:rPr>
+          <w:rFonts w:ascii="Yu Gothic Light" w:hAnsi="Yu Gothic Light"/>
+        </w:rPr>
+        <w:t>tree.inorder(tree.root)</w:t>
+      </w:r>
+    </w:p>
+    <w:p/>
+    <w:p>
+      <w:r>
+        <w:rPr>
+          <w:rFonts w:ascii="Yu Gothic Light" w:hAnsi="Yu Gothic Light"/>
+        </w:rPr>
+        <w:t>print("\nPostorder: ", end="")</w:t>
+      </w:r>
+    </w:p>
+    <w:p>
+      <w:r>
+        <w:rPr>
+          <w:rFonts w:ascii="Yu Gothic Light" w:hAnsi="Yu Gothic Light"/>
+        </w:rPr>
+        <w:t>tree.postorder(tree.root)</w:t>
+      </w:r>
+    </w:p>
+    <w:p/>
+    <w:p>
+      <w:r>
+        <w:rPr>
+          <w:rFonts w:ascii="Yu Gothic Light" w:hAnsi="Yu Gothic Light"/>
+        </w:rPr>
+        <w:t>print("\nLevel-order: ", end="")</w:t>
+      </w:r>
+    </w:p>
+    <w:p>
+      <w:r>
+        <w:rPr>
+          <w:rFonts w:ascii="Yu Gothic Light" w:hAnsi="Yu Gothic Light"/>
+        </w:rPr>
+        <w:t>tree.level_order()</w:t>
+      </w:r>
+    </w:p>
+    <w:p/>
+    <w:p>
+      <w:r>
+        <w:rPr>
+          <w:rFonts w:ascii="Yu Gothic Light" w:hAnsi="Yu Gothic Light"/>
+          <w:b/>
+        </w:rPr>
+        <w:t>Output(+Ve Case):</w:t>
+      </w:r>
+    </w:p>
+    <w:p/>
+    <w:p/>
+    <w:p/>
+    <w:p/>
+    <w:p/>
+    <w:p>
+      <w:r>
+        <w:rPr>
+          <w:rFonts w:ascii="Yu Gothic Light" w:hAnsi="Yu Gothic Light"/>
+          <w:b/>
+        </w:rPr>
+        <w:t>Output(-Ve Case):</w:t>
+      </w:r>
+    </w:p>
+    <w:p/>
+    <w:p/>
+    <w:p/>
+    <w:p/>
+    <w:p/>
+    <w:p>
+      <w:r>
+        <w:rPr>
+          <w:rFonts w:ascii="Yu Gothic Light" w:hAnsi="Yu Gothic Light"/>
+          <w:b/>
+        </w:rPr>
+        <w:t xml:space="preserve">Explanation : </w:t>
+      </w:r>
+      <w:r>
+        <w:rPr>
+          <w:rFonts w:ascii="Yu Gothic Light" w:hAnsi="Yu Gothic Light"/>
+        </w:rPr>
+        <w:t>In the positive scenario, linked nodes dynamically connect hierarchical parent-child relationships through left and right pointers without size constraints, enabling clean recursive traversals and queue-based level order traversal. In the negative scenario, base termination conditions (if node is None: return) ensure that leaf children or empty trees terminate safely without raising an AttributeError.</w:t>
+      </w:r>
+    </w:p>
+    <w:p/>
+    <w:p/>
+    <w:p>
+      <w:r>
+        <w:rPr>
+          <w:rFonts w:ascii="Yu Gothic Light" w:hAnsi="Yu Gothic Light"/>
+          <w:b/>
+          <w:sz w:val="32"/>
+        </w:rPr>
+        <w:t>LAB-9:</w:t>
+      </w:r>
+    </w:p>
+    <w:p>
+      <w:r>
+        <w:rPr>
+          <w:rFonts w:ascii="Yu Gothic Light" w:hAnsi="Yu Gothic Light"/>
+          <w:b/>
+          <w:sz w:val="32"/>
+        </w:rPr>
+        <w:t>1.)Binary Search Tree Operations and Traversals :</w:t>
+      </w:r>
+    </w:p>
+    <w:p>
+      <w:r>
+        <w:rPr>
+          <w:rFonts w:ascii="Yu Gothic Light" w:hAnsi="Yu Gothic Light"/>
+        </w:rPr>
+        <w:t xml:space="preserve">A.) </w:t>
+      </w:r>
+      <w:r>
+        <w:rPr>
+          <w:rFonts w:ascii="Yu Gothic Light" w:hAnsi="Yu Gothic Light"/>
+          <w:b/>
+        </w:rPr>
+        <w:t>Aim:</w:t>
+      </w:r>
+      <w:r>
+        <w:rPr>
+          <w:rFonts w:ascii="Yu Gothic Light" w:hAnsi="Yu Gothic Light"/>
+        </w:rPr>
+        <w:t xml:space="preserve">  Write a python program to implement Binary Search Tree (BST) operations including Insertion, Search, Deletion, Finding Minimum/Maximum, Counting Nodes/Leaves/Internal Nodes, Calculating Height, and Tree Traversals (Inorder, Preorder, Postorder, Level Order) .</w:t>
+      </w:r>
+    </w:p>
+    <w:p>
+      <w:r>
+        <w:rPr>
+          <w:rFonts w:ascii="Yu Gothic Light" w:hAnsi="Yu Gothic Light"/>
+          <w:b/>
+        </w:rPr>
+        <w:t>Program:</w:t>
+      </w:r>
+    </w:p>
+    <w:p>
+      <w:r>
+        <w:rPr>
+          <w:rFonts w:ascii="Yu Gothic Light" w:hAnsi="Yu Gothic Light"/>
+        </w:rPr>
+        <w:t>class Node:</w:t>
+      </w:r>
+    </w:p>
+    <w:p>
+      <w:r>
+        <w:rPr>
+          <w:rFonts w:ascii="Yu Gothic Light" w:hAnsi="Yu Gothic Light"/>
+        </w:rPr>
+        <w:t xml:space="preserve">    def __init__(self, data):</w:t>
+      </w:r>
+    </w:p>
+    <w:p>
+      <w:r>
+        <w:rPr>
+          <w:rFonts w:ascii="Yu Gothic Light" w:hAnsi="Yu Gothic Light"/>
+        </w:rPr>
+        <w:t xml:space="preserve">        self.data = data</w:t>
+      </w:r>
+    </w:p>
+    <w:p>
+      <w:r>
+        <w:rPr>
+          <w:rFonts w:ascii="Yu Gothic Light" w:hAnsi="Yu Gothic Light"/>
+        </w:rPr>
+        <w:t xml:space="preserve">        self.left = None</w:t>
+      </w:r>
+    </w:p>
+    <w:p>
+      <w:r>
+        <w:rPr>
+          <w:rFonts w:ascii="Yu Gothic Light" w:hAnsi="Yu Gothic Light"/>
+        </w:rPr>
+        <w:t xml:space="preserve">        self.right = None</w:t>
+      </w:r>
+    </w:p>
+    <w:p/>
+    <w:p>
+      <w:r>
+        <w:rPr>
+          <w:rFonts w:ascii="Yu Gothic Light" w:hAnsi="Yu Gothic Light"/>
+        </w:rPr>
+        <w:t>def insert(root, x):</w:t>
+      </w:r>
+    </w:p>
+    <w:p>
+      <w:r>
+        <w:rPr>
+          <w:rFonts w:ascii="Yu Gothic Light" w:hAnsi="Yu Gothic Light"/>
+        </w:rPr>
+        <w:t xml:space="preserve">    if root is None:</w:t>
+      </w:r>
+    </w:p>
+    <w:p>
+      <w:r>
+        <w:rPr>
+          <w:rFonts w:ascii="Yu Gothic Light" w:hAnsi="Yu Gothic Light"/>
+        </w:rPr>
+        <w:t xml:space="preserve">        return Node(x)</w:t>
+      </w:r>
+    </w:p>
+    <w:p>
+      <w:r>
+        <w:rPr>
+          <w:rFonts w:ascii="Yu Gothic Light" w:hAnsi="Yu Gothic Light"/>
+        </w:rPr>
+        <w:t xml:space="preserve">    if x &lt; root.data:</w:t>
+      </w:r>
+    </w:p>
+    <w:p>
+      <w:r>
+        <w:rPr>
+          <w:rFonts w:ascii="Yu Gothic Light" w:hAnsi="Yu Gothic Light"/>
+        </w:rPr>
+        <w:t xml:space="preserve">        root.left = insert(root.left, x)</w:t>
+      </w:r>
+    </w:p>
+    <w:p>
+      <w:r>
+        <w:rPr>
+          <w:rFonts w:ascii="Yu Gothic Light" w:hAnsi="Yu Gothic Light"/>
+        </w:rPr>
+        <w:t xml:space="preserve">    elif x &gt; root.data:</w:t>
+      </w:r>
+    </w:p>
+    <w:p>
+      <w:r>
+        <w:rPr>
+          <w:rFonts w:ascii="Yu Gothic Light" w:hAnsi="Yu Gothic Light"/>
+        </w:rPr>
+        <w:t xml:space="preserve">        root.right = insert(root.right, x)</w:t>
+      </w:r>
+    </w:p>
+    <w:p>
+      <w:r>
+        <w:rPr>
+          <w:rFonts w:ascii="Yu Gothic Light" w:hAnsi="Yu Gothic Light"/>
+        </w:rPr>
+        <w:t xml:space="preserve">    else:</w:t>
+      </w:r>
+    </w:p>
+    <w:p>
+      <w:r>
+        <w:rPr>
+          <w:rFonts w:ascii="Yu Gothic Light" w:hAnsi="Yu Gothic Light"/>
+        </w:rPr>
+        <w:t xml:space="preserve">        print("Duplicate value is not allowed.")</w:t>
+      </w:r>
+    </w:p>
+    <w:p>
+      <w:r>
+        <w:rPr>
+          <w:rFonts w:ascii="Yu Gothic Light" w:hAnsi="Yu Gothic Light"/>
+        </w:rPr>
+        <w:t xml:space="preserve">    return root</w:t>
+      </w:r>
+    </w:p>
+    <w:p/>
+    <w:p/>
+    <w:p>
+      <w:r>
+        <w:rPr>
+          <w:rFonts w:ascii="Yu Gothic Light" w:hAnsi="Yu Gothic Light"/>
+        </w:rPr>
+        <w:t>def inorder(root):</w:t>
+      </w:r>
+    </w:p>
+    <w:p>
+      <w:r>
+        <w:rPr>
+          <w:rFonts w:ascii="Yu Gothic Light" w:hAnsi="Yu Gothic Light"/>
+        </w:rPr>
+        <w:t xml:space="preserve">    if root is None:</w:t>
+      </w:r>
+    </w:p>
+    <w:p>
+      <w:r>
+        <w:rPr>
+          <w:rFonts w:ascii="Yu Gothic Light" w:hAnsi="Yu Gothic Light"/>
+        </w:rPr>
+        <w:t xml:space="preserve">        return</w:t>
+      </w:r>
+    </w:p>
+    <w:p>
+      <w:r>
+        <w:rPr>
+          <w:rFonts w:ascii="Yu Gothic Light" w:hAnsi="Yu Gothic Light"/>
+        </w:rPr>
+        <w:t xml:space="preserve">    inorder(root.left)</w:t>
+      </w:r>
+    </w:p>
+    <w:p>
+      <w:r>
+        <w:rPr>
+          <w:rFonts w:ascii="Yu Gothic Light" w:hAnsi="Yu Gothic Light"/>
+        </w:rPr>
+        <w:t xml:space="preserve">    print(root.data, end=" ")</w:t>
+      </w:r>
+    </w:p>
+    <w:p>
+      <w:r>
+        <w:rPr>
+          <w:rFonts w:ascii="Yu Gothic Light" w:hAnsi="Yu Gothic Light"/>
+        </w:rPr>
+        <w:t xml:space="preserve">    inorder(root.right)</w:t>
+      </w:r>
+    </w:p>
+    <w:p/>
+    <w:p>
+      <w:r>
+        <w:rPr>
+          <w:rFonts w:ascii="Yu Gothic Light" w:hAnsi="Yu Gothic Light"/>
+        </w:rPr>
+        <w:t>def preorder(root):</w:t>
+      </w:r>
+    </w:p>
+    <w:p>
+      <w:r>
+        <w:rPr>
+          <w:rFonts w:ascii="Yu Gothic Light" w:hAnsi="Yu Gothic Light"/>
+        </w:rPr>
+        <w:t xml:space="preserve">    if root is None:</w:t>
+      </w:r>
+    </w:p>
+    <w:p>
+      <w:r>
+        <w:rPr>
+          <w:rFonts w:ascii="Yu Gothic Light" w:hAnsi="Yu Gothic Light"/>
+        </w:rPr>
+        <w:t xml:space="preserve">        return</w:t>
+      </w:r>
+    </w:p>
+    <w:p>
+      <w:r>
+        <w:rPr>
+          <w:rFonts w:ascii="Yu Gothic Light" w:hAnsi="Yu Gothic Light"/>
+        </w:rPr>
+        <w:t xml:space="preserve">    print(root.data, end=" ")</w:t>
+      </w:r>
+    </w:p>
+    <w:p>
+      <w:r>
+        <w:rPr>
+          <w:rFonts w:ascii="Yu Gothic Light" w:hAnsi="Yu Gothic Light"/>
+        </w:rPr>
+        <w:t xml:space="preserve">    preorder(root.left)</w:t>
+      </w:r>
+    </w:p>
+    <w:p>
+      <w:r>
+        <w:rPr>
+          <w:rFonts w:ascii="Yu Gothic Light" w:hAnsi="Yu Gothic Light"/>
+        </w:rPr>
+        <w:t xml:space="preserve">    preorder(root.right)</w:t>
+      </w:r>
+    </w:p>
+    <w:p/>
+    <w:p>
+      <w:r>
+        <w:rPr>
+          <w:rFonts w:ascii="Yu Gothic Light" w:hAnsi="Yu Gothic Light"/>
+        </w:rPr>
+        <w:t>def postorder(root):</w:t>
+      </w:r>
+    </w:p>
+    <w:p>
+      <w:r>
+        <w:rPr>
+          <w:rFonts w:ascii="Yu Gothic Light" w:hAnsi="Yu Gothic Light"/>
+        </w:rPr>
+        <w:t xml:space="preserve">    if root is None:</w:t>
+      </w:r>
+    </w:p>
+    <w:p>
+      <w:r>
+        <w:rPr>
+          <w:rFonts w:ascii="Yu Gothic Light" w:hAnsi="Yu Gothic Light"/>
+        </w:rPr>
+        <w:t xml:space="preserve">        return</w:t>
+      </w:r>
+    </w:p>
+    <w:p>
+      <w:r>
+        <w:rPr>
+          <w:rFonts w:ascii="Yu Gothic Light" w:hAnsi="Yu Gothic Light"/>
+        </w:rPr>
+        <w:t xml:space="preserve">    postorder(root.left)</w:t>
+      </w:r>
+    </w:p>
+    <w:p>
+      <w:r>
+        <w:rPr>
+          <w:rFonts w:ascii="Yu Gothic Light" w:hAnsi="Yu Gothic Light"/>
+        </w:rPr>
+        <w:t xml:space="preserve">    postorder(root.right)</w:t>
+      </w:r>
+    </w:p>
+    <w:p>
+      <w:r>
+        <w:rPr>
+          <w:rFonts w:ascii="Yu Gothic Light" w:hAnsi="Yu Gothic Light"/>
+        </w:rPr>
+        <w:t xml:space="preserve">    print(root.data, end=" ")</w:t>
+      </w:r>
+    </w:p>
+    <w:p/>
+    <w:p>
+      <w:r>
+        <w:rPr>
+          <w:rFonts w:ascii="Yu Gothic Light" w:hAnsi="Yu Gothic Light"/>
+        </w:rPr>
+        <w:t>def find_min(root):</w:t>
+      </w:r>
+    </w:p>
+    <w:p>
+      <w:r>
+        <w:rPr>
+          <w:rFonts w:ascii="Yu Gothic Light" w:hAnsi="Yu Gothic Light"/>
+        </w:rPr>
+        <w:t xml:space="preserve">    if root is None:</w:t>
+      </w:r>
+    </w:p>
+    <w:p>
+      <w:r>
+        <w:rPr>
+          <w:rFonts w:ascii="Yu Gothic Light" w:hAnsi="Yu Gothic Light"/>
+        </w:rPr>
+        <w:t xml:space="preserve">        return None</w:t>
+      </w:r>
+    </w:p>
+    <w:p>
+      <w:r>
+        <w:rPr>
+          <w:rFonts w:ascii="Yu Gothic Light" w:hAnsi="Yu Gothic Light"/>
+        </w:rPr>
+        <w:t xml:space="preserve">    while root.left is not None:</w:t>
+      </w:r>
+    </w:p>
+    <w:p>
+      <w:r>
+        <w:rPr>
+          <w:rFonts w:ascii="Yu Gothic Light" w:hAnsi="Yu Gothic Light"/>
+        </w:rPr>
+        <w:t xml:space="preserve">        root = root.left</w:t>
+      </w:r>
+    </w:p>
+    <w:p>
+      <w:r>
+        <w:rPr>
+          <w:rFonts w:ascii="Yu Gothic Light" w:hAnsi="Yu Gothic Light"/>
+        </w:rPr>
+        <w:t xml:space="preserve">    return root</w:t>
+      </w:r>
+    </w:p>
+    <w:p/>
+    <w:p>
+      <w:r>
+        <w:rPr>
+          <w:rFonts w:ascii="Yu Gothic Light" w:hAnsi="Yu Gothic Light"/>
+        </w:rPr>
+        <w:t>def find_max(root):</w:t>
+      </w:r>
+    </w:p>
+    <w:p>
+      <w:r>
+        <w:rPr>
+          <w:rFonts w:ascii="Yu Gothic Light" w:hAnsi="Yu Gothic Light"/>
+        </w:rPr>
+        <w:t xml:space="preserve">    if root is None:</w:t>
+      </w:r>
+    </w:p>
+    <w:p>
+      <w:r>
+        <w:rPr>
+          <w:rFonts w:ascii="Yu Gothic Light" w:hAnsi="Yu Gothic Light"/>
+        </w:rPr>
+        <w:t xml:space="preserve">        return None</w:t>
+      </w:r>
+    </w:p>
+    <w:p>
+      <w:r>
+        <w:rPr>
+          <w:rFonts w:ascii="Yu Gothic Light" w:hAnsi="Yu Gothic Light"/>
+        </w:rPr>
+        <w:t xml:space="preserve">    while root.right is not None:</w:t>
+      </w:r>
+    </w:p>
+    <w:p>
+      <w:r>
+        <w:rPr>
+          <w:rFonts w:ascii="Yu Gothic Light" w:hAnsi="Yu Gothic Light"/>
+        </w:rPr>
+        <w:t xml:space="preserve">        root = root.right</w:t>
+      </w:r>
+    </w:p>
+    <w:p>
+      <w:r>
+        <w:rPr>
+          <w:rFonts w:ascii="Yu Gothic Light" w:hAnsi="Yu Gothic Light"/>
+        </w:rPr>
+        <w:t xml:space="preserve">    return root</w:t>
+      </w:r>
+    </w:p>
+    <w:p/>
+    <w:p>
+      <w:r>
+        <w:rPr>
+          <w:rFonts w:ascii="Yu Gothic Light" w:hAnsi="Yu Gothic Light"/>
+        </w:rPr>
+        <w:t>def search(root, data):</w:t>
+      </w:r>
+    </w:p>
+    <w:p>
+      <w:r>
+        <w:rPr>
+          <w:rFonts w:ascii="Yu Gothic Light" w:hAnsi="Yu Gothic Light"/>
+        </w:rPr>
+        <w:t xml:space="preserve">    if root is None:</w:t>
+      </w:r>
+    </w:p>
+    <w:p>
+      <w:r>
+        <w:rPr>
+          <w:rFonts w:ascii="Yu Gothic Light" w:hAnsi="Yu Gothic Light"/>
+        </w:rPr>
+        <w:t xml:space="preserve">        return None</w:t>
+      </w:r>
+    </w:p>
+    <w:p>
+      <w:r>
+        <w:rPr>
+          <w:rFonts w:ascii="Yu Gothic Light" w:hAnsi="Yu Gothic Light"/>
+        </w:rPr>
+        <w:t xml:space="preserve">    if data &lt; root.data:</w:t>
+      </w:r>
+    </w:p>
+    <w:p>
+      <w:r>
+        <w:rPr>
+          <w:rFonts w:ascii="Yu Gothic Light" w:hAnsi="Yu Gothic Light"/>
+        </w:rPr>
+        <w:t xml:space="preserve">        return search(root.left, data)</w:t>
+      </w:r>
+    </w:p>
+    <w:p>
+      <w:r>
+        <w:rPr>
+          <w:rFonts w:ascii="Yu Gothic Light" w:hAnsi="Yu Gothic Light"/>
+        </w:rPr>
+        <w:t xml:space="preserve">    elif data &gt; root.data:</w:t>
+      </w:r>
+    </w:p>
+    <w:p>
+      <w:r>
+        <w:rPr>
+          <w:rFonts w:ascii="Yu Gothic Light" w:hAnsi="Yu Gothic Light"/>
+        </w:rPr>
+        <w:t xml:space="preserve">        return search(root.right, data)</w:t>
+      </w:r>
+    </w:p>
+    <w:p>
+      <w:r>
+        <w:rPr>
+          <w:rFonts w:ascii="Yu Gothic Light" w:hAnsi="Yu Gothic Light"/>
+        </w:rPr>
+        <w:t xml:space="preserve">    else:</w:t>
+      </w:r>
+    </w:p>
+    <w:p>
+      <w:r>
+        <w:rPr>
+          <w:rFonts w:ascii="Yu Gothic Light" w:hAnsi="Yu Gothic Light"/>
+        </w:rPr>
+        <w:t xml:space="preserve">        return root</w:t>
+      </w:r>
+    </w:p>
+    <w:p/>
+    <w:p>
+      <w:r>
+        <w:rPr>
+          <w:rFonts w:ascii="Yu Gothic Light" w:hAnsi="Yu Gothic Light"/>
+        </w:rPr>
+        <w:t>def count_nodes(root):</w:t>
+      </w:r>
+    </w:p>
+    <w:p>
+      <w:r>
+        <w:rPr>
+          <w:rFonts w:ascii="Yu Gothic Light" w:hAnsi="Yu Gothic Light"/>
+        </w:rPr>
+        <w:t xml:space="preserve">    if root is None:</w:t>
+      </w:r>
+    </w:p>
+    <w:p>
+      <w:r>
+        <w:rPr>
+          <w:rFonts w:ascii="Yu Gothic Light" w:hAnsi="Yu Gothic Light"/>
+        </w:rPr>
+        <w:t xml:space="preserve">        return 0</w:t>
+      </w:r>
+    </w:p>
+    <w:p>
+      <w:r>
+        <w:rPr>
+          <w:rFonts w:ascii="Yu Gothic Light" w:hAnsi="Yu Gothic Light"/>
+        </w:rPr>
+        <w:t xml:space="preserve">    return count_nodes(root.left) + count_nodes(root.right) + 1</w:t>
+      </w:r>
+    </w:p>
+    <w:p/>
+    <w:p>
+      <w:r>
+        <w:rPr>
+          <w:rFonts w:ascii="Yu Gothic Light" w:hAnsi="Yu Gothic Light"/>
+        </w:rPr>
+        <w:t>def count_leaves(root):</w:t>
+      </w:r>
+    </w:p>
+    <w:p>
+      <w:r>
+        <w:rPr>
+          <w:rFonts w:ascii="Yu Gothic Light" w:hAnsi="Yu Gothic Light"/>
+        </w:rPr>
+        <w:t xml:space="preserve">    if root is None:</w:t>
+      </w:r>
+    </w:p>
+    <w:p>
+      <w:r>
+        <w:rPr>
+          <w:rFonts w:ascii="Yu Gothic Light" w:hAnsi="Yu Gothic Light"/>
+        </w:rPr>
+        <w:t xml:space="preserve">        return 0</w:t>
+      </w:r>
+    </w:p>
+    <w:p>
+      <w:r>
+        <w:rPr>
+          <w:rFonts w:ascii="Yu Gothic Light" w:hAnsi="Yu Gothic Light"/>
+        </w:rPr>
+        <w:t xml:space="preserve">    if root.left is None and root.right is None:</w:t>
+      </w:r>
+    </w:p>
+    <w:p>
+      <w:r>
+        <w:rPr>
+          <w:rFonts w:ascii="Yu Gothic Light" w:hAnsi="Yu Gothic Light"/>
+        </w:rPr>
+        <w:t xml:space="preserve">        return 1</w:t>
+      </w:r>
+    </w:p>
+    <w:p>
+      <w:r>
+        <w:rPr>
+          <w:rFonts w:ascii="Yu Gothic Light" w:hAnsi="Yu Gothic Light"/>
+        </w:rPr>
+        <w:t xml:space="preserve">    return count_leaves(root.left) + count_leaves(root.right)</w:t>
+      </w:r>
+    </w:p>
+    <w:p/>
+    <w:p>
+      <w:r>
+        <w:rPr>
+          <w:rFonts w:ascii="Yu Gothic Light" w:hAnsi="Yu Gothic Light"/>
+        </w:rPr>
+        <w:t>def count_internal(root):</w:t>
+      </w:r>
+    </w:p>
+    <w:p>
+      <w:r>
+        <w:rPr>
+          <w:rFonts w:ascii="Yu Gothic Light" w:hAnsi="Yu Gothic Light"/>
+        </w:rPr>
+        <w:t xml:space="preserve">    if root is None:</w:t>
+      </w:r>
+    </w:p>
+    <w:p>
+      <w:r>
+        <w:rPr>
+          <w:rFonts w:ascii="Yu Gothic Light" w:hAnsi="Yu Gothic Light"/>
+        </w:rPr>
+        <w:t xml:space="preserve">        return 0</w:t>
+      </w:r>
+    </w:p>
+    <w:p>
+      <w:r>
+        <w:rPr>
+          <w:rFonts w:ascii="Yu Gothic Light" w:hAnsi="Yu Gothic Light"/>
+        </w:rPr>
+        <w:t xml:space="preserve">    if root.left is None and root.right is None:</w:t>
+      </w:r>
+    </w:p>
+    <w:p>
+      <w:r>
+        <w:rPr>
+          <w:rFonts w:ascii="Yu Gothic Light" w:hAnsi="Yu Gothic Light"/>
+        </w:rPr>
+        <w:t xml:space="preserve">        return 0</w:t>
+      </w:r>
+    </w:p>
+    <w:p>
+      <w:r>
+        <w:rPr>
+          <w:rFonts w:ascii="Yu Gothic Light" w:hAnsi="Yu Gothic Light"/>
+        </w:rPr>
+        <w:t xml:space="preserve">    return count_internal(root.left) + count_internal(root.right) + 1</w:t>
+      </w:r>
+    </w:p>
+    <w:p/>
+    <w:p>
+      <w:r>
+        <w:rPr>
+          <w:rFonts w:ascii="Yu Gothic Light" w:hAnsi="Yu Gothic Light"/>
+        </w:rPr>
+        <w:t>def height(root):</w:t>
+      </w:r>
+    </w:p>
+    <w:p>
+      <w:r>
+        <w:rPr>
+          <w:rFonts w:ascii="Yu Gothic Light" w:hAnsi="Yu Gothic Light"/>
+        </w:rPr>
+        <w:t xml:space="preserve">    if root is None:</w:t>
+      </w:r>
+    </w:p>
+    <w:p>
+      <w:r>
+        <w:rPr>
+          <w:rFonts w:ascii="Yu Gothic Light" w:hAnsi="Yu Gothic Light"/>
+        </w:rPr>
+        <w:t xml:space="preserve">        return -1</w:t>
+      </w:r>
+    </w:p>
+    <w:p>
+      <w:r>
+        <w:rPr>
+          <w:rFonts w:ascii="Yu Gothic Light" w:hAnsi="Yu Gothic Light"/>
+        </w:rPr>
+        <w:t xml:space="preserve">    left_height = height(root.left)</w:t>
+      </w:r>
+    </w:p>
+    <w:p>
+      <w:r>
+        <w:rPr>
+          <w:rFonts w:ascii="Yu Gothic Light" w:hAnsi="Yu Gothic Light"/>
+        </w:rPr>
+        <w:t xml:space="preserve">    right_height = height(root.right)</w:t>
+      </w:r>
+    </w:p>
+    <w:p>
+      <w:r>
+        <w:rPr>
+          <w:rFonts w:ascii="Yu Gothic Light" w:hAnsi="Yu Gothic Light"/>
+        </w:rPr>
+        <w:t xml:space="preserve">    return max(left_height, right_height) + 1</w:t>
+      </w:r>
+    </w:p>
+    <w:p/>
+    <w:p/>
+    <w:p>
+      <w:r>
+        <w:rPr>
+          <w:rFonts w:ascii="Yu Gothic Light" w:hAnsi="Yu Gothic Light"/>
+        </w:rPr>
+        <w:t>def delete(root, x):</w:t>
+      </w:r>
+    </w:p>
+    <w:p>
+      <w:r>
+        <w:rPr>
+          <w:rFonts w:ascii="Yu Gothic Light" w:hAnsi="Yu Gothic Light"/>
+        </w:rPr>
+        <w:t xml:space="preserve">    if root is None:</w:t>
+      </w:r>
+    </w:p>
+    <w:p>
+      <w:r>
+        <w:rPr>
+          <w:rFonts w:ascii="Yu Gothic Light" w:hAnsi="Yu Gothic Light"/>
+        </w:rPr>
+        <w:t xml:space="preserve">        print("Element not found.")</w:t>
+      </w:r>
+    </w:p>
+    <w:p>
+      <w:r>
+        <w:rPr>
+          <w:rFonts w:ascii="Yu Gothic Light" w:hAnsi="Yu Gothic Light"/>
+        </w:rPr>
+        <w:t xml:space="preserve">        return None</w:t>
+      </w:r>
+    </w:p>
+    <w:p>
+      <w:r>
+        <w:rPr>
+          <w:rFonts w:ascii="Yu Gothic Light" w:hAnsi="Yu Gothic Light"/>
+        </w:rPr>
+        <w:t xml:space="preserve">    if x &lt; root.data:</w:t>
+      </w:r>
+    </w:p>
+    <w:p>
+      <w:r>
+        <w:rPr>
+          <w:rFonts w:ascii="Yu Gothic Light" w:hAnsi="Yu Gothic Light"/>
+        </w:rPr>
+        <w:t xml:space="preserve">        root.left = delete(root.left, x)</w:t>
+      </w:r>
+    </w:p>
+    <w:p>
+      <w:r>
+        <w:rPr>
+          <w:rFonts w:ascii="Yu Gothic Light" w:hAnsi="Yu Gothic Light"/>
+        </w:rPr>
+        <w:t xml:space="preserve">    elif x &gt; root.data:</w:t>
+      </w:r>
+    </w:p>
+    <w:p>
+      <w:r>
+        <w:rPr>
+          <w:rFonts w:ascii="Yu Gothic Light" w:hAnsi="Yu Gothic Light"/>
+        </w:rPr>
+        <w:t xml:space="preserve">        root.right = delete(root.right, x)</w:t>
+      </w:r>
+    </w:p>
+    <w:p>
+      <w:r>
+        <w:rPr>
+          <w:rFonts w:ascii="Yu Gothic Light" w:hAnsi="Yu Gothic Light"/>
+        </w:rPr>
+        <w:t xml:space="preserve">    else:</w:t>
+      </w:r>
+    </w:p>
+    <w:p>
+      <w:r>
+        <w:rPr>
+          <w:rFonts w:ascii="Yu Gothic Light" w:hAnsi="Yu Gothic Light"/>
+        </w:rPr>
+        <w:t xml:space="preserve">        # Case 1: Node has no children</w:t>
+      </w:r>
+    </w:p>
+    <w:p>
+      <w:r>
+        <w:rPr>
+          <w:rFonts w:ascii="Yu Gothic Light" w:hAnsi="Yu Gothic Light"/>
+        </w:rPr>
+        <w:t xml:space="preserve">        if root.left is None and root.right is None:</w:t>
+      </w:r>
+    </w:p>
+    <w:p>
+      <w:r>
+        <w:rPr>
+          <w:rFonts w:ascii="Yu Gothic Light" w:hAnsi="Yu Gothic Light"/>
+        </w:rPr>
+        <w:t xml:space="preserve">            root = None</w:t>
+      </w:r>
+    </w:p>
+    <w:p>
+      <w:r>
+        <w:rPr>
+          <w:rFonts w:ascii="Yu Gothic Light" w:hAnsi="Yu Gothic Light"/>
+        </w:rPr>
+        <w:t xml:space="preserve">        # Case 2: Node has only right child</w:t>
+      </w:r>
+    </w:p>
+    <w:p>
+      <w:r>
+        <w:rPr>
+          <w:rFonts w:ascii="Yu Gothic Light" w:hAnsi="Yu Gothic Light"/>
+        </w:rPr>
+        <w:t xml:space="preserve">        elif root.left is None:</w:t>
+      </w:r>
+    </w:p>
+    <w:p>
+      <w:r>
+        <w:rPr>
+          <w:rFonts w:ascii="Yu Gothic Light" w:hAnsi="Yu Gothic Light"/>
+        </w:rPr>
+        <w:t xml:space="preserve">            root = root.right</w:t>
+      </w:r>
+    </w:p>
+    <w:p>
+      <w:r>
+        <w:rPr>
+          <w:rFonts w:ascii="Yu Gothic Light" w:hAnsi="Yu Gothic Light"/>
+        </w:rPr>
+        <w:t xml:space="preserve">        # Case 3: Node has only left child</w:t>
+      </w:r>
+    </w:p>
+    <w:p>
+      <w:r>
+        <w:rPr>
+          <w:rFonts w:ascii="Yu Gothic Light" w:hAnsi="Yu Gothic Light"/>
+        </w:rPr>
+        <w:t xml:space="preserve">        elif root.right is None:</w:t>
+      </w:r>
+    </w:p>
+    <w:p>
+      <w:r>
+        <w:rPr>
+          <w:rFonts w:ascii="Yu Gothic Light" w:hAnsi="Yu Gothic Light"/>
+        </w:rPr>
+        <w:t xml:space="preserve">            root = root.left</w:t>
+      </w:r>
+    </w:p>
+    <w:p>
+      <w:r>
+        <w:rPr>
+          <w:rFonts w:ascii="Yu Gothic Light" w:hAnsi="Yu Gothic Light"/>
+        </w:rPr>
+        <w:t xml:space="preserve">        # Case 4: Node has two children</w:t>
+      </w:r>
+    </w:p>
+    <w:p>
+      <w:r>
+        <w:rPr>
+          <w:rFonts w:ascii="Yu Gothic Light" w:hAnsi="Yu Gothic Light"/>
+        </w:rPr>
+        <w:t xml:space="preserve">        else:</w:t>
+      </w:r>
+    </w:p>
+    <w:p>
+      <w:r>
+        <w:rPr>
+          <w:rFonts w:ascii="Yu Gothic Light" w:hAnsi="Yu Gothic Light"/>
+        </w:rPr>
+        <w:t xml:space="preserve">            successor = find_min(root.right)</w:t>
+      </w:r>
+    </w:p>
+    <w:p>
+      <w:r>
+        <w:rPr>
+          <w:rFonts w:ascii="Yu Gothic Light" w:hAnsi="Yu Gothic Light"/>
+        </w:rPr>
+        <w:t xml:space="preserve">            root.data = successor.data</w:t>
+      </w:r>
+    </w:p>
+    <w:p>
+      <w:r>
+        <w:rPr>
+          <w:rFonts w:ascii="Yu Gothic Light" w:hAnsi="Yu Gothic Light"/>
+        </w:rPr>
+        <w:t xml:space="preserve">            root.right = delete(root.right, successor.data)</w:t>
+      </w:r>
+    </w:p>
+    <w:p>
+      <w:r>
+        <w:rPr>
+          <w:rFonts w:ascii="Yu Gothic Light" w:hAnsi="Yu Gothic Light"/>
+        </w:rPr>
+        <w:t xml:space="preserve">    return root</w:t>
+      </w:r>
+    </w:p>
+    <w:p/>
+    <w:p>
+      <w:r>
+        <w:rPr>
+          <w:rFonts w:ascii="Yu Gothic Light" w:hAnsi="Yu Gothic Light"/>
+        </w:rPr>
+        <w:t>def print_level(root, level):</w:t>
+      </w:r>
+    </w:p>
+    <w:p>
+      <w:r>
+        <w:rPr>
+          <w:rFonts w:ascii="Yu Gothic Light" w:hAnsi="Yu Gothic Light"/>
+        </w:rPr>
+        <w:t xml:space="preserve">    if root is None:</w:t>
+      </w:r>
+    </w:p>
+    <w:p>
+      <w:r>
+        <w:rPr>
+          <w:rFonts w:ascii="Yu Gothic Light" w:hAnsi="Yu Gothic Light"/>
+        </w:rPr>
+        <w:t xml:space="preserve">        return</w:t>
+      </w:r>
+    </w:p>
+    <w:p>
+      <w:r>
+        <w:rPr>
+          <w:rFonts w:ascii="Yu Gothic Light" w:hAnsi="Yu Gothic Light"/>
+        </w:rPr>
+        <w:t xml:space="preserve">    if level == 0:</w:t>
+      </w:r>
+    </w:p>
+    <w:p>
+      <w:r>
+        <w:rPr>
+          <w:rFonts w:ascii="Yu Gothic Light" w:hAnsi="Yu Gothic Light"/>
+        </w:rPr>
+        <w:t xml:space="preserve">        print(root.data, end=" ")</w:t>
+      </w:r>
+    </w:p>
+    <w:p>
+      <w:r>
+        <w:rPr>
+          <w:rFonts w:ascii="Yu Gothic Light" w:hAnsi="Yu Gothic Light"/>
+        </w:rPr>
+        <w:t xml:space="preserve">    else:</w:t>
+      </w:r>
+    </w:p>
+    <w:p>
+      <w:r>
+        <w:rPr>
+          <w:rFonts w:ascii="Yu Gothic Light" w:hAnsi="Yu Gothic Light"/>
+        </w:rPr>
+        <w:t xml:space="preserve">        print_level(root.left, level - 1)</w:t>
+      </w:r>
+    </w:p>
+    <w:p>
+      <w:r>
+        <w:rPr>
+          <w:rFonts w:ascii="Yu Gothic Light" w:hAnsi="Yu Gothic Light"/>
+        </w:rPr>
+        <w:t xml:space="preserve">        print_level(root.right, level - 1)</w:t>
+      </w:r>
+    </w:p>
+    <w:p/>
+    <w:p/>
+    <w:p>
+      <w:r>
+        <w:rPr>
+          <w:rFonts w:ascii="Yu Gothic Light" w:hAnsi="Yu Gothic Light"/>
+        </w:rPr>
+        <w:t>def level_order(root):</w:t>
+      </w:r>
+    </w:p>
+    <w:p>
+      <w:r>
+        <w:rPr>
+          <w:rFonts w:ascii="Yu Gothic Light" w:hAnsi="Yu Gothic Light"/>
+        </w:rPr>
+        <w:t xml:space="preserve">    h = height(root)</w:t>
+      </w:r>
+    </w:p>
+    <w:p>
+      <w:r>
+        <w:rPr>
+          <w:rFonts w:ascii="Yu Gothic Light" w:hAnsi="Yu Gothic Light"/>
+        </w:rPr>
+        <w:t xml:space="preserve">    for level in range(h):</w:t>
+      </w:r>
+    </w:p>
+    <w:p>
+      <w:r>
+        <w:rPr>
+          <w:rFonts w:ascii="Yu Gothic Light" w:hAnsi="Yu Gothic Light"/>
+        </w:rPr>
+        <w:t xml:space="preserve">        print_level(root, level)</w:t>
+      </w:r>
+    </w:p>
+    <w:p/>
+    <w:p>
+      <w:r>
+        <w:rPr>
+          <w:rFonts w:ascii="Yu Gothic Light" w:hAnsi="Yu Gothic Light"/>
+        </w:rPr>
+        <w:t>root = None</w:t>
+      </w:r>
+    </w:p>
+    <w:p>
+      <w:r>
+        <w:rPr>
+          <w:rFonts w:ascii="Yu Gothic Light" w:hAnsi="Yu Gothic Light"/>
+        </w:rPr>
+        <w:t>while True:</w:t>
+      </w:r>
+    </w:p>
+    <w:p>
+      <w:r>
+        <w:rPr>
+          <w:rFonts w:ascii="Yu Gothic Light" w:hAnsi="Yu Gothic Light"/>
+        </w:rPr>
+        <w:t xml:space="preserve">    print("\n\n******** BINARY SEARCH TREE ********")</w:t>
+      </w:r>
+    </w:p>
+    <w:p>
+      <w:r>
+        <w:rPr>
+          <w:rFonts w:ascii="Yu Gothic Light" w:hAnsi="Yu Gothic Light"/>
+        </w:rPr>
+        <w:t xml:space="preserve">    print("1. INSERT")</w:t>
+      </w:r>
+    </w:p>
+    <w:p>
+      <w:r>
+        <w:rPr>
+          <w:rFonts w:ascii="Yu Gothic Light" w:hAnsi="Yu Gothic Light"/>
+        </w:rPr>
+        <w:t xml:space="preserve">    print("2. PREORDER TRAVERSAL")</w:t>
+      </w:r>
+    </w:p>
+    <w:p>
+      <w:r>
+        <w:rPr>
+          <w:rFonts w:ascii="Yu Gothic Light" w:hAnsi="Yu Gothic Light"/>
+        </w:rPr>
+        <w:t xml:space="preserve">    print("3. INORDER TRAVERSAL")</w:t>
+      </w:r>
+    </w:p>
+    <w:p>
+      <w:r>
+        <w:rPr>
+          <w:rFonts w:ascii="Yu Gothic Light" w:hAnsi="Yu Gothic Light"/>
+        </w:rPr>
+        <w:t xml:space="preserve">    print("4. POSTORDER TRAVERSAL")</w:t>
+      </w:r>
+    </w:p>
+    <w:p>
+      <w:r>
+        <w:rPr>
+          <w:rFonts w:ascii="Yu Gothic Light" w:hAnsi="Yu Gothic Light"/>
+        </w:rPr>
+        <w:t xml:space="preserve">    print("5. FIND MINIMUM")</w:t>
+      </w:r>
+    </w:p>
+    <w:p>
+      <w:r>
+        <w:rPr>
+          <w:rFonts w:ascii="Yu Gothic Light" w:hAnsi="Yu Gothic Light"/>
+        </w:rPr>
+        <w:t xml:space="preserve">    print("6. FIND MAXIMUM")</w:t>
+      </w:r>
+    </w:p>
+    <w:p>
+      <w:r>
+        <w:rPr>
+          <w:rFonts w:ascii="Yu Gothic Light" w:hAnsi="Yu Gothic Light"/>
+        </w:rPr>
+        <w:t xml:space="preserve">    print("7. SEARCH")</w:t>
+      </w:r>
+    </w:p>
+    <w:p>
+      <w:r>
+        <w:rPr>
+          <w:rFonts w:ascii="Yu Gothic Light" w:hAnsi="Yu Gothic Light"/>
+        </w:rPr>
+        <w:t xml:space="preserve">    print("8. DELETE")</w:t>
+      </w:r>
+    </w:p>
+    <w:p>
+      <w:r>
+        <w:rPr>
+          <w:rFonts w:ascii="Yu Gothic Light" w:hAnsi="Yu Gothic Light"/>
+        </w:rPr>
+        <w:t xml:space="preserve">    print("9. COUNT NODES")</w:t>
+      </w:r>
+    </w:p>
+    <w:p>
+      <w:r>
+        <w:rPr>
+          <w:rFonts w:ascii="Yu Gothic Light" w:hAnsi="Yu Gothic Light"/>
+        </w:rPr>
+        <w:t xml:space="preserve">    print("10. COUNT LEAVES")</w:t>
+      </w:r>
+    </w:p>
+    <w:p>
+      <w:r>
+        <w:rPr>
+          <w:rFonts w:ascii="Yu Gothic Light" w:hAnsi="Yu Gothic Light"/>
+        </w:rPr>
+        <w:t xml:space="preserve">    print("11. COUNT INTERNAL NODES")</w:t>
+      </w:r>
+    </w:p>
+    <w:p>
+      <w:r>
+        <w:rPr>
+          <w:rFonts w:ascii="Yu Gothic Light" w:hAnsi="Yu Gothic Light"/>
+        </w:rPr>
+        <w:t xml:space="preserve">    print("12. HEIGHT")</w:t>
+      </w:r>
+    </w:p>
+    <w:p>
+      <w:r>
+        <w:rPr>
+          <w:rFonts w:ascii="Yu Gothic Light" w:hAnsi="Yu Gothic Light"/>
+        </w:rPr>
+        <w:t xml:space="preserve">    print("13. LEVEL ORDER TRAVERSAL")</w:t>
+      </w:r>
+    </w:p>
+    <w:p>
+      <w:r>
+        <w:rPr>
+          <w:rFonts w:ascii="Yu Gothic Light" w:hAnsi="Yu Gothic Light"/>
+        </w:rPr>
+        <w:t xml:space="preserve">    print("14. EXIT")</w:t>
+      </w:r>
+    </w:p>
+    <w:p/>
+    <w:p>
+      <w:r>
+        <w:rPr>
+          <w:rFonts w:ascii="Yu Gothic Light" w:hAnsi="Yu Gothic Light"/>
+        </w:rPr>
+        <w:t xml:space="preserve">    choice = int(input("Enter your choice: "))</w:t>
+      </w:r>
+    </w:p>
+    <w:p>
+      <w:r>
+        <w:rPr>
+          <w:rFonts w:ascii="Yu Gothic Light" w:hAnsi="Yu Gothic Light"/>
+        </w:rPr>
+        <w:t xml:space="preserve">    if choice == 1:</w:t>
+      </w:r>
+    </w:p>
+    <w:p>
+      <w:r>
+        <w:rPr>
+          <w:rFonts w:ascii="Yu Gothic Light" w:hAnsi="Yu Gothic Light"/>
+        </w:rPr>
+        <w:t xml:space="preserve">        data = int(input("Enter the data to be inserted: "))</w:t>
+      </w:r>
+    </w:p>
+    <w:p>
+      <w:r>
+        <w:rPr>
+          <w:rFonts w:ascii="Yu Gothic Light" w:hAnsi="Yu Gothic Light"/>
+        </w:rPr>
+        <w:t xml:space="preserve">        root = insert(root, data)</w:t>
+      </w:r>
+    </w:p>
+    <w:p>
+      <w:r>
+        <w:rPr>
+          <w:rFonts w:ascii="Yu Gothic Light" w:hAnsi="Yu Gothic Light"/>
+        </w:rPr>
+        <w:t xml:space="preserve">        print("Element inserted successfully.")</w:t>
+      </w:r>
+    </w:p>
+    <w:p>
+      <w:r>
+        <w:rPr>
+          <w:rFonts w:ascii="Yu Gothic Light" w:hAnsi="Yu Gothic Light"/>
+        </w:rPr>
+        <w:t xml:space="preserve">    elif choice == 2:</w:t>
+      </w:r>
+    </w:p>
+    <w:p>
+      <w:r>
+        <w:rPr>
+          <w:rFonts w:ascii="Yu Gothic Light" w:hAnsi="Yu Gothic Light"/>
+        </w:rPr>
+        <w:t xml:space="preserve">        print("Preorder Traversal:", end=" ")</w:t>
+      </w:r>
+    </w:p>
+    <w:p>
+      <w:r>
+        <w:rPr>
+          <w:rFonts w:ascii="Yu Gothic Light" w:hAnsi="Yu Gothic Light"/>
+        </w:rPr>
+        <w:t xml:space="preserve">        if root is None:</w:t>
+      </w:r>
+    </w:p>
+    <w:p>
+      <w:r>
+        <w:rPr>
+          <w:rFonts w:ascii="Yu Gothic Light" w:hAnsi="Yu Gothic Light"/>
+        </w:rPr>
+        <w:t xml:space="preserve">            print("Tree is empty.")</w:t>
+      </w:r>
+    </w:p>
+    <w:p>
+      <w:r>
+        <w:rPr>
+          <w:rFonts w:ascii="Yu Gothic Light" w:hAnsi="Yu Gothic Light"/>
+        </w:rPr>
+        <w:t xml:space="preserve">        else:</w:t>
+      </w:r>
+    </w:p>
+    <w:p>
+      <w:r>
+        <w:rPr>
+          <w:rFonts w:ascii="Yu Gothic Light" w:hAnsi="Yu Gothic Light"/>
+        </w:rPr>
+        <w:t xml:space="preserve">            preorder(root)</w:t>
+      </w:r>
+    </w:p>
+    <w:p>
+      <w:r>
+        <w:rPr>
+          <w:rFonts w:ascii="Yu Gothic Light" w:hAnsi="Yu Gothic Light"/>
+        </w:rPr>
+        <w:t xml:space="preserve">            print()</w:t>
+      </w:r>
+    </w:p>
+    <w:p>
+      <w:r>
+        <w:rPr>
+          <w:rFonts w:ascii="Yu Gothic Light" w:hAnsi="Yu Gothic Light"/>
+        </w:rPr>
+        <w:t xml:space="preserve">    elif choice == 3:</w:t>
+      </w:r>
+    </w:p>
+    <w:p>
+      <w:r>
+        <w:rPr>
+          <w:rFonts w:ascii="Yu Gothic Light" w:hAnsi="Yu Gothic Light"/>
+        </w:rPr>
+        <w:t xml:space="preserve">        print("Inorder Traversal:", end=" ")</w:t>
+      </w:r>
+    </w:p>
+    <w:p>
+      <w:r>
+        <w:rPr>
+          <w:rFonts w:ascii="Yu Gothic Light" w:hAnsi="Yu Gothic Light"/>
+        </w:rPr>
+        <w:t xml:space="preserve">        if root is None:</w:t>
+      </w:r>
+    </w:p>
+    <w:p>
+      <w:r>
+        <w:rPr>
+          <w:rFonts w:ascii="Yu Gothic Light" w:hAnsi="Yu Gothic Light"/>
+        </w:rPr>
+        <w:t xml:space="preserve">            print("Tree is empty.")</w:t>
+      </w:r>
+    </w:p>
+    <w:p>
+      <w:r>
+        <w:rPr>
+          <w:rFonts w:ascii="Yu Gothic Light" w:hAnsi="Yu Gothic Light"/>
+        </w:rPr>
+        <w:t xml:space="preserve">        else:</w:t>
+      </w:r>
+    </w:p>
+    <w:p>
+      <w:r>
+        <w:rPr>
+          <w:rFonts w:ascii="Yu Gothic Light" w:hAnsi="Yu Gothic Light"/>
+        </w:rPr>
+        <w:t xml:space="preserve">            inorder(root)</w:t>
+      </w:r>
+    </w:p>
+    <w:p>
+      <w:r>
+        <w:rPr>
+          <w:rFonts w:ascii="Yu Gothic Light" w:hAnsi="Yu Gothic Light"/>
+        </w:rPr>
+        <w:t xml:space="preserve">            print()</w:t>
+      </w:r>
+    </w:p>
+    <w:p>
+      <w:r>
+        <w:rPr>
+          <w:rFonts w:ascii="Yu Gothic Light" w:hAnsi="Yu Gothic Light"/>
+        </w:rPr>
+        <w:t xml:space="preserve">    elif choice == 4:</w:t>
+      </w:r>
+    </w:p>
+    <w:p>
+      <w:r>
+        <w:rPr>
+          <w:rFonts w:ascii="Yu Gothic Light" w:hAnsi="Yu Gothic Light"/>
+        </w:rPr>
+        <w:t xml:space="preserve">        print("Postorder Traversal:", end=" ")</w:t>
+      </w:r>
+    </w:p>
+    <w:p>
+      <w:r>
+        <w:rPr>
+          <w:rFonts w:ascii="Yu Gothic Light" w:hAnsi="Yu Gothic Light"/>
+        </w:rPr>
+        <w:t xml:space="preserve">        if root is None:</w:t>
+      </w:r>
+    </w:p>
+    <w:p>
+      <w:r>
+        <w:rPr>
+          <w:rFonts w:ascii="Yu Gothic Light" w:hAnsi="Yu Gothic Light"/>
+        </w:rPr>
+        <w:t xml:space="preserve">            print("Tree is empty.")</w:t>
+      </w:r>
+    </w:p>
+    <w:p>
+      <w:r>
+        <w:rPr>
+          <w:rFonts w:ascii="Yu Gothic Light" w:hAnsi="Yu Gothic Light"/>
+        </w:rPr>
+        <w:t xml:space="preserve">        else:</w:t>
+      </w:r>
+    </w:p>
+    <w:p>
+      <w:r>
+        <w:rPr>
+          <w:rFonts w:ascii="Yu Gothic Light" w:hAnsi="Yu Gothic Light"/>
+        </w:rPr>
+        <w:t xml:space="preserve">            postorder(root)</w:t>
+      </w:r>
+    </w:p>
+    <w:p>
+      <w:r>
+        <w:rPr>
+          <w:rFonts w:ascii="Yu Gothic Light" w:hAnsi="Yu Gothic Light"/>
+        </w:rPr>
+        <w:t xml:space="preserve">            print()</w:t>
+      </w:r>
+    </w:p>
+    <w:p>
+      <w:r>
+        <w:rPr>
+          <w:rFonts w:ascii="Yu Gothic Light" w:hAnsi="Yu Gothic Light"/>
+        </w:rPr>
+        <w:t xml:space="preserve">    elif choice == 5:</w:t>
+      </w:r>
+    </w:p>
+    <w:p>
+      <w:r>
+        <w:rPr>
+          <w:rFonts w:ascii="Yu Gothic Light" w:hAnsi="Yu Gothic Light"/>
+        </w:rPr>
+        <w:t xml:space="preserve">        node = find_min(root)</w:t>
+      </w:r>
+    </w:p>
+    <w:p>
+      <w:r>
+        <w:rPr>
+          <w:rFonts w:ascii="Yu Gothic Light" w:hAnsi="Yu Gothic Light"/>
+        </w:rPr>
+        <w:t xml:space="preserve">        if node is None:</w:t>
+      </w:r>
+    </w:p>
+    <w:p>
+      <w:r>
+        <w:rPr>
+          <w:rFonts w:ascii="Yu Gothic Light" w:hAnsi="Yu Gothic Light"/>
+        </w:rPr>
+        <w:t xml:space="preserve">            print("Tree is empty.")</w:t>
+      </w:r>
+    </w:p>
+    <w:p>
+      <w:r>
+        <w:rPr>
+          <w:rFonts w:ascii="Yu Gothic Light" w:hAnsi="Yu Gothic Light"/>
+        </w:rPr>
+        <w:t xml:space="preserve">        else:</w:t>
+      </w:r>
+    </w:p>
+    <w:p>
+      <w:r>
+        <w:rPr>
+          <w:rFonts w:ascii="Yu Gothic Light" w:hAnsi="Yu Gothic Light"/>
+        </w:rPr>
+        <w:t xml:space="preserve">            print("Minimum element:", node.data)</w:t>
+      </w:r>
+    </w:p>
+    <w:p>
+      <w:r>
+        <w:rPr>
+          <w:rFonts w:ascii="Yu Gothic Light" w:hAnsi="Yu Gothic Light"/>
+        </w:rPr>
+        <w:t xml:space="preserve">    elif choice == 6:</w:t>
+      </w:r>
+    </w:p>
+    <w:p>
+      <w:r>
+        <w:rPr>
+          <w:rFonts w:ascii="Yu Gothic Light" w:hAnsi="Yu Gothic Light"/>
+        </w:rPr>
+        <w:t xml:space="preserve">        node = find_max(root)</w:t>
+      </w:r>
+    </w:p>
+    <w:p>
+      <w:r>
+        <w:rPr>
+          <w:rFonts w:ascii="Yu Gothic Light" w:hAnsi="Yu Gothic Light"/>
+        </w:rPr>
+        <w:t xml:space="preserve">        if node is None:</w:t>
+      </w:r>
+    </w:p>
+    <w:p>
+      <w:r>
+        <w:rPr>
+          <w:rFonts w:ascii="Yu Gothic Light" w:hAnsi="Yu Gothic Light"/>
+        </w:rPr>
+        <w:t xml:space="preserve">            print("Tree is empty.")</w:t>
+      </w:r>
+    </w:p>
+    <w:p>
+      <w:r>
+        <w:rPr>
+          <w:rFonts w:ascii="Yu Gothic Light" w:hAnsi="Yu Gothic Light"/>
+        </w:rPr>
+        <w:t xml:space="preserve">        else:</w:t>
+      </w:r>
+    </w:p>
+    <w:p>
+      <w:r>
+        <w:rPr>
+          <w:rFonts w:ascii="Yu Gothic Light" w:hAnsi="Yu Gothic Light"/>
+        </w:rPr>
+        <w:t xml:space="preserve">            print("Maximum element:", node.data)</w:t>
+      </w:r>
+    </w:p>
+    <w:p>
+      <w:r>
+        <w:rPr>
+          <w:rFonts w:ascii="Yu Gothic Light" w:hAnsi="Yu Gothic Light"/>
+        </w:rPr>
+        <w:t xml:space="preserve">    elif choice == 7:</w:t>
+      </w:r>
+    </w:p>
+    <w:p>
+      <w:r>
+        <w:rPr>
+          <w:rFonts w:ascii="Yu Gothic Light" w:hAnsi="Yu Gothic Light"/>
+        </w:rPr>
+        <w:t xml:space="preserve">        data = int(input("Enter the data to be searched: "))</w:t>
+      </w:r>
+    </w:p>
+    <w:p>
+      <w:r>
+        <w:rPr>
+          <w:rFonts w:ascii="Yu Gothic Light" w:hAnsi="Yu Gothic Light"/>
+        </w:rPr>
+        <w:t xml:space="preserve">        node = search(root, data)</w:t>
+      </w:r>
+    </w:p>
+    <w:p>
+      <w:r>
+        <w:rPr>
+          <w:rFonts w:ascii="Yu Gothic Light" w:hAnsi="Yu Gothic Light"/>
+        </w:rPr>
+        <w:t xml:space="preserve">        if node is None:</w:t>
+      </w:r>
+    </w:p>
+    <w:p>
+      <w:r>
+        <w:rPr>
+          <w:rFonts w:ascii="Yu Gothic Light" w:hAnsi="Yu Gothic Light"/>
+        </w:rPr>
+        <w:t xml:space="preserve">            print("Element", data, "is not found.")</w:t>
+      </w:r>
+    </w:p>
+    <w:p>
+      <w:r>
+        <w:rPr>
+          <w:rFonts w:ascii="Yu Gothic Light" w:hAnsi="Yu Gothic Light"/>
+        </w:rPr>
+        <w:t xml:space="preserve">        else:</w:t>
+      </w:r>
+    </w:p>
+    <w:p>
+      <w:r>
+        <w:rPr>
+          <w:rFonts w:ascii="Yu Gothic Light" w:hAnsi="Yu Gothic Light"/>
+        </w:rPr>
+        <w:t xml:space="preserve">            print("Element", data, "is found.")</w:t>
+      </w:r>
+    </w:p>
+    <w:p>
+      <w:r>
+        <w:rPr>
+          <w:rFonts w:ascii="Yu Gothic Light" w:hAnsi="Yu Gothic Light"/>
+        </w:rPr>
+        <w:t xml:space="preserve">    elif choice == 8:</w:t>
+      </w:r>
+    </w:p>
+    <w:p>
+      <w:r>
+        <w:rPr>
+          <w:rFonts w:ascii="Yu Gothic Light" w:hAnsi="Yu Gothic Light"/>
+        </w:rPr>
+        <w:t xml:space="preserve">        data = int(input("Enter the data to be deleted: "))</w:t>
+      </w:r>
+    </w:p>
+    <w:p>
+      <w:r>
+        <w:rPr>
+          <w:rFonts w:ascii="Yu Gothic Light" w:hAnsi="Yu Gothic Light"/>
+        </w:rPr>
+        <w:t xml:space="preserve">        root = delete(root, data)</w:t>
+      </w:r>
+    </w:p>
+    <w:p>
+      <w:r>
+        <w:rPr>
+          <w:rFonts w:ascii="Yu Gothic Light" w:hAnsi="Yu Gothic Light"/>
+        </w:rPr>
+        <w:t xml:space="preserve">    elif choice == 9:</w:t>
+      </w:r>
+    </w:p>
+    <w:p>
+      <w:r>
+        <w:rPr>
+          <w:rFonts w:ascii="Yu Gothic Light" w:hAnsi="Yu Gothic Light"/>
+        </w:rPr>
+        <w:t xml:space="preserve">        print("Number of nodes:", count_nodes(root))</w:t>
+      </w:r>
+    </w:p>
+    <w:p>
+      <w:r>
+        <w:rPr>
+          <w:rFonts w:ascii="Yu Gothic Light" w:hAnsi="Yu Gothic Light"/>
+        </w:rPr>
+        <w:t xml:space="preserve">    elif choice == 10:</w:t>
+      </w:r>
+    </w:p>
+    <w:p>
+      <w:r>
+        <w:rPr>
+          <w:rFonts w:ascii="Yu Gothic Light" w:hAnsi="Yu Gothic Light"/>
+        </w:rPr>
+        <w:t xml:space="preserve">        print("Number of leaf nodes:", count_leaves(root))</w:t>
+      </w:r>
+    </w:p>
+    <w:p>
+      <w:r>
+        <w:rPr>
+          <w:rFonts w:ascii="Yu Gothic Light" w:hAnsi="Yu Gothic Light"/>
+        </w:rPr>
+        <w:t xml:space="preserve">    elif choice == 11:</w:t>
+      </w:r>
+    </w:p>
+    <w:p>
+      <w:r>
+        <w:rPr>
+          <w:rFonts w:ascii="Yu Gothic Light" w:hAnsi="Yu Gothic Light"/>
+        </w:rPr>
+        <w:t xml:space="preserve">        print("Number of internal nodes:", count_internal(root))</w:t>
+      </w:r>
+    </w:p>
+    <w:p>
+      <w:r>
+        <w:rPr>
+          <w:rFonts w:ascii="Yu Gothic Light" w:hAnsi="Yu Gothic Light"/>
+        </w:rPr>
+        <w:t xml:space="preserve">    elif choice == 12:</w:t>
+      </w:r>
+    </w:p>
+    <w:p>
+      <w:r>
+        <w:rPr>
+          <w:rFonts w:ascii="Yu Gothic Light" w:hAnsi="Yu Gothic Light"/>
+        </w:rPr>
+        <w:t xml:space="preserve">        print("Height of BST:", height(root))</w:t>
+      </w:r>
+    </w:p>
+    <w:p>
+      <w:r>
+        <w:rPr>
+          <w:rFonts w:ascii="Yu Gothic Light" w:hAnsi="Yu Gothic Light"/>
+        </w:rPr>
+        <w:t xml:space="preserve">    elif choice == 13:</w:t>
+      </w:r>
+    </w:p>
+    <w:p>
+      <w:r>
+        <w:rPr>
+          <w:rFonts w:ascii="Yu Gothic Light" w:hAnsi="Yu Gothic Light"/>
+        </w:rPr>
+        <w:t xml:space="preserve">        print("Level Order Traversal:", end=" ")</w:t>
+      </w:r>
+    </w:p>
+    <w:p>
+      <w:r>
+        <w:rPr>
+          <w:rFonts w:ascii="Yu Gothic Light" w:hAnsi="Yu Gothic Light"/>
+        </w:rPr>
+        <w:t xml:space="preserve">        if root is None:</w:t>
+      </w:r>
+    </w:p>
+    <w:p>
+      <w:r>
+        <w:rPr>
+          <w:rFonts w:ascii="Yu Gothic Light" w:hAnsi="Yu Gothic Light"/>
+        </w:rPr>
+        <w:t xml:space="preserve">            print("Tree is empty.")</w:t>
+      </w:r>
+    </w:p>
+    <w:p>
+      <w:r>
+        <w:rPr>
+          <w:rFonts w:ascii="Yu Gothic Light" w:hAnsi="Yu Gothic Light"/>
+        </w:rPr>
+        <w:t xml:space="preserve">        else:</w:t>
+      </w:r>
+    </w:p>
+    <w:p>
+      <w:r>
+        <w:rPr>
+          <w:rFonts w:ascii="Yu Gothic Light" w:hAnsi="Yu Gothic Light"/>
+        </w:rPr>
+        <w:t xml:space="preserve">            level_order(root)</w:t>
+      </w:r>
+    </w:p>
+    <w:p>
+      <w:r>
+        <w:rPr>
+          <w:rFonts w:ascii="Yu Gothic Light" w:hAnsi="Yu Gothic Light"/>
+        </w:rPr>
+        <w:t xml:space="preserve">            print()</w:t>
+      </w:r>
+    </w:p>
+    <w:p>
+      <w:r>
+        <w:rPr>
+          <w:rFonts w:ascii="Yu Gothic Light" w:hAnsi="Yu Gothic Light"/>
+        </w:rPr>
+        <w:t xml:space="preserve">    elif choice == 14:</w:t>
+      </w:r>
+    </w:p>
+    <w:p>
+      <w:r>
+        <w:rPr>
+          <w:rFonts w:ascii="Yu Gothic Light" w:hAnsi="Yu Gothic Light"/>
+        </w:rPr>
+        <w:t xml:space="preserve">        print("Program terminated.")</w:t>
+      </w:r>
+    </w:p>
+    <w:p>
+      <w:r>
+        <w:rPr>
+          <w:rFonts w:ascii="Yu Gothic Light" w:hAnsi="Yu Gothic Light"/>
+        </w:rPr>
+        <w:t xml:space="preserve">        break</w:t>
+      </w:r>
+    </w:p>
+    <w:p>
+      <w:r>
+        <w:rPr>
+          <w:rFonts w:ascii="Yu Gothic Light" w:hAnsi="Yu Gothic Light"/>
+        </w:rPr>
+        <w:t xml:space="preserve">    else:</w:t>
+      </w:r>
+    </w:p>
+    <w:p>
+      <w:r>
+        <w:rPr>
+          <w:rFonts w:ascii="Yu Gothic Light" w:hAnsi="Yu Gothic Light"/>
+        </w:rPr>
+        <w:t xml:space="preserve">        print("Invalid choice. Please try again.")</w:t>
+      </w:r>
+    </w:p>
+    <w:p/>
+    <w:p>
+      <w:r>
+        <w:rPr>
+          <w:rFonts w:ascii="Yu Gothic Light" w:hAnsi="Yu Gothic Light"/>
+          <w:b/>
+        </w:rPr>
+        <w:t>Output(+Ve Case):</w:t>
+      </w:r>
+    </w:p>
+    <w:p/>
+    <w:p/>
+    <w:p/>
+    <w:p/>
+    <w:p/>
+    <w:p>
+      <w:r>
+        <w:rPr>
+          <w:rFonts w:ascii="Yu Gothic Light" w:hAnsi="Yu Gothic Light"/>
+          <w:b/>
+        </w:rPr>
+        <w:t>Output(-Ve Case):</w:t>
+      </w:r>
+    </w:p>
+    <w:p/>
+    <w:p/>
+    <w:p/>
+    <w:p/>
+    <w:p/>
+    <w:p>
+      <w:r>
+        <w:rPr>
+          <w:rFonts w:ascii="Yu Gothic Light" w:hAnsi="Yu Gothic Light"/>
+          <w:b/>
+        </w:rPr>
+        <w:t xml:space="preserve">Explanation : </w:t>
+      </w:r>
+      <w:r>
+        <w:rPr>
+          <w:rFonts w:ascii="Yu Gothic Light" w:hAnsi="Yu Gothic Light"/>
+        </w:rPr>
+        <w:t>In the positive scenario, the Binary Search Tree satisfies the BST invariant (left subtree values &lt; root value &lt; right subtree values), providing logarithmic search, insertion, and deletion on average. The Inorder traversal naturally prints all tree elements in sorted ascending order. In the negative scenario, attempting to insert duplicate keys prints 'Duplicate value is not allowed.', searching for or deleting an absent element outputs 'Element &lt;x&gt; is not found' or 'Element not found', and operations on an empty tree report 'Tree is empty', ensuring system stability without exceptions.</w:t>
+      </w:r>
+    </w:p>
+    <w:p/>
+    <w:p/>
     <w:sectPr>
       <w:headerReference w:type="default" r:id="rId31"/>
       <w:footerReference w:type="default" r:id="rId32"/>
